--- a/assignment3/docs/Text Analysis - Assignment 3 - Sara Murphy.docx
+++ b/assignment3/docs/Text Analysis - Assignment 3 - Sara Murphy.docx
@@ -60,6 +60,7 @@
           <w:b/>
           <w:bCs/>
           <w:color w:val="000000" w:themeColor="text1"/>
+          <w:u w:val="single"/>
           <w:lang w:val="en-CA"/>
         </w:rPr>
       </w:pPr>
@@ -70,6 +71,7 @@
           <w:bCs/>
           <w:color w:val="000000" w:themeColor="text1"/>
           <w:highlight w:val="yellow"/>
+          <w:u w:val="single"/>
           <w:lang w:val="en-CA"/>
         </w:rPr>
         <w:t>Part I:</w:t>
@@ -328,31 +330,7 @@
           <w:color w:val="000000"/>
           <w:lang w:val="en-CA"/>
         </w:rPr>
-        <w:t xml:space="preserve"> restrictions on </w:t>
-      </w:r>
-      <w:r>
-        <w:rPr>
-          <w:rFonts w:eastAsia="Times New Roman" w:cs="Times New Roman"/>
-          <w:color w:val="000000"/>
-          <w:lang w:val="en-CA"/>
-        </w:rPr>
-        <w:t xml:space="preserve">domestic </w:t>
-      </w:r>
-      <w:r>
-        <w:rPr>
-          <w:rFonts w:eastAsia="Times New Roman" w:cs="Times New Roman"/>
-          <w:color w:val="000000"/>
-          <w:lang w:val="en-CA"/>
-        </w:rPr>
-        <w:t>tuition fees, which some Ontario universities have attributed as the cause of poor financial performance post-2019</w:t>
-      </w:r>
-      <w:r>
-        <w:rPr>
-          <w:rFonts w:eastAsia="Times New Roman" w:cs="Times New Roman"/>
-          <w:color w:val="000000"/>
-          <w:lang w:val="en-CA"/>
-        </w:rPr>
-        <w:t xml:space="preserve">. </w:t>
+        <w:t xml:space="preserve"> restrictions on domestic tuition fees, which some Ontario universities have attributed as the cause of poor financial performance post-2019. </w:t>
       </w:r>
       <w:r>
         <w:rPr>
@@ -392,15 +370,7 @@
           <w:color w:val="000000"/>
           <w:lang w:val="en-CA"/>
         </w:rPr>
-        <w:t>I want to see if there are differences in how these organizations perceive the external market and their place within it and if those differences are correlated with differences in financial results incurred t+1.</w:t>
-      </w:r>
-      <w:r>
-        <w:rPr>
-          <w:rFonts w:eastAsia="Times New Roman" w:cs="Times New Roman"/>
-          <w:color w:val="000000"/>
-          <w:lang w:val="en-CA"/>
-        </w:rPr>
-        <w:t xml:space="preserve"> </w:t>
+        <w:t xml:space="preserve">I want to see if there are differences in how these organizations perceive the external market and their place within it and if those differences are correlated with differences in financial results incurred t+1. </w:t>
       </w:r>
       <w:r>
         <w:rPr>
@@ -491,23 +461,7 @@
           <w:bCs/>
           <w:lang w:val="en-CA"/>
         </w:rPr>
-        <w:t xml:space="preserve">Academic Definition: </w:t>
-      </w:r>
-      <w:r>
-        <w:rPr>
-          <w:b/>
-          <w:bCs/>
-          <w:lang w:val="en-CA"/>
-        </w:rPr>
-        <w:t xml:space="preserve">Resource </w:t>
-      </w:r>
-      <w:r>
-        <w:rPr>
-          <w:b/>
-          <w:bCs/>
-          <w:lang w:val="en-CA"/>
-        </w:rPr>
-        <w:t>Dependence</w:t>
+        <w:t>Academic Definition: Resource Dependence</w:t>
       </w:r>
     </w:p>
     <w:p>
@@ -637,15 +591,7 @@
           <w:color w:val="000000"/>
           <w:lang w:val="en-CA"/>
         </w:rPr>
-        <w:t xml:space="preserve"> outside of the A-B relation</w:t>
-      </w:r>
-      <w:r>
-        <w:rPr>
-          <w:rFonts w:eastAsia="Times New Roman" w:cs="Times New Roman"/>
-          <w:color w:val="000000"/>
-          <w:lang w:val="en-CA"/>
-        </w:rPr>
-        <w:t>.</w:t>
+        <w:t xml:space="preserve"> outside of the A-B relation.</w:t>
       </w:r>
       <w:r>
         <w:rPr>
@@ -1396,17 +1342,7 @@
           <w:color w:val="000000"/>
           <w:lang w:val="en-CA"/>
         </w:rPr>
-        <w:t>I</w:t>
-      </w:r>
-      <w:r>
-        <w:rPr>
-          <w:rFonts w:eastAsia="Times New Roman" w:cs="Times New Roman"/>
-          <w:b/>
-          <w:bCs/>
-          <w:color w:val="000000"/>
-          <w:lang w:val="en-CA"/>
-        </w:rPr>
-        <w:t xml:space="preserve">ndicates </w:t>
+        <w:t xml:space="preserve">Indicates </w:t>
       </w:r>
       <w:r>
         <w:rPr>
@@ -3381,7 +3317,7 @@
         </w:rPr>
         <w:t xml:space="preserve"> coded provided in class to use LLM as my annotator: </w:t>
       </w:r>
-      <w:hyperlink r:id="rId11" w:history="1">
+      <w:hyperlink r:id="rId11" w:anchor="scrollTo=lUx_swqGSMAu" w:history="1">
         <w:r>
           <w:rPr>
             <w:rStyle w:val="Hyperlink"/>
@@ -3389,25 +3325,7 @@
             <w:highlight w:val="yellow"/>
             <w:lang w:val="en-CA"/>
           </w:rPr>
-          <w:t>https://colab.research.</w:t>
-        </w:r>
-        <w:r>
-          <w:rPr>
-            <w:rStyle w:val="Hyperlink"/>
-            <w:rFonts w:eastAsia="Times New Roman" w:cs="Segoe UI"/>
-            <w:highlight w:val="yellow"/>
-            <w:lang w:val="en-CA"/>
-          </w:rPr>
-          <w:t>g</w:t>
-        </w:r>
-        <w:r>
-          <w:rPr>
-            <w:rStyle w:val="Hyperlink"/>
-            <w:rFonts w:eastAsia="Times New Roman" w:cs="Segoe UI"/>
-            <w:highlight w:val="yellow"/>
-            <w:lang w:val="en-CA"/>
-          </w:rPr>
-          <w:t>oogle.com/drive/1EZQ2k3D6pcOc5l1rMuQgaX5Sxy0Eap6B#scrollTo=lUx_swqGSMAu</w:t>
+          <w:t>https://colab.research.google.com/drive/1EZQ2k3D6pcOc5l1rMuQgaX5Sxy0Eap6B#scrollTo=lUx_swqGSMAu</w:t>
         </w:r>
       </w:hyperlink>
     </w:p>
@@ -3541,6 +3459,7 @@
       <w:r>
         <w:rPr>
           <w:rFonts w:eastAsia="Times New Roman" w:cs="Segoe UI"/>
+          <w:noProof/>
           <w:color w:val="000000" w:themeColor="text1"/>
           <w:lang w:val="en-CA"/>
         </w:rPr>
@@ -3958,14 +3877,7 @@
           <w:color w:val="000000"/>
           <w:lang w:val="en-CA"/>
         </w:rPr>
-        <w:t>O</w:t>
-      </w:r>
-      <w:r>
-        <w:rPr>
-          <w:color w:val="000000"/>
-          <w:lang w:val="en-CA"/>
-        </w:rPr>
-        <w:t xml:space="preserve">verall intercoder reliability appears moderate (Fleiss’ </w:t>
+        <w:t xml:space="preserve">Overall intercoder reliability appears moderate (Fleiss’ </w:t>
       </w:r>
       <w:r>
         <w:rPr>
@@ -3978,49 +3890,7 @@
           <w:color w:val="000000"/>
           <w:lang w:val="en-CA"/>
         </w:rPr>
-        <w:t xml:space="preserve"> = 0.588)</w:t>
-      </w:r>
-      <w:r>
-        <w:rPr>
-          <w:color w:val="000000"/>
-          <w:lang w:val="en-CA"/>
-        </w:rPr>
-        <w:t>. However, it is the p</w:t>
-      </w:r>
-      <w:r>
-        <w:rPr>
-          <w:color w:val="000000"/>
-          <w:lang w:val="en-CA"/>
-        </w:rPr>
-        <w:t>airwise agreement among</w:t>
-      </w:r>
-      <w:r>
-        <w:rPr>
-          <w:color w:val="000000"/>
-          <w:lang w:val="en-CA"/>
-        </w:rPr>
-        <w:t>st</w:t>
-      </w:r>
-      <w:r>
-        <w:rPr>
-          <w:color w:val="000000"/>
-          <w:lang w:val="en-CA"/>
-        </w:rPr>
-        <w:t xml:space="preserve"> LLM </w:t>
-      </w:r>
-      <w:r>
-        <w:rPr>
-          <w:color w:val="000000"/>
-          <w:lang w:val="en-CA"/>
-        </w:rPr>
-        <w:t>models that is</w:t>
-      </w:r>
-      <w:r>
-        <w:rPr>
-          <w:color w:val="000000"/>
-          <w:lang w:val="en-CA"/>
-        </w:rPr>
-        <w:t xml:space="preserve"> high (</w:t>
+        <w:t xml:space="preserve"> = 0.588). However, it is the pairwise agreement amongst LLM models that is high (</w:t>
       </w:r>
       <w:r>
         <w:rPr>
@@ -4033,21 +3903,7 @@
           <w:color w:val="000000"/>
           <w:lang w:val="en-CA"/>
         </w:rPr>
-        <w:t xml:space="preserve"> = 0.72–0.82), whereas agreement between the human cod</w:t>
-      </w:r>
-      <w:r>
-        <w:rPr>
-          <w:color w:val="000000"/>
-          <w:lang w:val="en-CA"/>
-        </w:rPr>
-        <w:t>ing</w:t>
-      </w:r>
-      <w:r>
-        <w:rPr>
-          <w:color w:val="000000"/>
-          <w:lang w:val="en-CA"/>
-        </w:rPr>
-        <w:t xml:space="preserve"> and each LLM is substantially lower (</w:t>
+        <w:t xml:space="preserve"> = 0.72–0.82), whereas agreement between the human coding and each LLM is substantially lower (</w:t>
       </w:r>
       <w:r>
         <w:rPr>
@@ -4060,28 +3916,7 @@
           <w:color w:val="000000"/>
           <w:lang w:val="en-CA"/>
         </w:rPr>
-        <w:t xml:space="preserve"> ≈ 0.41–0.44). This suggests that </w:t>
-      </w:r>
-      <w:r>
-        <w:rPr>
-          <w:color w:val="000000"/>
-          <w:lang w:val="en-CA"/>
-        </w:rPr>
-        <w:t xml:space="preserve">the </w:t>
-      </w:r>
-      <w:r>
-        <w:rPr>
-          <w:color w:val="000000"/>
-          <w:lang w:val="en-CA"/>
-        </w:rPr>
-        <w:t>LLMs</w:t>
-      </w:r>
-      <w:r>
-        <w:rPr>
-          <w:color w:val="000000"/>
-          <w:lang w:val="en-CA"/>
-        </w:rPr>
-        <w:t xml:space="preserve"> are internally consistent but only partially capture the human judgment I did with my coding.</w:t>
+        <w:t xml:space="preserve"> ≈ 0.41–0.44). This suggests that the LLMs are internally consistent but only partially capture the human judgment I did with my coding.</w:t>
       </w:r>
     </w:p>
     <w:p>
@@ -4241,23 +4076,13 @@
         </w:rPr>
         <w:t xml:space="preserve">19, </w:t>
       </w:r>
-      <w:proofErr w:type="spellStart"/>
-      <w:r>
-        <w:rPr>
-          <w:rFonts w:eastAsia="Times New Roman" w:cs="Segoe UI"/>
-          <w:color w:val="000000" w:themeColor="text1"/>
-          <w:lang w:val="en-CA"/>
-        </w:rPr>
-        <w:t>Type</w:t>
-      </w:r>
-      <w:proofErr w:type="spellEnd"/>
-      <w:r>
-        <w:rPr>
-          <w:rFonts w:eastAsia="Times New Roman" w:cs="Segoe UI"/>
-          <w:color w:val="000000" w:themeColor="text1"/>
-          <w:lang w:val="en-CA"/>
-        </w:rPr>
-        <w:t xml:space="preserve"> </w:t>
+      <w:r>
+        <w:rPr>
+          <w:rFonts w:eastAsia="Times New Roman" w:cs="Segoe UI"/>
+          <w:color w:val="000000" w:themeColor="text1"/>
+          <w:lang w:val="en-CA"/>
+        </w:rPr>
+        <w:t xml:space="preserve">Type </w:t>
       </w:r>
       <w:r>
         <w:rPr>
@@ -4290,6 +4115,69 @@
           <w:lang w:val="en-CA"/>
         </w:rPr>
         <w:t>The LLMS models are ultimately overpredicting dependence language in the universities when compared to my own human coding.</w:t>
+      </w:r>
+    </w:p>
+    <w:p>
+      <w:pPr>
+        <w:spacing w:before="100" w:beforeAutospacing="1" w:after="100" w:afterAutospacing="1"/>
+        <w:rPr>
+          <w:rFonts w:eastAsia="Times New Roman" w:cs="Segoe UI"/>
+          <w:color w:val="000000" w:themeColor="text1"/>
+          <w:lang w:val="en-CA"/>
+        </w:rPr>
+      </w:pPr>
+    </w:p>
+    <w:p>
+      <w:pPr>
+        <w:spacing w:before="100" w:beforeAutospacing="1" w:after="100" w:afterAutospacing="1"/>
+        <w:rPr>
+          <w:rFonts w:eastAsia="Times New Roman" w:cs="Segoe UI"/>
+          <w:color w:val="000000" w:themeColor="text1"/>
+          <w:lang w:val="en-CA"/>
+        </w:rPr>
+      </w:pPr>
+      <w:r>
+        <w:rPr>
+          <w:rFonts w:eastAsia="Times New Roman" w:cs="Segoe UI"/>
+          <w:color w:val="000000" w:themeColor="text1"/>
+          <w:lang w:val="en-CA"/>
+        </w:rPr>
+        <w:lastRenderedPageBreak/>
+        <w:drawing>
+          <wp:inline distT="0" distB="0" distL="0" distR="0" wp14:anchorId="5F146A57" wp14:editId="237DAA95">
+            <wp:extent cx="5943600" cy="2573020"/>
+            <wp:effectExtent l="0" t="0" r="0" b="5080"/>
+            <wp:docPr id="1150405026" name="Picture 1"/>
+            <wp:cNvGraphicFramePr>
+              <a:graphicFrameLocks xmlns:a="http://schemas.openxmlformats.org/drawingml/2006/main" noChangeAspect="1"/>
+            </wp:cNvGraphicFramePr>
+            <a:graphic xmlns:a="http://schemas.openxmlformats.org/drawingml/2006/main">
+              <a:graphicData uri="http://schemas.openxmlformats.org/drawingml/2006/picture">
+                <pic:pic xmlns:pic="http://schemas.openxmlformats.org/drawingml/2006/picture">
+                  <pic:nvPicPr>
+                    <pic:cNvPr id="1150405026" name=""/>
+                    <pic:cNvPicPr/>
+                  </pic:nvPicPr>
+                  <pic:blipFill>
+                    <a:blip r:embed="rId16"/>
+                    <a:stretch>
+                      <a:fillRect/>
+                    </a:stretch>
+                  </pic:blipFill>
+                  <pic:spPr>
+                    <a:xfrm>
+                      <a:off x="0" y="0"/>
+                      <a:ext cx="5943600" cy="2573020"/>
+                    </a:xfrm>
+                    <a:prstGeom prst="rect">
+                      <a:avLst/>
+                    </a:prstGeom>
+                  </pic:spPr>
+                </pic:pic>
+              </a:graphicData>
+            </a:graphic>
+          </wp:inline>
+        </w:drawing>
       </w:r>
     </w:p>
     <w:p>
@@ -4333,7 +4221,6 @@
           <w:color w:val="000000" w:themeColor="text1"/>
           <w:lang w:val="en-CA"/>
         </w:rPr>
-        <w:lastRenderedPageBreak/>
         <w:t xml:space="preserve">Relatively speaking, this was </w:t>
       </w:r>
       <w:r>
@@ -4726,192 +4613,13 @@
     </w:p>
     <w:p>
       <w:pPr>
-        <w:jc w:val="center"/>
-        <w:rPr>
-          <w:b/>
-          <w:bCs/>
-          <w:lang w:val="en-CA"/>
-        </w:rPr>
-      </w:pPr>
-    </w:p>
-    <w:p>
-      <w:pPr>
-        <w:jc w:val="center"/>
-        <w:rPr>
-          <w:b/>
-          <w:bCs/>
-          <w:lang w:val="en-CA"/>
-        </w:rPr>
-      </w:pPr>
-    </w:p>
-    <w:p>
-      <w:pPr>
-        <w:jc w:val="center"/>
-        <w:rPr>
-          <w:b/>
-          <w:bCs/>
-          <w:lang w:val="en-CA"/>
-        </w:rPr>
-      </w:pPr>
-    </w:p>
-    <w:p>
-      <w:pPr>
-        <w:jc w:val="center"/>
-        <w:rPr>
-          <w:b/>
-          <w:bCs/>
-          <w:lang w:val="en-CA"/>
-        </w:rPr>
-      </w:pPr>
-    </w:p>
-    <w:p>
-      <w:pPr>
-        <w:jc w:val="center"/>
-        <w:rPr>
-          <w:b/>
-          <w:bCs/>
-          <w:lang w:val="en-CA"/>
-        </w:rPr>
-      </w:pPr>
-    </w:p>
-    <w:p>
-      <w:pPr>
-        <w:jc w:val="center"/>
-        <w:rPr>
-          <w:b/>
-          <w:bCs/>
-          <w:lang w:val="en-CA"/>
-        </w:rPr>
-      </w:pPr>
-    </w:p>
-    <w:p>
-      <w:pPr>
-        <w:jc w:val="center"/>
-        <w:rPr>
-          <w:b/>
-          <w:bCs/>
-          <w:lang w:val="en-CA"/>
-        </w:rPr>
-      </w:pPr>
-    </w:p>
-    <w:p>
-      <w:pPr>
-        <w:jc w:val="center"/>
-        <w:rPr>
-          <w:b/>
-          <w:bCs/>
-          <w:lang w:val="en-CA"/>
-        </w:rPr>
-      </w:pPr>
-    </w:p>
-    <w:p>
-      <w:pPr>
-        <w:jc w:val="center"/>
-        <w:rPr>
-          <w:b/>
-          <w:bCs/>
-          <w:lang w:val="en-CA"/>
-        </w:rPr>
-      </w:pPr>
-    </w:p>
-    <w:p>
-      <w:pPr>
-        <w:jc w:val="center"/>
-        <w:rPr>
-          <w:b/>
-          <w:bCs/>
-          <w:lang w:val="en-CA"/>
-        </w:rPr>
-      </w:pPr>
-    </w:p>
-    <w:p>
-      <w:pPr>
-        <w:jc w:val="center"/>
-        <w:rPr>
-          <w:b/>
-          <w:bCs/>
-          <w:lang w:val="en-CA"/>
-        </w:rPr>
-      </w:pPr>
-    </w:p>
-    <w:p>
-      <w:pPr>
-        <w:jc w:val="center"/>
-        <w:rPr>
-          <w:b/>
-          <w:bCs/>
-          <w:lang w:val="en-CA"/>
-        </w:rPr>
-      </w:pPr>
-    </w:p>
-    <w:p>
-      <w:pPr>
-        <w:jc w:val="center"/>
-        <w:rPr>
-          <w:b/>
-          <w:bCs/>
-          <w:lang w:val="en-CA"/>
-        </w:rPr>
-      </w:pPr>
-    </w:p>
-    <w:p>
-      <w:pPr>
-        <w:jc w:val="center"/>
-        <w:rPr>
-          <w:b/>
-          <w:bCs/>
-          <w:lang w:val="en-CA"/>
-        </w:rPr>
-      </w:pPr>
-    </w:p>
-    <w:p>
-      <w:pPr>
-        <w:jc w:val="center"/>
-        <w:rPr>
-          <w:b/>
-          <w:bCs/>
-          <w:lang w:val="en-CA"/>
-        </w:rPr>
-      </w:pPr>
-    </w:p>
-    <w:p>
-      <w:pPr>
-        <w:jc w:val="center"/>
-        <w:rPr>
-          <w:b/>
-          <w:bCs/>
-          <w:lang w:val="en-CA"/>
-        </w:rPr>
-      </w:pPr>
-    </w:p>
-    <w:p>
-      <w:pPr>
-        <w:jc w:val="center"/>
-        <w:rPr>
-          <w:b/>
-          <w:bCs/>
-          <w:lang w:val="en-CA"/>
-        </w:rPr>
-      </w:pPr>
-    </w:p>
-    <w:p>
-      <w:pPr>
-        <w:jc w:val="center"/>
-        <w:rPr>
-          <w:b/>
-          <w:bCs/>
-          <w:lang w:val="en-CA"/>
-        </w:rPr>
-      </w:pPr>
-    </w:p>
-    <w:p>
-      <w:pPr>
         <w:spacing w:after="100" w:afterAutospacing="1"/>
         <w:rPr>
           <w:rFonts w:eastAsia="Times New Roman" w:cs="Segoe UI"/>
           <w:b/>
           <w:bCs/>
           <w:color w:val="212529"/>
+          <w:u w:val="single"/>
           <w:lang w:val="en-CA"/>
         </w:rPr>
       </w:pPr>
@@ -4921,9 +4629,10 @@
           <w:b/>
           <w:bCs/>
           <w:color w:val="212529"/>
-          <w:lang w:val="en-CA"/>
-        </w:rPr>
-        <w:lastRenderedPageBreak/>
+          <w:highlight w:val="yellow"/>
+          <w:u w:val="single"/>
+          <w:lang w:val="en-CA"/>
+        </w:rPr>
         <w:t>Part II:</w:t>
       </w:r>
     </w:p>
@@ -5140,7 +4849,7 @@
       </w:pPr>
     </w:p>
     <w:sectPr>
-      <w:headerReference w:type="default" r:id="rId16"/>
+      <w:headerReference w:type="default" r:id="rId17"/>
       <w:pgSz w:w="12240" w:h="15840"/>
       <w:pgMar w:top="1440" w:right="1440" w:bottom="1440" w:left="1440" w:header="708" w:footer="708" w:gutter="0"/>
       <w:cols w:space="708"/>

--- a/assignment3/docs/Text Analysis - Assignment 3 - Sara Murphy.docx
+++ b/assignment3/docs/Text Analysis - Assignment 3 - Sara Murphy.docx
@@ -219,25 +219,7 @@
           <w:color w:val="000000" w:themeColor="text1"/>
           <w:lang w:val="en-CA"/>
         </w:rPr>
-        <w:t xml:space="preserve">contains the excel file I used to build my dataset and classify the data myself. This </w:t>
-      </w:r>
-      <w:proofErr w:type="gramStart"/>
-      <w:r>
-        <w:rPr>
-          <w:rFonts w:eastAsia="Times New Roman" w:cs="Segoe UI"/>
-          <w:color w:val="000000" w:themeColor="text1"/>
-          <w:lang w:val="en-CA"/>
-        </w:rPr>
-        <w:t>excel</w:t>
-      </w:r>
-      <w:proofErr w:type="gramEnd"/>
-      <w:r>
-        <w:rPr>
-          <w:rFonts w:eastAsia="Times New Roman" w:cs="Segoe UI"/>
-          <w:color w:val="000000" w:themeColor="text1"/>
-          <w:lang w:val="en-CA"/>
-        </w:rPr>
-        <w:t xml:space="preserve"> file, called </w:t>
+        <w:t xml:space="preserve">contains the excel file I used to build my dataset and classify the data myself. This excel file, called </w:t>
       </w:r>
       <w:r>
         <w:rPr>
@@ -314,7 +296,6 @@
         </w:rPr>
         <w:t xml:space="preserve">In 2019, the Ontario </w:t>
       </w:r>
-      <w:proofErr w:type="gramStart"/>
       <w:r>
         <w:rPr>
           <w:rFonts w:eastAsia="Times New Roman" w:cs="Times New Roman"/>
@@ -323,7 +304,6 @@
         </w:rPr>
         <w:t>government imposed</w:t>
       </w:r>
-      <w:proofErr w:type="gramEnd"/>
       <w:r>
         <w:rPr>
           <w:rFonts w:eastAsia="Times New Roman" w:cs="Times New Roman"/>
@@ -573,25 +553,7 @@
           <w:color w:val="000000"/>
           <w:lang w:val="en-CA"/>
         </w:rPr>
-        <w:t xml:space="preserve">The dependence of actor A upon actor B is (1) directly proportional to A's motivational investment in goals mediated by B, and (2)  inversely proportional to the availability of those goals to </w:t>
-      </w:r>
-      <w:proofErr w:type="spellStart"/>
-      <w:r>
-        <w:rPr>
-          <w:rFonts w:eastAsia="Times New Roman" w:cs="Times New Roman"/>
-          <w:color w:val="000000"/>
-          <w:lang w:val="en-CA"/>
-        </w:rPr>
-        <w:t>A</w:t>
-      </w:r>
-      <w:proofErr w:type="spellEnd"/>
-      <w:r>
-        <w:rPr>
-          <w:rFonts w:eastAsia="Times New Roman" w:cs="Times New Roman"/>
-          <w:color w:val="000000"/>
-          <w:lang w:val="en-CA"/>
-        </w:rPr>
-        <w:t xml:space="preserve"> outside of the A-B relation.</w:t>
+        <w:t>The dependence of actor A upon actor B is (1) directly proportional to A's motivational investment in goals mediated by B, and (2)  inversely proportional to the availability of those goals to A outside of the A-B relation.</w:t>
       </w:r>
       <w:r>
         <w:rPr>
@@ -781,25 +743,7 @@
           <w:color w:val="000000" w:themeColor="text1"/>
           <w:lang w:val="en-CA"/>
         </w:rPr>
-        <w:t xml:space="preserve">I may use a </w:t>
-      </w:r>
-      <w:proofErr w:type="gramStart"/>
-      <w:r>
-        <w:rPr>
-          <w:rFonts w:eastAsia="Times New Roman" w:cs="Segoe UI"/>
-          <w:color w:val="000000" w:themeColor="text1"/>
-          <w:lang w:val="en-CA"/>
-        </w:rPr>
-        <w:t>3 category</w:t>
-      </w:r>
-      <w:proofErr w:type="gramEnd"/>
-      <w:r>
-        <w:rPr>
-          <w:rFonts w:eastAsia="Times New Roman" w:cs="Segoe UI"/>
-          <w:color w:val="000000" w:themeColor="text1"/>
-          <w:lang w:val="en-CA"/>
-        </w:rPr>
-        <w:t xml:space="preserve"> approach for my final assignment.</w:t>
+        <w:t>I may use a 3 category approach for my final assignment.</w:t>
       </w:r>
     </w:p>
     <w:p>
@@ -1476,29 +1420,7 @@
           <w:color w:val="000000"/>
           <w:lang w:val="en-CA"/>
         </w:rPr>
-        <w:t xml:space="preserve">differentiation envelope tied to performance in priority </w:t>
-      </w:r>
-      <w:proofErr w:type="gramStart"/>
-      <w:r>
-        <w:rPr>
-          <w:rFonts w:eastAsia="Times New Roman" w:cs="Times New Roman"/>
-          <w:i/>
-          <w:iCs/>
-          <w:color w:val="000000"/>
-          <w:lang w:val="en-CA"/>
-        </w:rPr>
-        <w:t>areas,</w:t>
-      </w:r>
-      <w:proofErr w:type="gramEnd"/>
-      <w:r>
-        <w:rPr>
-          <w:rFonts w:eastAsia="Times New Roman" w:cs="Times New Roman"/>
-          <w:i/>
-          <w:iCs/>
-          <w:color w:val="000000"/>
-          <w:lang w:val="en-CA"/>
-        </w:rPr>
-        <w:t xml:space="preserve"> this was a welcome change for the university and reflected the university's long-term advocacy for differentiation</w:t>
+        <w:t>differentiation envelope tied to performance in priority areas, this was a welcome change for the university and reflected the university's long-term advocacy for differentiation</w:t>
       </w:r>
     </w:p>
     <w:p>
@@ -1524,29 +1446,7 @@
           <w:color w:val="000000"/>
           <w:lang w:val="en-CA"/>
         </w:rPr>
-        <w:t xml:space="preserve">the federal budget included significant new investments in research, new investments in </w:t>
-      </w:r>
-      <w:proofErr w:type="spellStart"/>
-      <w:r>
-        <w:rPr>
-          <w:rFonts w:eastAsia="Times New Roman" w:cs="Times New Roman"/>
-          <w:i/>
-          <w:iCs/>
-          <w:color w:val="000000"/>
-          <w:lang w:val="en-CA"/>
-        </w:rPr>
-        <w:t>canada</w:t>
-      </w:r>
-      <w:proofErr w:type="spellEnd"/>
-      <w:r>
-        <w:rPr>
-          <w:rFonts w:eastAsia="Times New Roman" w:cs="Times New Roman"/>
-          <w:i/>
-          <w:iCs/>
-          <w:color w:val="000000"/>
-          <w:lang w:val="en-CA"/>
-        </w:rPr>
-        <w:t xml:space="preserve"> research chairs, chairs make an important contribution to the university's operating budget, have a significant impact on the university's ability to recruit and retain outstanding scholars</w:t>
+        <w:t>the federal budget included significant new investments in research, new investments in canada research chairs, chairs make an important contribution to the university's operating budget, have a significant impact on the university's ability to recruit and retain outstanding scholars</w:t>
       </w:r>
     </w:p>
     <w:p>
@@ -1584,29 +1484,7 @@
           <w:color w:val="000000"/>
           <w:lang w:val="en-CA"/>
         </w:rPr>
-        <w:t xml:space="preserve">the university faces increasing financial pressure </w:t>
-      </w:r>
-      <w:proofErr w:type="gramStart"/>
-      <w:r>
-        <w:rPr>
-          <w:rFonts w:eastAsia="Times New Roman" w:cs="Times New Roman"/>
-          <w:i/>
-          <w:iCs/>
-          <w:color w:val="000000"/>
-          <w:lang w:val="en-CA"/>
-        </w:rPr>
-        <w:t>as a result of</w:t>
-      </w:r>
-      <w:proofErr w:type="gramEnd"/>
-      <w:r>
-        <w:rPr>
-          <w:rFonts w:eastAsia="Times New Roman" w:cs="Times New Roman"/>
-          <w:i/>
-          <w:iCs/>
-          <w:color w:val="000000"/>
-          <w:lang w:val="en-CA"/>
-        </w:rPr>
-        <w:t xml:space="preserve"> constrained provincial tuition and enrolment frameworks and real value decreases in provincial operating grants, the university's commitment to being an internationally significant research university requires creative solutions to fund its mission and aspirations</w:t>
+        <w:t>the university faces increasing financial pressure as a result of constrained provincial tuition and enrolment frameworks and real value decreases in provincial operating grants, the university's commitment to being an internationally significant research university requires creative solutions to fund its mission and aspirations</w:t>
       </w:r>
     </w:p>
     <w:p>
@@ -1819,29 +1697,7 @@
           <w:color w:val="000000"/>
           <w:lang w:val="en-CA"/>
         </w:rPr>
-        <w:t xml:space="preserve">funding from the federal government is not generally part of the university's operating budget, however, it interacts with the University's budget in three important areas: </w:t>
-      </w:r>
-      <w:proofErr w:type="spellStart"/>
-      <w:r>
-        <w:rPr>
-          <w:rFonts w:eastAsia="Times New Roman" w:cs="Times New Roman"/>
-          <w:i/>
-          <w:iCs/>
-          <w:color w:val="000000"/>
-          <w:lang w:val="en-CA"/>
-        </w:rPr>
-        <w:t>canada</w:t>
-      </w:r>
-      <w:proofErr w:type="spellEnd"/>
-      <w:r>
-        <w:rPr>
-          <w:rFonts w:eastAsia="Times New Roman" w:cs="Times New Roman"/>
-          <w:i/>
-          <w:iCs/>
-          <w:color w:val="000000"/>
-          <w:lang w:val="en-CA"/>
-        </w:rPr>
-        <w:t xml:space="preserve"> research chairs, funding for the indirect costs of research, graduate student support</w:t>
+        <w:t>funding from the federal government is not generally part of the university's operating budget, however, it interacts with the University's budget in three important areas: canada research chairs, funding for the indirect costs of research, graduate student support</w:t>
       </w:r>
     </w:p>
     <w:p>
@@ -2391,7 +2247,6 @@
           <w:lang w:val="en-CA"/>
         </w:rPr>
       </w:pPr>
-      <w:proofErr w:type="gramStart"/>
       <w:r>
         <w:rPr>
           <w:rFonts w:eastAsia="Times New Roman" w:cs="Times New Roman"/>
@@ -2400,18 +2255,7 @@
           <w:color w:val="000000"/>
           <w:lang w:val="en-CA"/>
         </w:rPr>
-        <w:t>however</w:t>
-      </w:r>
-      <w:proofErr w:type="gramEnd"/>
-      <w:r>
-        <w:rPr>
-          <w:rFonts w:eastAsia="Times New Roman" w:cs="Times New Roman"/>
-          <w:i/>
-          <w:iCs/>
-          <w:color w:val="000000"/>
-          <w:lang w:val="en-CA"/>
-        </w:rPr>
-        <w:t xml:space="preserve"> the province will provide institutions with the ability to increase tuition fees for domestic out-of-province students</w:t>
+        <w:t>however the province will provide institutions with the ability to increase tuition fees for domestic out-of-province students</w:t>
       </w:r>
     </w:p>
     <w:p>
@@ -2506,18 +2350,8 @@
           <w:color w:val="000000" w:themeColor="text1"/>
           <w:lang w:val="en-CA"/>
         </w:rPr>
-        <w:t xml:space="preserve">codebook I put into Google </w:t>
-      </w:r>
-      <w:proofErr w:type="spellStart"/>
-      <w:r>
-        <w:rPr>
-          <w:rFonts w:eastAsia="Times New Roman" w:cs="Segoe UI"/>
-          <w:color w:val="000000" w:themeColor="text1"/>
-          <w:lang w:val="en-CA"/>
-        </w:rPr>
-        <w:t>Colab</w:t>
-      </w:r>
-      <w:proofErr w:type="spellEnd"/>
+        <w:t>codebook I put into Google Colab</w:t>
+      </w:r>
       <w:r>
         <w:rPr>
           <w:rFonts w:eastAsia="Times New Roman" w:cs="Segoe UI"/>
@@ -2846,25 +2680,7 @@
           <w:color w:val="A31515"/>
           <w:lang w:val="en-CA"/>
         </w:rPr>
-        <w:t xml:space="preserve">Examples of 1 </w:t>
-      </w:r>
-      <w:proofErr w:type="gramStart"/>
-      <w:r>
-        <w:rPr>
-          <w:rFonts w:eastAsia="Times New Roman" w:cs="Courier New"/>
-          <w:color w:val="A31515"/>
-          <w:lang w:val="en-CA"/>
-        </w:rPr>
-        <w:t>cases</w:t>
-      </w:r>
-      <w:proofErr w:type="gramEnd"/>
-      <w:r>
-        <w:rPr>
-          <w:rFonts w:eastAsia="Times New Roman" w:cs="Courier New"/>
-          <w:color w:val="A31515"/>
-          <w:lang w:val="en-CA"/>
-        </w:rPr>
-        <w:t>:</w:t>
+        <w:t>Examples of 1 cases:</w:t>
       </w:r>
     </w:p>
     <w:p>
@@ -3295,27 +3111,7 @@
           <w:highlight w:val="yellow"/>
           <w:lang w:val="en-CA"/>
         </w:rPr>
-        <w:t xml:space="preserve">I made a copy of the Google </w:t>
-      </w:r>
-      <w:proofErr w:type="spellStart"/>
-      <w:r>
-        <w:rPr>
-          <w:rFonts w:eastAsia="Times New Roman" w:cs="Segoe UI"/>
-          <w:color w:val="000000" w:themeColor="text1"/>
-          <w:highlight w:val="yellow"/>
-          <w:lang w:val="en-CA"/>
-        </w:rPr>
-        <w:t>Colab</w:t>
-      </w:r>
-      <w:proofErr w:type="spellEnd"/>
-      <w:r>
-        <w:rPr>
-          <w:rFonts w:eastAsia="Times New Roman" w:cs="Segoe UI"/>
-          <w:color w:val="000000" w:themeColor="text1"/>
-          <w:highlight w:val="yellow"/>
-          <w:lang w:val="en-CA"/>
-        </w:rPr>
-        <w:t xml:space="preserve"> coded provided in class to use LLM as my annotator: </w:t>
+        <w:t xml:space="preserve">I made a copy of the Google Colab coded provided in class to use LLM as my annotator: </w:t>
       </w:r>
       <w:hyperlink r:id="rId11" w:anchor="scrollTo=lUx_swqGSMAu" w:history="1">
         <w:r>
@@ -3368,25 +3164,7 @@
           <w:color w:val="000000" w:themeColor="text1"/>
           <w:lang w:val="en-CA"/>
         </w:rPr>
-        <w:t xml:space="preserve"> (see excel file on </w:t>
-      </w:r>
-      <w:proofErr w:type="spellStart"/>
-      <w:r>
-        <w:rPr>
-          <w:rFonts w:eastAsia="Times New Roman" w:cs="Segoe UI"/>
-          <w:color w:val="000000" w:themeColor="text1"/>
-          <w:lang w:val="en-CA"/>
-        </w:rPr>
-        <w:t>Github</w:t>
-      </w:r>
-      <w:proofErr w:type="spellEnd"/>
-      <w:r>
-        <w:rPr>
-          <w:rFonts w:eastAsia="Times New Roman" w:cs="Segoe UI"/>
-          <w:color w:val="000000" w:themeColor="text1"/>
-          <w:lang w:val="en-CA"/>
-        </w:rPr>
-        <w:t xml:space="preserve">, </w:t>
+        <w:t xml:space="preserve"> (see excel file on Github, </w:t>
       </w:r>
       <w:r>
         <w:rPr>
@@ -3396,48 +3174,16 @@
           <w:color w:val="000000" w:themeColor="text1"/>
           <w:lang w:val="en-CA"/>
         </w:rPr>
-        <w:t>“</w:t>
-      </w:r>
-      <w:proofErr w:type="spellStart"/>
-      <w:r>
-        <w:rPr>
-          <w:rFonts w:eastAsia="Times New Roman" w:cs="Segoe UI"/>
-          <w:i/>
-          <w:iCs/>
-          <w:color w:val="000000" w:themeColor="text1"/>
-          <w:lang w:val="en-CA"/>
-        </w:rPr>
-        <w:t>llm_all_predictions”.xlsx</w:t>
-      </w:r>
-      <w:proofErr w:type="spellEnd"/>
-      <w:r>
-        <w:rPr>
-          <w:rFonts w:eastAsia="Times New Roman" w:cs="Segoe UI"/>
-          <w:i/>
-          <w:iCs/>
-          <w:color w:val="000000" w:themeColor="text1"/>
-          <w:lang w:val="en-CA"/>
-        </w:rPr>
-        <w:t>)</w:t>
-      </w:r>
-      <w:r>
-        <w:rPr>
-          <w:rFonts w:eastAsia="Times New Roman" w:cs="Segoe UI"/>
-          <w:color w:val="000000" w:themeColor="text1"/>
-          <w:lang w:val="en-CA"/>
-        </w:rPr>
-        <w:t xml:space="preserve">. See screenshots results below from Google </w:t>
-      </w:r>
-      <w:proofErr w:type="spellStart"/>
-      <w:r>
-        <w:rPr>
-          <w:rFonts w:eastAsia="Times New Roman" w:cs="Segoe UI"/>
-          <w:color w:val="000000" w:themeColor="text1"/>
-          <w:lang w:val="en-CA"/>
-        </w:rPr>
-        <w:t>Colab</w:t>
-      </w:r>
-      <w:proofErr w:type="spellEnd"/>
+        <w:t>“llm_all_predictions”.xlsx)</w:t>
+      </w:r>
+      <w:r>
+        <w:rPr>
+          <w:rFonts w:eastAsia="Times New Roman" w:cs="Segoe UI"/>
+          <w:color w:val="000000" w:themeColor="text1"/>
+          <w:lang w:val="en-CA"/>
+        </w:rPr>
+        <w:t>. See screenshots results below from Google Colab</w:t>
+      </w:r>
       <w:r>
         <w:rPr>
           <w:rFonts w:eastAsia="Times New Roman" w:cs="Segoe UI"/>
@@ -3506,13 +3252,17 @@
         <w:spacing w:before="100" w:beforeAutospacing="1" w:after="100" w:afterAutospacing="1"/>
         <w:rPr>
           <w:rFonts w:eastAsia="Times New Roman" w:cs="Segoe UI"/>
-          <w:color w:val="000000" w:themeColor="text1"/>
-          <w:lang w:val="en-CA"/>
-        </w:rPr>
-      </w:pPr>
-      <w:r>
-        <w:rPr>
-          <w:rFonts w:eastAsia="Times New Roman" w:cs="Segoe UI"/>
+          <w:b/>
+          <w:bCs/>
+          <w:color w:val="000000" w:themeColor="text1"/>
+          <w:lang w:val="en-CA"/>
+        </w:rPr>
+      </w:pPr>
+      <w:r>
+        <w:rPr>
+          <w:rFonts w:eastAsia="Times New Roman" w:cs="Segoe UI"/>
+          <w:b/>
+          <w:bCs/>
           <w:color w:val="000000" w:themeColor="text1"/>
           <w:lang w:val="en-CA"/>
         </w:rPr>
@@ -3591,6 +3341,48 @@
           <w:lang w:val="en-CA"/>
         </w:rPr>
       </w:pPr>
+      <w:r>
+        <w:rPr>
+          <w:rFonts w:eastAsia="Times New Roman" w:cs="Segoe UI"/>
+          <w:color w:val="000000" w:themeColor="text1"/>
+          <w:lang w:val="en-CA"/>
+        </w:rPr>
+        <w:drawing>
+          <wp:inline distT="0" distB="0" distL="0" distR="0" wp14:anchorId="118BB57A" wp14:editId="744EDF39">
+            <wp:extent cx="5943600" cy="1679575"/>
+            <wp:effectExtent l="0" t="0" r="0" b="0"/>
+            <wp:docPr id="1867271913" name="Picture 1"/>
+            <wp:cNvGraphicFramePr>
+              <a:graphicFrameLocks xmlns:a="http://schemas.openxmlformats.org/drawingml/2006/main" noChangeAspect="1"/>
+            </wp:cNvGraphicFramePr>
+            <a:graphic xmlns:a="http://schemas.openxmlformats.org/drawingml/2006/main">
+              <a:graphicData uri="http://schemas.openxmlformats.org/drawingml/2006/picture">
+                <pic:pic xmlns:pic="http://schemas.openxmlformats.org/drawingml/2006/picture">
+                  <pic:nvPicPr>
+                    <pic:cNvPr id="1867271913" name=""/>
+                    <pic:cNvPicPr/>
+                  </pic:nvPicPr>
+                  <pic:blipFill>
+                    <a:blip r:embed="rId14"/>
+                    <a:stretch>
+                      <a:fillRect/>
+                    </a:stretch>
+                  </pic:blipFill>
+                  <pic:spPr>
+                    <a:xfrm>
+                      <a:off x="0" y="0"/>
+                      <a:ext cx="5943600" cy="1679575"/>
+                    </a:xfrm>
+                    <a:prstGeom prst="rect">
+                      <a:avLst/>
+                    </a:prstGeom>
+                  </pic:spPr>
+                </pic:pic>
+              </a:graphicData>
+            </a:graphic>
+          </wp:inline>
+        </w:drawing>
+      </w:r>
     </w:p>
     <w:p>
       <w:pPr>
@@ -3601,9 +3393,23 @@
           <w:lang w:val="en-CA"/>
         </w:rPr>
       </w:pPr>
-      <w:r>
-        <w:rPr>
-          <w:rFonts w:eastAsia="Times New Roman" w:cs="Segoe UI"/>
+    </w:p>
+    <w:p>
+      <w:pPr>
+        <w:spacing w:before="100" w:beforeAutospacing="1" w:after="100" w:afterAutospacing="1"/>
+        <w:rPr>
+          <w:rFonts w:eastAsia="Times New Roman" w:cs="Segoe UI"/>
+          <w:b/>
+          <w:bCs/>
+          <w:color w:val="000000" w:themeColor="text1"/>
+          <w:lang w:val="en-CA"/>
+        </w:rPr>
+      </w:pPr>
+      <w:r>
+        <w:rPr>
+          <w:rFonts w:eastAsia="Times New Roman" w:cs="Segoe UI"/>
+          <w:b/>
+          <w:bCs/>
           <w:color w:val="000000" w:themeColor="text1"/>
           <w:lang w:val="en-CA"/>
         </w:rPr>
@@ -3623,6 +3429,7 @@
         <w:rPr>
           <w:noProof/>
         </w:rPr>
+        <w:lastRenderedPageBreak/>
         <w:drawing>
           <wp:inline distT="0" distB="0" distL="0" distR="0" wp14:anchorId="11A4387E" wp14:editId="5D3A688A">
             <wp:extent cx="3166745" cy="2743200"/>
@@ -3641,7 +3448,7 @@
                     </pic:cNvPicPr>
                   </pic:nvPicPr>
                   <pic:blipFill>
-                    <a:blip r:embed="rId14">
+                    <a:blip r:embed="rId15">
                       <a:extLst>
                         <a:ext uri="{28A0092B-C50C-407E-A947-70E740481C1C}">
                           <a14:useLocalDpi xmlns:a14="http://schemas.microsoft.com/office/drawing/2010/main" val="0"/>
@@ -3688,23 +3495,79 @@
           <w:color w:val="000000" w:themeColor="text1"/>
           <w:lang w:val="en-CA"/>
         </w:rPr>
+        <w:drawing>
+          <wp:inline distT="0" distB="0" distL="0" distR="0" wp14:anchorId="0E42E295" wp14:editId="4EB870FC">
+            <wp:extent cx="5943600" cy="2230120"/>
+            <wp:effectExtent l="0" t="0" r="0" b="5080"/>
+            <wp:docPr id="1483845135" name="Picture 1"/>
+            <wp:cNvGraphicFramePr>
+              <a:graphicFrameLocks xmlns:a="http://schemas.openxmlformats.org/drawingml/2006/main" noChangeAspect="1"/>
+            </wp:cNvGraphicFramePr>
+            <a:graphic xmlns:a="http://schemas.openxmlformats.org/drawingml/2006/main">
+              <a:graphicData uri="http://schemas.openxmlformats.org/drawingml/2006/picture">
+                <pic:pic xmlns:pic="http://schemas.openxmlformats.org/drawingml/2006/picture">
+                  <pic:nvPicPr>
+                    <pic:cNvPr id="1483845135" name=""/>
+                    <pic:cNvPicPr/>
+                  </pic:nvPicPr>
+                  <pic:blipFill>
+                    <a:blip r:embed="rId16"/>
+                    <a:stretch>
+                      <a:fillRect/>
+                    </a:stretch>
+                  </pic:blipFill>
+                  <pic:spPr>
+                    <a:xfrm>
+                      <a:off x="0" y="0"/>
+                      <a:ext cx="5943600" cy="2230120"/>
+                    </a:xfrm>
+                    <a:prstGeom prst="rect">
+                      <a:avLst/>
+                    </a:prstGeom>
+                  </pic:spPr>
+                </pic:pic>
+              </a:graphicData>
+            </a:graphic>
+          </wp:inline>
+        </w:drawing>
+      </w:r>
+    </w:p>
+    <w:p>
+      <w:pPr>
+        <w:spacing w:before="100" w:beforeAutospacing="1" w:after="100" w:afterAutospacing="1"/>
+        <w:rPr>
+          <w:rFonts w:eastAsia="Times New Roman" w:cs="Segoe UI"/>
+          <w:b/>
+          <w:bCs/>
+          <w:color w:val="000000" w:themeColor="text1"/>
+          <w:lang w:val="en-CA"/>
+        </w:rPr>
+      </w:pPr>
+      <w:r>
+        <w:rPr>
+          <w:rFonts w:eastAsia="Times New Roman" w:cs="Segoe UI"/>
+          <w:b/>
+          <w:bCs/>
+          <w:color w:val="000000" w:themeColor="text1"/>
+          <w:lang w:val="en-CA"/>
+        </w:rPr>
+        <w:t>Memory + Feedback</w:t>
+      </w:r>
+    </w:p>
+    <w:p>
+      <w:pPr>
+        <w:spacing w:before="100" w:beforeAutospacing="1" w:after="100" w:afterAutospacing="1"/>
+        <w:rPr>
+          <w:rFonts w:eastAsia="Times New Roman" w:cs="Segoe UI"/>
+          <w:color w:val="000000" w:themeColor="text1"/>
+          <w:lang w:val="en-CA"/>
+        </w:rPr>
+      </w:pPr>
+      <w:r>
+        <w:rPr>
+          <w:noProof/>
+        </w:rPr>
         <w:lastRenderedPageBreak/>
-        <w:t>Memory + Feedback</w:t>
-      </w:r>
-    </w:p>
-    <w:p>
-      <w:pPr>
-        <w:spacing w:before="100" w:beforeAutospacing="1" w:after="100" w:afterAutospacing="1"/>
-        <w:rPr>
-          <w:rFonts w:eastAsia="Times New Roman" w:cs="Segoe UI"/>
-          <w:color w:val="000000" w:themeColor="text1"/>
-          <w:lang w:val="en-CA"/>
-        </w:rPr>
-      </w:pPr>
-      <w:r>
-        <w:rPr>
-          <w:noProof/>
-        </w:rPr>
         <w:drawing>
           <wp:inline distT="0" distB="0" distL="0" distR="0" wp14:anchorId="4ECA257E" wp14:editId="62938C0B">
             <wp:extent cx="3217545" cy="2751455"/>
@@ -3723,7 +3586,7 @@
                     </pic:cNvPicPr>
                   </pic:nvPicPr>
                   <pic:blipFill>
-                    <a:blip r:embed="rId15">
+                    <a:blip r:embed="rId17">
                       <a:extLst>
                         <a:ext uri="{28A0092B-C50C-407E-A947-70E740481C1C}">
                           <a14:useLocalDpi xmlns:a14="http://schemas.microsoft.com/office/drawing/2010/main" val="0"/>
@@ -3760,6 +3623,58 @@
         <w:spacing w:before="100" w:beforeAutospacing="1" w:after="100" w:afterAutospacing="1"/>
         <w:rPr>
           <w:rFonts w:eastAsia="Times New Roman" w:cs="Segoe UI"/>
+          <w:color w:val="000000" w:themeColor="text1"/>
+          <w:lang w:val="en-CA"/>
+        </w:rPr>
+      </w:pPr>
+      <w:r>
+        <w:rPr>
+          <w:rFonts w:eastAsia="Times New Roman" w:cs="Segoe UI"/>
+          <w:color w:val="000000" w:themeColor="text1"/>
+          <w:lang w:val="en-CA"/>
+        </w:rPr>
+        <w:drawing>
+          <wp:inline distT="0" distB="0" distL="0" distR="0" wp14:anchorId="3186B22E" wp14:editId="648BE5B9">
+            <wp:extent cx="5943600" cy="1991360"/>
+            <wp:effectExtent l="0" t="0" r="0" b="2540"/>
+            <wp:docPr id="1471200010" name="Picture 1"/>
+            <wp:cNvGraphicFramePr>
+              <a:graphicFrameLocks xmlns:a="http://schemas.openxmlformats.org/drawingml/2006/main" noChangeAspect="1"/>
+            </wp:cNvGraphicFramePr>
+            <a:graphic xmlns:a="http://schemas.openxmlformats.org/drawingml/2006/main">
+              <a:graphicData uri="http://schemas.openxmlformats.org/drawingml/2006/picture">
+                <pic:pic xmlns:pic="http://schemas.openxmlformats.org/drawingml/2006/picture">
+                  <pic:nvPicPr>
+                    <pic:cNvPr id="1471200010" name=""/>
+                    <pic:cNvPicPr/>
+                  </pic:nvPicPr>
+                  <pic:blipFill>
+                    <a:blip r:embed="rId18"/>
+                    <a:stretch>
+                      <a:fillRect/>
+                    </a:stretch>
+                  </pic:blipFill>
+                  <pic:spPr>
+                    <a:xfrm>
+                      <a:off x="0" y="0"/>
+                      <a:ext cx="5943600" cy="1991360"/>
+                    </a:xfrm>
+                    <a:prstGeom prst="rect">
+                      <a:avLst/>
+                    </a:prstGeom>
+                  </pic:spPr>
+                </pic:pic>
+              </a:graphicData>
+            </a:graphic>
+          </wp:inline>
+        </w:drawing>
+      </w:r>
+    </w:p>
+    <w:p>
+      <w:pPr>
+        <w:spacing w:before="100" w:beforeAutospacing="1" w:after="100" w:afterAutospacing="1"/>
+        <w:rPr>
+          <w:rFonts w:eastAsia="Times New Roman" w:cs="Segoe UI"/>
           <w:b/>
           <w:bCs/>
           <w:color w:val="000000" w:themeColor="text1"/>
@@ -3793,67 +3708,7 @@
           <w:highlight w:val="yellow"/>
           <w:lang w:val="en-CA"/>
         </w:rPr>
-        <w:t xml:space="preserve">See </w:t>
-      </w:r>
-      <w:proofErr w:type="spellStart"/>
-      <w:r>
-        <w:rPr>
-          <w:rFonts w:eastAsia="Times New Roman" w:cs="Segoe UI"/>
-          <w:color w:val="000000" w:themeColor="text1"/>
-          <w:highlight w:val="yellow"/>
-          <w:lang w:val="en-CA"/>
-        </w:rPr>
-        <w:t>RMarkdown</w:t>
-      </w:r>
-      <w:proofErr w:type="spellEnd"/>
-      <w:r>
-        <w:rPr>
-          <w:rFonts w:eastAsia="Times New Roman" w:cs="Segoe UI"/>
-          <w:color w:val="000000" w:themeColor="text1"/>
-          <w:highlight w:val="yellow"/>
-          <w:lang w:val="en-CA"/>
-        </w:rPr>
-        <w:t xml:space="preserve"> in GitHub (</w:t>
-      </w:r>
-      <w:proofErr w:type="spellStart"/>
-      <w:r>
-        <w:rPr>
-          <w:rFonts w:eastAsia="Times New Roman" w:cs="Segoe UI"/>
-          <w:color w:val="000000" w:themeColor="text1"/>
-          <w:highlight w:val="yellow"/>
-          <w:lang w:val="en-CA"/>
-        </w:rPr>
-        <w:t>Assigment</w:t>
-      </w:r>
-      <w:proofErr w:type="spellEnd"/>
-      <w:r>
-        <w:rPr>
-          <w:rFonts w:eastAsia="Times New Roman" w:cs="Segoe UI"/>
-          <w:color w:val="000000" w:themeColor="text1"/>
-          <w:highlight w:val="yellow"/>
-          <w:lang w:val="en-CA"/>
-        </w:rPr>
-        <w:t xml:space="preserve"> 3 – ICR. </w:t>
-      </w:r>
-      <w:proofErr w:type="spellStart"/>
-      <w:r>
-        <w:rPr>
-          <w:rFonts w:eastAsia="Times New Roman" w:cs="Segoe UI"/>
-          <w:color w:val="000000" w:themeColor="text1"/>
-          <w:highlight w:val="yellow"/>
-          <w:lang w:val="en-CA"/>
-        </w:rPr>
-        <w:t>RMarkdown</w:t>
-      </w:r>
-      <w:proofErr w:type="spellEnd"/>
-      <w:r>
-        <w:rPr>
-          <w:rFonts w:eastAsia="Times New Roman" w:cs="Segoe UI"/>
-          <w:color w:val="000000" w:themeColor="text1"/>
-          <w:highlight w:val="yellow"/>
-          <w:lang w:val="en-CA"/>
-        </w:rPr>
-        <w:t>).</w:t>
+        <w:t>See RMarkdown in GitHub (Assigment 3 – ICR. RMarkdown).</w:t>
       </w:r>
     </w:p>
     <w:p>
@@ -3978,7 +3833,16 @@
           <w:color w:val="000000" w:themeColor="text1"/>
           <w:lang w:val="en-CA"/>
         </w:rPr>
-        <w:t xml:space="preserve"> (47/82)</w:t>
+        <w:t xml:space="preserve"> </w:t>
+      </w:r>
+      <w:r>
+        <w:rPr>
+          <w:rFonts w:eastAsia="Times New Roman" w:cs="Segoe UI"/>
+          <w:color w:val="000000" w:themeColor="text1"/>
+          <w:lang w:val="en-CA"/>
+        </w:rPr>
+        <w:lastRenderedPageBreak/>
+        <w:t>(47/82)</w:t>
       </w:r>
       <w:r>
         <w:rPr>
@@ -4142,7 +4006,6 @@
           <w:color w:val="000000" w:themeColor="text1"/>
           <w:lang w:val="en-CA"/>
         </w:rPr>
-        <w:lastRenderedPageBreak/>
         <w:drawing>
           <wp:inline distT="0" distB="0" distL="0" distR="0" wp14:anchorId="5F146A57" wp14:editId="237DAA95">
             <wp:extent cx="5943600" cy="2573020"/>
@@ -4159,7 +4022,7 @@
                     <pic:cNvPicPr/>
                   </pic:nvPicPr>
                   <pic:blipFill>
-                    <a:blip r:embed="rId16"/>
+                    <a:blip r:embed="rId19"/>
                     <a:stretch>
                       <a:fillRect/>
                     </a:stretch>
@@ -4237,25 +4100,7 @@
           <w:color w:val="000000" w:themeColor="text1"/>
           <w:lang w:val="en-CA"/>
         </w:rPr>
-        <w:t xml:space="preserve"> task. The Google </w:t>
-      </w:r>
-      <w:proofErr w:type="spellStart"/>
-      <w:r>
-        <w:rPr>
-          <w:rFonts w:eastAsia="Times New Roman" w:cs="Segoe UI"/>
-          <w:color w:val="000000" w:themeColor="text1"/>
-          <w:lang w:val="en-CA"/>
-        </w:rPr>
-        <w:t>Colab</w:t>
-      </w:r>
-      <w:proofErr w:type="spellEnd"/>
-      <w:r>
-        <w:rPr>
-          <w:rFonts w:eastAsia="Times New Roman" w:cs="Segoe UI"/>
-          <w:color w:val="000000" w:themeColor="text1"/>
-          <w:lang w:val="en-CA"/>
-        </w:rPr>
-        <w:t xml:space="preserve"> code ran well once I adjusted the API key and inserted my datafile. I </w:t>
+        <w:t xml:space="preserve"> task. The Google Colab code ran well once I adjusted the API key and inserted my datafile. I </w:t>
       </w:r>
       <w:r>
         <w:rPr>
@@ -4345,18 +4190,8 @@
           <w:color w:val="000000" w:themeColor="text1"/>
           <w:lang w:val="en-CA"/>
         </w:rPr>
-        <w:t xml:space="preserve">Looking at the discrepancies between the LLMs and the human coding (as seen in </w:t>
-      </w:r>
-      <w:proofErr w:type="spellStart"/>
-      <w:r>
-        <w:rPr>
-          <w:rFonts w:eastAsia="Times New Roman" w:cs="Segoe UI"/>
-          <w:color w:val="000000" w:themeColor="text1"/>
-          <w:lang w:val="en-CA"/>
-        </w:rPr>
-        <w:t>llm_all_predictions.xlsx</w:t>
-      </w:r>
-      <w:proofErr w:type="spellEnd"/>
+        <w:t>Looking at the discrepancies between the LLMs and the human coding (as seen in llm_all_predictions.xlsx</w:t>
+      </w:r>
       <w:r>
         <w:rPr>
           <w:rFonts w:eastAsia="Times New Roman" w:cs="Segoe UI"/>
@@ -4511,40 +4346,6 @@
         </w:rPr>
         <w:t>This also may speak to while using 3 categories (low, medium and high) may be better.</w:t>
       </w:r>
-    </w:p>
-    <w:p>
-      <w:pPr>
-        <w:spacing w:after="100" w:afterAutospacing="1"/>
-        <w:rPr>
-          <w:rFonts w:eastAsia="Times New Roman" w:cs="Segoe UI"/>
-          <w:color w:val="000000" w:themeColor="text1"/>
-          <w:lang w:val="en-CA"/>
-        </w:rPr>
-      </w:pPr>
-      <w:r>
-        <w:rPr>
-          <w:rFonts w:eastAsia="Times New Roman" w:cs="Segoe UI"/>
-          <w:color w:val="000000" w:themeColor="text1"/>
-          <w:lang w:val="en-CA"/>
-        </w:rPr>
-        <w:t xml:space="preserve">I will go through each discrepancy and revise my codebook accordingly </w:t>
-      </w:r>
-      <w:r>
-        <w:rPr>
-          <w:rFonts w:eastAsia="Times New Roman" w:cs="Segoe UI"/>
-          <w:color w:val="000000" w:themeColor="text1"/>
-          <w:lang w:val="en-CA"/>
-        </w:rPr>
-        <w:t xml:space="preserve">for </w:t>
-      </w:r>
-      <w:r>
-        <w:rPr>
-          <w:rFonts w:eastAsia="Times New Roman" w:cs="Segoe UI"/>
-          <w:color w:val="000000" w:themeColor="text1"/>
-          <w:lang w:val="en-CA"/>
-        </w:rPr>
-        <w:t>Part 2</w:t>
-      </w:r>
       <w:r>
         <w:rPr>
           <w:rFonts w:eastAsia="Times New Roman" w:cs="Segoe UI"/>
@@ -4553,53 +4354,22 @@
         </w:rPr>
         <w:t xml:space="preserve"> </w:t>
       </w:r>
-      <w:proofErr w:type="spellStart"/>
-      <w:r>
-        <w:rPr>
-          <w:rFonts w:eastAsia="Times New Roman" w:cs="Segoe UI"/>
-          <w:color w:val="000000" w:themeColor="text1"/>
-          <w:lang w:val="en-CA"/>
-        </w:rPr>
-        <w:t>i</w:t>
-      </w:r>
-      <w:proofErr w:type="spellEnd"/>
-      <w:r>
-        <w:rPr>
-          <w:rFonts w:eastAsia="Times New Roman" w:cs="Segoe UI"/>
-          <w:color w:val="000000" w:themeColor="text1"/>
-          <w:lang w:val="en-CA"/>
-        </w:rPr>
-        <w:t xml:space="preserve">). </w:t>
-      </w:r>
-    </w:p>
-    <w:p>
-      <w:pPr>
-        <w:spacing w:after="100" w:afterAutospacing="1"/>
-        <w:rPr>
-          <w:rFonts w:eastAsia="Times New Roman" w:cs="Segoe UI"/>
-          <w:color w:val="000000" w:themeColor="text1"/>
-          <w:lang w:val="en-CA"/>
-        </w:rPr>
-      </w:pPr>
-    </w:p>
-    <w:p>
-      <w:pPr>
-        <w:rPr>
-          <w:b/>
-          <w:bCs/>
-          <w:lang w:val="en-CA"/>
-        </w:rPr>
-      </w:pPr>
-    </w:p>
-    <w:p>
-      <w:pPr>
-        <w:jc w:val="center"/>
-        <w:rPr>
-          <w:b/>
-          <w:bCs/>
-          <w:lang w:val="en-CA"/>
-        </w:rPr>
-      </w:pPr>
+      <w:r>
+        <w:rPr>
+          <w:rFonts w:eastAsia="Times New Roman" w:cs="Segoe UI"/>
+          <w:color w:val="000000" w:themeColor="text1"/>
+          <w:lang w:val="en-CA"/>
+        </w:rPr>
+        <w:t>I will go through each discrepancy and revise my codebook accordingly</w:t>
+      </w:r>
+      <w:r>
+        <w:rPr>
+          <w:rFonts w:eastAsia="Times New Roman" w:cs="Segoe UI"/>
+          <w:color w:val="000000" w:themeColor="text1"/>
+          <w:lang w:val="en-CA"/>
+        </w:rPr>
+        <w:t>.</w:t>
+      </w:r>
     </w:p>
     <w:p>
       <w:pPr>
@@ -4665,12 +4435,1751 @@
     <w:p>
       <w:pPr>
         <w:spacing w:before="100" w:beforeAutospacing="1" w:after="100" w:afterAutospacing="1"/>
-        <w:ind w:left="720"/>
         <w:rPr>
           <w:rFonts w:eastAsia="Times New Roman" w:cs="Segoe UI"/>
           <w:b/>
           <w:bCs/>
           <w:color w:val="212529"/>
+          <w:lang w:val="en-CA"/>
+        </w:rPr>
+      </w:pPr>
+      <w:r>
+        <w:rPr>
+          <w:rFonts w:eastAsia="Times New Roman" w:cs="Segoe UI"/>
+          <w:b/>
+          <w:bCs/>
+          <w:color w:val="212529"/>
+          <w:lang w:val="en-CA"/>
+        </w:rPr>
+        <w:t>Extra Observations</w:t>
+      </w:r>
+      <w:r>
+        <w:rPr>
+          <w:rFonts w:eastAsia="Times New Roman" w:cs="Segoe UI"/>
+          <w:b/>
+          <w:bCs/>
+          <w:color w:val="212529"/>
+          <w:lang w:val="en-CA"/>
+        </w:rPr>
+        <w:t xml:space="preserve"> (150 per category)</w:t>
+      </w:r>
+    </w:p>
+    <w:p>
+      <w:pPr>
+        <w:spacing w:before="100" w:beforeAutospacing="1" w:after="100" w:afterAutospacing="1"/>
+        <w:rPr>
+          <w:rFonts w:eastAsia="Times New Roman" w:cs="Segoe UI"/>
+          <w:color w:val="212529"/>
+          <w:lang w:val="en-CA"/>
+        </w:rPr>
+      </w:pPr>
+      <w:r>
+        <w:rPr>
+          <w:rFonts w:eastAsia="Times New Roman" w:cs="Segoe UI"/>
+          <w:color w:val="212529"/>
+          <w:lang w:val="en-CA"/>
+        </w:rPr>
+        <w:t>I expanded my observations so there over 150 observations per category.</w:t>
+      </w:r>
+      <w:r>
+        <w:rPr>
+          <w:rFonts w:eastAsia="Times New Roman" w:cs="Segoe UI"/>
+          <w:color w:val="212529"/>
+          <w:lang w:val="en-CA"/>
+        </w:rPr>
+        <w:t xml:space="preserve"> This now saved as </w:t>
+      </w:r>
+      <w:r>
+        <w:rPr>
+          <w:rFonts w:eastAsia="Times New Roman" w:cs="Segoe UI"/>
+          <w:color w:val="212529"/>
+          <w:lang w:val="en-CA"/>
+        </w:rPr>
+        <w:t>trainingdata_ontario_budgets_</w:t>
+      </w:r>
+      <w:r>
+        <w:rPr>
+          <w:rFonts w:eastAsia="Times New Roman" w:cs="Segoe UI"/>
+          <w:color w:val="212529"/>
+          <w:lang w:val="en-CA"/>
+        </w:rPr>
+        <w:t>V5</w:t>
+      </w:r>
+      <w:r>
+        <w:rPr>
+          <w:rFonts w:eastAsia="Times New Roman" w:cs="Segoe UI"/>
+          <w:color w:val="212529"/>
+          <w:lang w:val="en-CA"/>
+        </w:rPr>
+        <w:t>_llm_sample.xlsx</w:t>
+      </w:r>
+      <w:r>
+        <w:rPr>
+          <w:rFonts w:eastAsia="Times New Roman" w:cs="Segoe UI"/>
+          <w:color w:val="212529"/>
+          <w:lang w:val="en-CA"/>
+        </w:rPr>
+        <w:t xml:space="preserve"> in the GitHub.</w:t>
+      </w:r>
+      <w:r>
+        <w:rPr>
+          <w:rFonts w:eastAsia="Times New Roman" w:cs="Segoe UI"/>
+          <w:color w:val="212529"/>
+          <w:lang w:val="en-CA"/>
+        </w:rPr>
+        <w:t xml:space="preserve"> These observations were all hand-coded.</w:t>
+      </w:r>
+    </w:p>
+    <w:tbl>
+      <w:tblPr>
+        <w:tblW w:w="5200" w:type="dxa"/>
+        <w:tblLook w:val="04A0" w:firstRow="1" w:lastRow="0" w:firstColumn="1" w:lastColumn="0" w:noHBand="0" w:noVBand="1"/>
+      </w:tblPr>
+      <w:tblGrid>
+        <w:gridCol w:w="1300"/>
+        <w:gridCol w:w="1300"/>
+        <w:gridCol w:w="1300"/>
+        <w:gridCol w:w="1300"/>
+      </w:tblGrid>
+      <w:tr>
+        <w:trPr>
+          <w:trHeight w:val="320"/>
+        </w:trPr>
+        <w:tc>
+          <w:tcPr>
+            <w:tcW w:w="1300" w:type="dxa"/>
+            <w:tcBorders>
+              <w:top w:val="nil"/>
+              <w:left w:val="nil"/>
+              <w:bottom w:val="nil"/>
+              <w:right w:val="nil"/>
+            </w:tcBorders>
+            <w:shd w:val="clear" w:color="000000" w:fill="F7C7AC"/>
+            <w:noWrap/>
+            <w:vAlign w:val="bottom"/>
+            <w:hideMark/>
+          </w:tcPr>
+          <w:p>
+            <w:pPr>
+              <w:rPr>
+                <w:rFonts w:ascii="Aptos Narrow" w:eastAsia="Times New Roman" w:hAnsi="Aptos Narrow" w:cs="Times New Roman"/>
+                <w:b/>
+                <w:bCs/>
+                <w:color w:val="000000"/>
+                <w:lang w:val="en-CA"/>
+              </w:rPr>
+            </w:pPr>
+            <w:r>
+              <w:rPr>
+                <w:rFonts w:ascii="Aptos Narrow" w:eastAsia="Times New Roman" w:hAnsi="Aptos Narrow" w:cs="Times New Roman"/>
+                <w:b/>
+                <w:bCs/>
+                <w:color w:val="000000"/>
+                <w:lang w:val="en-CA"/>
+              </w:rPr>
+              <w:t>PART 2</w:t>
+            </w:r>
+          </w:p>
+        </w:tc>
+        <w:tc>
+          <w:tcPr>
+            <w:tcW w:w="1300" w:type="dxa"/>
+            <w:tcBorders>
+              <w:top w:val="nil"/>
+              <w:left w:val="nil"/>
+              <w:bottom w:val="nil"/>
+              <w:right w:val="nil"/>
+            </w:tcBorders>
+            <w:noWrap/>
+            <w:vAlign w:val="bottom"/>
+            <w:hideMark/>
+          </w:tcPr>
+          <w:p>
+            <w:pPr>
+              <w:rPr>
+                <w:rFonts w:ascii="Aptos Narrow" w:eastAsia="Times New Roman" w:hAnsi="Aptos Narrow" w:cs="Times New Roman"/>
+                <w:b/>
+                <w:bCs/>
+                <w:color w:val="000000"/>
+                <w:lang w:val="en-CA"/>
+              </w:rPr>
+            </w:pPr>
+          </w:p>
+        </w:tc>
+        <w:tc>
+          <w:tcPr>
+            <w:tcW w:w="1300" w:type="dxa"/>
+            <w:tcBorders>
+              <w:top w:val="nil"/>
+              <w:left w:val="nil"/>
+              <w:bottom w:val="nil"/>
+              <w:right w:val="nil"/>
+            </w:tcBorders>
+            <w:noWrap/>
+            <w:vAlign w:val="bottom"/>
+            <w:hideMark/>
+          </w:tcPr>
+          <w:p>
+            <w:pPr>
+              <w:rPr>
+                <w:rFonts w:ascii="Times New Roman" w:eastAsia="Times New Roman" w:hAnsi="Times New Roman" w:cs="Times New Roman"/>
+                <w:sz w:val="20"/>
+                <w:szCs w:val="20"/>
+                <w:lang w:val="en-CA"/>
+              </w:rPr>
+            </w:pPr>
+          </w:p>
+        </w:tc>
+        <w:tc>
+          <w:tcPr>
+            <w:tcW w:w="1300" w:type="dxa"/>
+            <w:tcBorders>
+              <w:top w:val="nil"/>
+              <w:left w:val="nil"/>
+              <w:bottom w:val="nil"/>
+              <w:right w:val="nil"/>
+            </w:tcBorders>
+            <w:noWrap/>
+            <w:vAlign w:val="bottom"/>
+            <w:hideMark/>
+          </w:tcPr>
+          <w:p>
+            <w:pPr>
+              <w:rPr>
+                <w:rFonts w:ascii="Times New Roman" w:eastAsia="Times New Roman" w:hAnsi="Times New Roman" w:cs="Times New Roman"/>
+                <w:sz w:val="20"/>
+                <w:szCs w:val="20"/>
+                <w:lang w:val="en-CA"/>
+              </w:rPr>
+            </w:pPr>
+          </w:p>
+        </w:tc>
+      </w:tr>
+      <w:tr>
+        <w:trPr>
+          <w:trHeight w:val="320"/>
+        </w:trPr>
+        <w:tc>
+          <w:tcPr>
+            <w:tcW w:w="1300" w:type="dxa"/>
+            <w:tcBorders>
+              <w:top w:val="nil"/>
+              <w:left w:val="nil"/>
+              <w:bottom w:val="nil"/>
+              <w:right w:val="nil"/>
+            </w:tcBorders>
+            <w:noWrap/>
+            <w:vAlign w:val="bottom"/>
+            <w:hideMark/>
+          </w:tcPr>
+          <w:p>
+            <w:pPr>
+              <w:rPr>
+                <w:rFonts w:ascii="Aptos Narrow" w:eastAsia="Times New Roman" w:hAnsi="Aptos Narrow" w:cs="Times New Roman"/>
+                <w:b/>
+                <w:bCs/>
+                <w:color w:val="000000"/>
+                <w:lang w:val="en-CA"/>
+              </w:rPr>
+            </w:pPr>
+            <w:r>
+              <w:rPr>
+                <w:rFonts w:ascii="Aptos Narrow" w:eastAsia="Times New Roman" w:hAnsi="Aptos Narrow" w:cs="Times New Roman"/>
+                <w:b/>
+                <w:bCs/>
+                <w:color w:val="000000"/>
+                <w:lang w:val="en-CA"/>
+              </w:rPr>
+              <w:t>LOW</w:t>
+            </w:r>
+          </w:p>
+        </w:tc>
+        <w:tc>
+          <w:tcPr>
+            <w:tcW w:w="1300" w:type="dxa"/>
+            <w:tcBorders>
+              <w:top w:val="nil"/>
+              <w:left w:val="nil"/>
+              <w:bottom w:val="nil"/>
+              <w:right w:val="nil"/>
+            </w:tcBorders>
+            <w:noWrap/>
+            <w:vAlign w:val="bottom"/>
+          </w:tcPr>
+          <w:p>
+            <w:pPr>
+              <w:rPr>
+                <w:rFonts w:ascii="Aptos Narrow" w:eastAsia="Times New Roman" w:hAnsi="Aptos Narrow" w:cs="Times New Roman"/>
+                <w:b/>
+                <w:bCs/>
+                <w:color w:val="000000"/>
+                <w:lang w:val="en-CA"/>
+              </w:rPr>
+            </w:pPr>
+          </w:p>
+        </w:tc>
+        <w:tc>
+          <w:tcPr>
+            <w:tcW w:w="1300" w:type="dxa"/>
+            <w:tcBorders>
+              <w:top w:val="nil"/>
+              <w:left w:val="nil"/>
+              <w:bottom w:val="nil"/>
+              <w:right w:val="nil"/>
+            </w:tcBorders>
+            <w:noWrap/>
+            <w:vAlign w:val="bottom"/>
+            <w:hideMark/>
+          </w:tcPr>
+          <w:p>
+            <w:pPr>
+              <w:rPr>
+                <w:rFonts w:ascii="Aptos Narrow" w:eastAsia="Times New Roman" w:hAnsi="Aptos Narrow" w:cs="Times New Roman"/>
+                <w:b/>
+                <w:bCs/>
+                <w:color w:val="000000"/>
+                <w:lang w:val="en-CA"/>
+              </w:rPr>
+            </w:pPr>
+            <w:r>
+              <w:rPr>
+                <w:rFonts w:ascii="Aptos Narrow" w:eastAsia="Times New Roman" w:hAnsi="Aptos Narrow" w:cs="Times New Roman"/>
+                <w:b/>
+                <w:bCs/>
+                <w:color w:val="000000"/>
+                <w:lang w:val="en-CA"/>
+              </w:rPr>
+              <w:t>HIGH</w:t>
+            </w:r>
+          </w:p>
+        </w:tc>
+        <w:tc>
+          <w:tcPr>
+            <w:tcW w:w="1300" w:type="dxa"/>
+            <w:tcBorders>
+              <w:top w:val="nil"/>
+              <w:left w:val="nil"/>
+              <w:bottom w:val="nil"/>
+              <w:right w:val="nil"/>
+            </w:tcBorders>
+            <w:noWrap/>
+            <w:vAlign w:val="bottom"/>
+            <w:hideMark/>
+          </w:tcPr>
+          <w:p>
+            <w:pPr>
+              <w:rPr>
+                <w:rFonts w:ascii="Aptos Narrow" w:eastAsia="Times New Roman" w:hAnsi="Aptos Narrow" w:cs="Times New Roman"/>
+                <w:b/>
+                <w:bCs/>
+                <w:color w:val="000000"/>
+                <w:lang w:val="en-CA"/>
+              </w:rPr>
+            </w:pPr>
+            <w:r>
+              <w:rPr>
+                <w:rFonts w:ascii="Aptos Narrow" w:eastAsia="Times New Roman" w:hAnsi="Aptos Narrow" w:cs="Times New Roman"/>
+                <w:b/>
+                <w:bCs/>
+                <w:color w:val="000000"/>
+                <w:lang w:val="en-CA"/>
+              </w:rPr>
+              <w:t>TOTAL</w:t>
+            </w:r>
+          </w:p>
+        </w:tc>
+      </w:tr>
+      <w:tr>
+        <w:trPr>
+          <w:trHeight w:val="320"/>
+        </w:trPr>
+        <w:tc>
+          <w:tcPr>
+            <w:tcW w:w="1300" w:type="dxa"/>
+            <w:tcBorders>
+              <w:top w:val="nil"/>
+              <w:left w:val="nil"/>
+              <w:bottom w:val="nil"/>
+              <w:right w:val="nil"/>
+            </w:tcBorders>
+            <w:noWrap/>
+            <w:vAlign w:val="bottom"/>
+            <w:hideMark/>
+          </w:tcPr>
+          <w:p>
+            <w:pPr>
+              <w:jc w:val="right"/>
+              <w:rPr>
+                <w:rFonts w:ascii="Aptos Narrow" w:eastAsia="Times New Roman" w:hAnsi="Aptos Narrow" w:cs="Times New Roman"/>
+                <w:color w:val="000000"/>
+                <w:lang w:val="en-CA"/>
+              </w:rPr>
+            </w:pPr>
+            <w:r>
+              <w:rPr>
+                <w:rFonts w:ascii="Aptos Narrow" w:eastAsia="Times New Roman" w:hAnsi="Aptos Narrow" w:cs="Times New Roman"/>
+                <w:color w:val="000000"/>
+                <w:lang w:val="en-CA"/>
+              </w:rPr>
+              <w:t>165</w:t>
+            </w:r>
+          </w:p>
+        </w:tc>
+        <w:tc>
+          <w:tcPr>
+            <w:tcW w:w="1300" w:type="dxa"/>
+            <w:tcBorders>
+              <w:top w:val="nil"/>
+              <w:left w:val="nil"/>
+              <w:bottom w:val="nil"/>
+              <w:right w:val="nil"/>
+            </w:tcBorders>
+            <w:noWrap/>
+            <w:vAlign w:val="bottom"/>
+          </w:tcPr>
+          <w:p>
+            <w:pPr>
+              <w:jc w:val="right"/>
+              <w:rPr>
+                <w:rFonts w:ascii="Aptos Narrow" w:eastAsia="Times New Roman" w:hAnsi="Aptos Narrow" w:cs="Times New Roman"/>
+                <w:color w:val="000000"/>
+                <w:lang w:val="en-CA"/>
+              </w:rPr>
+            </w:pPr>
+          </w:p>
+        </w:tc>
+        <w:tc>
+          <w:tcPr>
+            <w:tcW w:w="1300" w:type="dxa"/>
+            <w:tcBorders>
+              <w:top w:val="nil"/>
+              <w:left w:val="nil"/>
+              <w:bottom w:val="nil"/>
+              <w:right w:val="nil"/>
+            </w:tcBorders>
+            <w:noWrap/>
+            <w:vAlign w:val="bottom"/>
+            <w:hideMark/>
+          </w:tcPr>
+          <w:p>
+            <w:pPr>
+              <w:jc w:val="right"/>
+              <w:rPr>
+                <w:rFonts w:ascii="Aptos Narrow" w:eastAsia="Times New Roman" w:hAnsi="Aptos Narrow" w:cs="Times New Roman"/>
+                <w:color w:val="000000"/>
+                <w:lang w:val="en-CA"/>
+              </w:rPr>
+            </w:pPr>
+            <w:r>
+              <w:rPr>
+                <w:rFonts w:ascii="Aptos Narrow" w:eastAsia="Times New Roman" w:hAnsi="Aptos Narrow" w:cs="Times New Roman"/>
+                <w:color w:val="000000"/>
+                <w:lang w:val="en-CA"/>
+              </w:rPr>
+              <w:t>163</w:t>
+            </w:r>
+          </w:p>
+        </w:tc>
+        <w:tc>
+          <w:tcPr>
+            <w:tcW w:w="1300" w:type="dxa"/>
+            <w:tcBorders>
+              <w:top w:val="nil"/>
+              <w:left w:val="nil"/>
+              <w:bottom w:val="nil"/>
+              <w:right w:val="nil"/>
+            </w:tcBorders>
+            <w:noWrap/>
+            <w:vAlign w:val="bottom"/>
+            <w:hideMark/>
+          </w:tcPr>
+          <w:p>
+            <w:pPr>
+              <w:jc w:val="right"/>
+              <w:rPr>
+                <w:rFonts w:ascii="Aptos Narrow" w:eastAsia="Times New Roman" w:hAnsi="Aptos Narrow" w:cs="Times New Roman"/>
+                <w:color w:val="000000"/>
+                <w:lang w:val="en-CA"/>
+              </w:rPr>
+            </w:pPr>
+            <w:r>
+              <w:rPr>
+                <w:rFonts w:ascii="Aptos Narrow" w:eastAsia="Times New Roman" w:hAnsi="Aptos Narrow" w:cs="Times New Roman"/>
+                <w:color w:val="000000"/>
+                <w:lang w:val="en-CA"/>
+              </w:rPr>
+              <w:t>328</w:t>
+            </w:r>
+          </w:p>
+        </w:tc>
+      </w:tr>
+    </w:tbl>
+    <w:p>
+      <w:pPr>
+        <w:spacing w:before="100" w:beforeAutospacing="1" w:after="100" w:afterAutospacing="1"/>
+        <w:rPr>
+          <w:rFonts w:eastAsia="Times New Roman" w:cs="Segoe UI"/>
+          <w:b/>
+          <w:bCs/>
+          <w:color w:val="212529"/>
+          <w:lang w:val="en-CA"/>
+        </w:rPr>
+      </w:pPr>
+      <w:r>
+        <w:rPr>
+          <w:rFonts w:eastAsia="Times New Roman" w:cs="Segoe UI"/>
+          <w:b/>
+          <w:bCs/>
+          <w:color w:val="212529"/>
+          <w:lang w:val="en-CA"/>
+        </w:rPr>
+        <w:t>LLM Validation</w:t>
+      </w:r>
+      <w:r>
+        <w:rPr>
+          <w:rFonts w:eastAsia="Times New Roman" w:cs="Segoe UI"/>
+          <w:b/>
+          <w:bCs/>
+          <w:color w:val="212529"/>
+          <w:lang w:val="en-CA"/>
+        </w:rPr>
+        <w:t>: Second Attempt</w:t>
+      </w:r>
+    </w:p>
+    <w:p>
+      <w:pPr>
+        <w:spacing w:before="100" w:beforeAutospacing="1" w:after="100" w:afterAutospacing="1"/>
+        <w:rPr>
+          <w:rFonts w:eastAsia="Times New Roman" w:cs="Segoe UI"/>
+          <w:color w:val="212529"/>
+          <w:lang w:val="en-CA"/>
+        </w:rPr>
+      </w:pPr>
+      <w:r>
+        <w:rPr>
+          <w:rFonts w:eastAsia="Times New Roman" w:cs="Segoe UI"/>
+          <w:color w:val="212529"/>
+          <w:lang w:val="en-CA"/>
+        </w:rPr>
+        <w:t xml:space="preserve">I also updated my codebook in </w:t>
+      </w:r>
+      <w:r>
+        <w:rPr>
+          <w:rFonts w:eastAsia="Times New Roman" w:cs="Segoe UI"/>
+          <w:color w:val="212529"/>
+          <w:lang w:val="en-CA"/>
+        </w:rPr>
+        <w:t>Google Colab and had the LLMs try again</w:t>
+      </w:r>
+      <w:r>
+        <w:rPr>
+          <w:rFonts w:eastAsia="Times New Roman" w:cs="Segoe UI"/>
+          <w:color w:val="212529"/>
+          <w:lang w:val="en-CA"/>
+        </w:rPr>
+        <w:t>. I removed reference to coding 0s and kept it only to coding 1s. I also refined how I define resource dependence for it to be more nuanced that is not strictly relate to referencing the government alone.</w:t>
+      </w:r>
+    </w:p>
+    <w:p>
+      <w:pPr>
+        <w:spacing w:before="100" w:beforeAutospacing="1" w:after="100" w:afterAutospacing="1"/>
+        <w:rPr>
+          <w:rFonts w:eastAsia="Times New Roman" w:cs="Segoe UI"/>
+          <w:color w:val="212529"/>
+          <w:lang w:val="en-CA"/>
+        </w:rPr>
+      </w:pPr>
+      <w:r>
+        <w:rPr>
+          <w:rFonts w:eastAsia="Times New Roman" w:cs="Segoe UI"/>
+          <w:color w:val="212529"/>
+          <w:highlight w:val="yellow"/>
+          <w:lang w:val="en-CA"/>
+        </w:rPr>
+        <w:t xml:space="preserve">I used a new Google Colab: </w:t>
+      </w:r>
+      <w:hyperlink r:id="rId20" w:history="1">
+        <w:r>
+          <w:rPr>
+            <w:rStyle w:val="Hyperlink"/>
+            <w:rFonts w:eastAsia="Times New Roman" w:cs="Segoe UI"/>
+            <w:highlight w:val="yellow"/>
+            <w:lang w:val="en-CA"/>
+          </w:rPr>
+          <w:t>https://colab.research.google.com/drive/1zBvZ8adQOoXnlyx7_iXkkM-3exUiYizu#scrollTo=NLEOLjqIPqGz</w:t>
+        </w:r>
+      </w:hyperlink>
+    </w:p>
+    <w:p>
+      <w:pPr>
+        <w:shd w:val="clear" w:color="auto" w:fill="FFFFFF"/>
+        <w:spacing w:line="285" w:lineRule="atLeast"/>
+        <w:rPr>
+          <w:rFonts w:ascii="Courier New" w:eastAsia="Times New Roman" w:hAnsi="Courier New" w:cs="Courier New"/>
+          <w:color w:val="000000"/>
+          <w:sz w:val="21"/>
+          <w:szCs w:val="21"/>
+          <w:lang w:val="en-CA"/>
+        </w:rPr>
+      </w:pPr>
+      <w:r>
+        <w:rPr>
+          <w:rFonts w:ascii="Courier New" w:eastAsia="Times New Roman" w:hAnsi="Courier New" w:cs="Courier New"/>
+          <w:color w:val="000000"/>
+          <w:sz w:val="21"/>
+          <w:szCs w:val="21"/>
+          <w:lang w:val="en-CA"/>
+        </w:rPr>
+        <w:t xml:space="preserve">prompt = </w:t>
+      </w:r>
+      <w:r>
+        <w:rPr>
+          <w:rFonts w:ascii="Courier New" w:eastAsia="Times New Roman" w:hAnsi="Courier New" w:cs="Courier New"/>
+          <w:color w:val="A31515"/>
+          <w:sz w:val="21"/>
+          <w:szCs w:val="21"/>
+          <w:lang w:val="en-CA"/>
+        </w:rPr>
+        <w:t>"""</w:t>
+      </w:r>
+    </w:p>
+    <w:p>
+      <w:pPr>
+        <w:shd w:val="clear" w:color="auto" w:fill="FFFFFF"/>
+        <w:spacing w:line="285" w:lineRule="atLeast"/>
+        <w:rPr>
+          <w:rFonts w:ascii="Courier New" w:eastAsia="Times New Roman" w:hAnsi="Courier New" w:cs="Courier New"/>
+          <w:color w:val="000000"/>
+          <w:sz w:val="21"/>
+          <w:szCs w:val="21"/>
+          <w:lang w:val="en-CA"/>
+        </w:rPr>
+      </w:pPr>
+      <w:r>
+        <w:rPr>
+          <w:rFonts w:ascii="Courier New" w:eastAsia="Times New Roman" w:hAnsi="Courier New" w:cs="Courier New"/>
+          <w:color w:val="A31515"/>
+          <w:sz w:val="21"/>
+          <w:szCs w:val="21"/>
+          <w:lang w:val="en-CA"/>
+        </w:rPr>
+        <w:t>Please classify the following sentence as either:</w:t>
+      </w:r>
+    </w:p>
+    <w:p>
+      <w:pPr>
+        <w:shd w:val="clear" w:color="auto" w:fill="FFFFFF"/>
+        <w:spacing w:line="285" w:lineRule="atLeast"/>
+        <w:rPr>
+          <w:rFonts w:ascii="Courier New" w:eastAsia="Times New Roman" w:hAnsi="Courier New" w:cs="Courier New"/>
+          <w:color w:val="000000"/>
+          <w:sz w:val="21"/>
+          <w:szCs w:val="21"/>
+          <w:lang w:val="en-CA"/>
+        </w:rPr>
+      </w:pPr>
+      <w:r>
+        <w:rPr>
+          <w:rFonts w:ascii="Courier New" w:eastAsia="Times New Roman" w:hAnsi="Courier New" w:cs="Courier New"/>
+          <w:color w:val="A31515"/>
+          <w:sz w:val="21"/>
+          <w:szCs w:val="21"/>
+          <w:lang w:val="en-CA"/>
+        </w:rPr>
+        <w:t>- 1 = resource dependence language</w:t>
+      </w:r>
+    </w:p>
+    <w:p>
+      <w:pPr>
+        <w:shd w:val="clear" w:color="auto" w:fill="FFFFFF"/>
+        <w:spacing w:line="285" w:lineRule="atLeast"/>
+        <w:rPr>
+          <w:rFonts w:ascii="Courier New" w:eastAsia="Times New Roman" w:hAnsi="Courier New" w:cs="Courier New"/>
+          <w:color w:val="000000"/>
+          <w:sz w:val="21"/>
+          <w:szCs w:val="21"/>
+          <w:lang w:val="en-CA"/>
+        </w:rPr>
+      </w:pPr>
+      <w:r>
+        <w:rPr>
+          <w:rFonts w:ascii="Courier New" w:eastAsia="Times New Roman" w:hAnsi="Courier New" w:cs="Courier New"/>
+          <w:color w:val="A31515"/>
+          <w:sz w:val="21"/>
+          <w:szCs w:val="21"/>
+          <w:lang w:val="en-CA"/>
+        </w:rPr>
+        <w:t>- 0 = non-resource dependence language</w:t>
+      </w:r>
+    </w:p>
+    <w:p>
+      <w:pPr>
+        <w:shd w:val="clear" w:color="auto" w:fill="FFFFFF"/>
+        <w:spacing w:line="285" w:lineRule="atLeast"/>
+        <w:rPr>
+          <w:rFonts w:ascii="Courier New" w:eastAsia="Times New Roman" w:hAnsi="Courier New" w:cs="Courier New"/>
+          <w:color w:val="000000"/>
+          <w:sz w:val="21"/>
+          <w:szCs w:val="21"/>
+          <w:lang w:val="en-CA"/>
+        </w:rPr>
+      </w:pPr>
+    </w:p>
+    <w:p>
+      <w:pPr>
+        <w:shd w:val="clear" w:color="auto" w:fill="FFFFFF"/>
+        <w:spacing w:line="285" w:lineRule="atLeast"/>
+        <w:rPr>
+          <w:rFonts w:ascii="Courier New" w:eastAsia="Times New Roman" w:hAnsi="Courier New" w:cs="Courier New"/>
+          <w:color w:val="000000"/>
+          <w:sz w:val="21"/>
+          <w:szCs w:val="21"/>
+          <w:lang w:val="en-CA"/>
+        </w:rPr>
+      </w:pPr>
+      <w:r>
+        <w:rPr>
+          <w:rFonts w:ascii="Courier New" w:eastAsia="Times New Roman" w:hAnsi="Courier New" w:cs="Courier New"/>
+          <w:color w:val="A31515"/>
+          <w:sz w:val="21"/>
+          <w:szCs w:val="21"/>
+          <w:lang w:val="en-CA"/>
+        </w:rPr>
+        <w:t>Resource dependence language refers to situations where a university feels constrained by, dependent on, the government. In particular, resource dependent universities feel limited by Ontario policies, such as the domestic tuition freeze, and talk as though there are not alternative ways for their operating revenues to grow or operating expenses to be covered. Less dependent universities look for alternative funding through their own means but also through looking to different layers of government or different programs outside of the tuition framework.</w:t>
+      </w:r>
+    </w:p>
+    <w:p>
+      <w:pPr>
+        <w:shd w:val="clear" w:color="auto" w:fill="FFFFFF"/>
+        <w:spacing w:line="285" w:lineRule="atLeast"/>
+        <w:rPr>
+          <w:rFonts w:ascii="Courier New" w:eastAsia="Times New Roman" w:hAnsi="Courier New" w:cs="Courier New"/>
+          <w:color w:val="000000"/>
+          <w:sz w:val="21"/>
+          <w:szCs w:val="21"/>
+          <w:lang w:val="en-CA"/>
+        </w:rPr>
+      </w:pPr>
+    </w:p>
+    <w:p>
+      <w:pPr>
+        <w:shd w:val="clear" w:color="auto" w:fill="FFFFFF"/>
+        <w:spacing w:line="285" w:lineRule="atLeast"/>
+        <w:rPr>
+          <w:rFonts w:ascii="Courier New" w:eastAsia="Times New Roman" w:hAnsi="Courier New" w:cs="Courier New"/>
+          <w:color w:val="000000"/>
+          <w:sz w:val="21"/>
+          <w:szCs w:val="21"/>
+          <w:lang w:val="en-CA"/>
+        </w:rPr>
+      </w:pPr>
+      <w:r>
+        <w:rPr>
+          <w:rFonts w:ascii="Courier New" w:eastAsia="Times New Roman" w:hAnsi="Courier New" w:cs="Courier New"/>
+          <w:color w:val="A31515"/>
+          <w:sz w:val="21"/>
+          <w:szCs w:val="21"/>
+          <w:lang w:val="en-CA"/>
+        </w:rPr>
+        <w:t>This includes:</w:t>
+      </w:r>
+    </w:p>
+    <w:p>
+      <w:pPr>
+        <w:shd w:val="clear" w:color="auto" w:fill="FFFFFF"/>
+        <w:spacing w:line="285" w:lineRule="atLeast"/>
+        <w:rPr>
+          <w:rFonts w:ascii="Courier New" w:eastAsia="Times New Roman" w:hAnsi="Courier New" w:cs="Courier New"/>
+          <w:color w:val="000000"/>
+          <w:sz w:val="21"/>
+          <w:szCs w:val="21"/>
+          <w:lang w:val="en-CA"/>
+        </w:rPr>
+      </w:pPr>
+      <w:r>
+        <w:rPr>
+          <w:rFonts w:ascii="Courier New" w:eastAsia="Times New Roman" w:hAnsi="Courier New" w:cs="Courier New"/>
+          <w:color w:val="A31515"/>
+          <w:sz w:val="21"/>
+          <w:szCs w:val="21"/>
+          <w:lang w:val="en-CA"/>
+        </w:rPr>
+        <w:lastRenderedPageBreak/>
+        <w:t>- provincial funding being at risk or uncertain</w:t>
+      </w:r>
+    </w:p>
+    <w:p>
+      <w:pPr>
+        <w:shd w:val="clear" w:color="auto" w:fill="FFFFFF"/>
+        <w:spacing w:line="285" w:lineRule="atLeast"/>
+        <w:rPr>
+          <w:rFonts w:ascii="Courier New" w:eastAsia="Times New Roman" w:hAnsi="Courier New" w:cs="Courier New"/>
+          <w:color w:val="000000"/>
+          <w:sz w:val="21"/>
+          <w:szCs w:val="21"/>
+          <w:lang w:val="en-CA"/>
+        </w:rPr>
+      </w:pPr>
+      <w:r>
+        <w:rPr>
+          <w:rFonts w:ascii="Courier New" w:eastAsia="Times New Roman" w:hAnsi="Courier New" w:cs="Courier New"/>
+          <w:color w:val="A31515"/>
+          <w:sz w:val="21"/>
+          <w:szCs w:val="21"/>
+          <w:lang w:val="en-CA"/>
+        </w:rPr>
+        <w:t>- restricted flexibility due to domestic tuition freeze</w:t>
+      </w:r>
+    </w:p>
+    <w:p>
+      <w:pPr>
+        <w:shd w:val="clear" w:color="auto" w:fill="FFFFFF"/>
+        <w:spacing w:line="285" w:lineRule="atLeast"/>
+        <w:rPr>
+          <w:rFonts w:ascii="Courier New" w:eastAsia="Times New Roman" w:hAnsi="Courier New" w:cs="Courier New"/>
+          <w:color w:val="000000"/>
+          <w:sz w:val="21"/>
+          <w:szCs w:val="21"/>
+          <w:lang w:val="en-CA"/>
+        </w:rPr>
+      </w:pPr>
+      <w:r>
+        <w:rPr>
+          <w:rFonts w:ascii="Courier New" w:eastAsia="Times New Roman" w:hAnsi="Courier New" w:cs="Courier New"/>
+          <w:color w:val="A31515"/>
+          <w:sz w:val="21"/>
+          <w:szCs w:val="21"/>
+          <w:lang w:val="en-CA"/>
+        </w:rPr>
+        <w:t>- dependence on provincial government funding decisions</w:t>
+      </w:r>
+    </w:p>
+    <w:p>
+      <w:pPr>
+        <w:shd w:val="clear" w:color="auto" w:fill="FFFFFF"/>
+        <w:spacing w:line="285" w:lineRule="atLeast"/>
+        <w:rPr>
+          <w:rFonts w:ascii="Courier New" w:eastAsia="Times New Roman" w:hAnsi="Courier New" w:cs="Courier New"/>
+          <w:color w:val="000000"/>
+          <w:sz w:val="21"/>
+          <w:szCs w:val="21"/>
+          <w:lang w:val="en-CA"/>
+        </w:rPr>
+      </w:pPr>
+      <w:r>
+        <w:rPr>
+          <w:rFonts w:ascii="Courier New" w:eastAsia="Times New Roman" w:hAnsi="Courier New" w:cs="Courier New"/>
+          <w:color w:val="A31515"/>
+          <w:sz w:val="21"/>
+          <w:szCs w:val="21"/>
+          <w:lang w:val="en-CA"/>
+        </w:rPr>
+        <w:t>- externally imposed constraints on operations</w:t>
+      </w:r>
+    </w:p>
+    <w:p>
+      <w:pPr>
+        <w:shd w:val="clear" w:color="auto" w:fill="FFFFFF"/>
+        <w:spacing w:line="285" w:lineRule="atLeast"/>
+        <w:rPr>
+          <w:rFonts w:ascii="Courier New" w:eastAsia="Times New Roman" w:hAnsi="Courier New" w:cs="Courier New"/>
+          <w:color w:val="000000"/>
+          <w:sz w:val="21"/>
+          <w:szCs w:val="21"/>
+          <w:lang w:val="en-CA"/>
+        </w:rPr>
+      </w:pPr>
+    </w:p>
+    <w:p>
+      <w:pPr>
+        <w:shd w:val="clear" w:color="auto" w:fill="FFFFFF"/>
+        <w:spacing w:line="285" w:lineRule="atLeast"/>
+        <w:rPr>
+          <w:rFonts w:ascii="Courier New" w:eastAsia="Times New Roman" w:hAnsi="Courier New" w:cs="Courier New"/>
+          <w:color w:val="000000"/>
+          <w:sz w:val="21"/>
+          <w:szCs w:val="21"/>
+          <w:lang w:val="en-CA"/>
+        </w:rPr>
+      </w:pPr>
+      <w:r>
+        <w:rPr>
+          <w:rFonts w:ascii="Courier New" w:eastAsia="Times New Roman" w:hAnsi="Courier New" w:cs="Courier New"/>
+          <w:color w:val="A31515"/>
+          <w:sz w:val="21"/>
+          <w:szCs w:val="21"/>
+          <w:lang w:val="en-CA"/>
+        </w:rPr>
+        <w:t>Only assign 1 if the sentence clearly reflects external constraint or dependence.</w:t>
+      </w:r>
+    </w:p>
+    <w:p>
+      <w:pPr>
+        <w:shd w:val="clear" w:color="auto" w:fill="FFFFFF"/>
+        <w:spacing w:line="285" w:lineRule="atLeast"/>
+        <w:rPr>
+          <w:rFonts w:ascii="Courier New" w:eastAsia="Times New Roman" w:hAnsi="Courier New" w:cs="Courier New"/>
+          <w:color w:val="000000"/>
+          <w:sz w:val="21"/>
+          <w:szCs w:val="21"/>
+          <w:lang w:val="en-CA"/>
+        </w:rPr>
+      </w:pPr>
+    </w:p>
+    <w:p>
+      <w:pPr>
+        <w:shd w:val="clear" w:color="auto" w:fill="FFFFFF"/>
+        <w:spacing w:line="285" w:lineRule="atLeast"/>
+        <w:rPr>
+          <w:rFonts w:ascii="Courier New" w:eastAsia="Times New Roman" w:hAnsi="Courier New" w:cs="Courier New"/>
+          <w:color w:val="000000"/>
+          <w:sz w:val="21"/>
+          <w:szCs w:val="21"/>
+          <w:lang w:val="en-CA"/>
+        </w:rPr>
+      </w:pPr>
+      <w:r>
+        <w:rPr>
+          <w:rFonts w:ascii="Courier New" w:eastAsia="Times New Roman" w:hAnsi="Courier New" w:cs="Courier New"/>
+          <w:color w:val="A31515"/>
+          <w:sz w:val="21"/>
+          <w:szCs w:val="21"/>
+          <w:lang w:val="en-CA"/>
+        </w:rPr>
+        <w:t>Examples of 1 cases:</w:t>
+      </w:r>
+    </w:p>
+    <w:p>
+      <w:pPr>
+        <w:shd w:val="clear" w:color="auto" w:fill="FFFFFF"/>
+        <w:spacing w:line="285" w:lineRule="atLeast"/>
+        <w:rPr>
+          <w:rFonts w:ascii="Courier New" w:eastAsia="Times New Roman" w:hAnsi="Courier New" w:cs="Courier New"/>
+          <w:color w:val="000000"/>
+          <w:sz w:val="21"/>
+          <w:szCs w:val="21"/>
+          <w:lang w:val="en-CA"/>
+        </w:rPr>
+      </w:pPr>
+    </w:p>
+    <w:p>
+      <w:pPr>
+        <w:shd w:val="clear" w:color="auto" w:fill="FFFFFF"/>
+        <w:spacing w:line="285" w:lineRule="atLeast"/>
+        <w:rPr>
+          <w:rFonts w:ascii="Courier New" w:eastAsia="Times New Roman" w:hAnsi="Courier New" w:cs="Courier New"/>
+          <w:color w:val="000000"/>
+          <w:sz w:val="21"/>
+          <w:szCs w:val="21"/>
+          <w:lang w:val="en-CA"/>
+        </w:rPr>
+      </w:pPr>
+      <w:r>
+        <w:rPr>
+          <w:rFonts w:ascii="Courier New" w:eastAsia="Times New Roman" w:hAnsi="Courier New" w:cs="Courier New"/>
+          <w:color w:val="A31515"/>
+          <w:sz w:val="21"/>
+          <w:szCs w:val="21"/>
+          <w:lang w:val="en-CA"/>
+        </w:rPr>
+        <w:t>the ministry re-introduced the funding linked to SMA3 metrics at lower rates, placing a portion of funding at risk</w:t>
+      </w:r>
+    </w:p>
+    <w:p>
+      <w:pPr>
+        <w:shd w:val="clear" w:color="auto" w:fill="FFFFFF"/>
+        <w:spacing w:line="285" w:lineRule="atLeast"/>
+        <w:rPr>
+          <w:rFonts w:ascii="Courier New" w:eastAsia="Times New Roman" w:hAnsi="Courier New" w:cs="Courier New"/>
+          <w:color w:val="000000"/>
+          <w:sz w:val="21"/>
+          <w:szCs w:val="21"/>
+          <w:lang w:val="en-CA"/>
+        </w:rPr>
+      </w:pPr>
+    </w:p>
+    <w:p>
+      <w:pPr>
+        <w:shd w:val="clear" w:color="auto" w:fill="FFFFFF"/>
+        <w:spacing w:line="285" w:lineRule="atLeast"/>
+        <w:rPr>
+          <w:rFonts w:ascii="Courier New" w:eastAsia="Times New Roman" w:hAnsi="Courier New" w:cs="Courier New"/>
+          <w:color w:val="000000"/>
+          <w:sz w:val="21"/>
+          <w:szCs w:val="21"/>
+          <w:lang w:val="en-CA"/>
+        </w:rPr>
+      </w:pPr>
+      <w:r>
+        <w:rPr>
+          <w:rFonts w:ascii="Courier New" w:eastAsia="Times New Roman" w:hAnsi="Courier New" w:cs="Courier New"/>
+          <w:color w:val="A31515"/>
+          <w:sz w:val="21"/>
+          <w:szCs w:val="21"/>
+          <w:lang w:val="en-CA"/>
+        </w:rPr>
+        <w:t>the provincial government announced a tuition framework that restricts flexibility by freezing tuition fees</w:t>
+      </w:r>
+    </w:p>
+    <w:p>
+      <w:pPr>
+        <w:shd w:val="clear" w:color="auto" w:fill="FFFFFF"/>
+        <w:spacing w:line="285" w:lineRule="atLeast"/>
+        <w:rPr>
+          <w:rFonts w:ascii="Courier New" w:eastAsia="Times New Roman" w:hAnsi="Courier New" w:cs="Courier New"/>
+          <w:color w:val="000000"/>
+          <w:sz w:val="21"/>
+          <w:szCs w:val="21"/>
+          <w:lang w:val="en-CA"/>
+        </w:rPr>
+      </w:pPr>
+    </w:p>
+    <w:p>
+      <w:pPr>
+        <w:shd w:val="clear" w:color="auto" w:fill="FFFFFF"/>
+        <w:spacing w:line="285" w:lineRule="atLeast"/>
+        <w:rPr>
+          <w:rFonts w:ascii="Courier New" w:eastAsia="Times New Roman" w:hAnsi="Courier New" w:cs="Courier New"/>
+          <w:color w:val="000000"/>
+          <w:sz w:val="21"/>
+          <w:szCs w:val="21"/>
+          <w:lang w:val="en-CA"/>
+        </w:rPr>
+      </w:pPr>
+      <w:r>
+        <w:rPr>
+          <w:rFonts w:ascii="Courier New" w:eastAsia="Times New Roman" w:hAnsi="Courier New" w:cs="Courier New"/>
+          <w:color w:val="A31515"/>
+          <w:sz w:val="21"/>
+          <w:szCs w:val="21"/>
+          <w:lang w:val="en-CA"/>
+        </w:rPr>
+        <w:t>much of this revenue is directed and regulated by the provincial government</w:t>
+      </w:r>
+    </w:p>
+    <w:p>
+      <w:pPr>
+        <w:shd w:val="clear" w:color="auto" w:fill="FFFFFF"/>
+        <w:spacing w:after="240" w:line="285" w:lineRule="atLeast"/>
+        <w:rPr>
+          <w:rFonts w:ascii="Courier New" w:eastAsia="Times New Roman" w:hAnsi="Courier New" w:cs="Courier New"/>
+          <w:color w:val="000000"/>
+          <w:sz w:val="21"/>
+          <w:szCs w:val="21"/>
+          <w:lang w:val="en-CA"/>
+        </w:rPr>
+      </w:pPr>
+    </w:p>
+    <w:p>
+      <w:pPr>
+        <w:shd w:val="clear" w:color="auto" w:fill="FFFFFF"/>
+        <w:spacing w:line="285" w:lineRule="atLeast"/>
+        <w:rPr>
+          <w:rFonts w:ascii="Courier New" w:eastAsia="Times New Roman" w:hAnsi="Courier New" w:cs="Courier New"/>
+          <w:color w:val="000000"/>
+          <w:sz w:val="21"/>
+          <w:szCs w:val="21"/>
+          <w:lang w:val="en-CA"/>
+        </w:rPr>
+      </w:pPr>
+      <w:r>
+        <w:rPr>
+          <w:rFonts w:ascii="Courier New" w:eastAsia="Times New Roman" w:hAnsi="Courier New" w:cs="Courier New"/>
+          <w:color w:val="A31515"/>
+          <w:sz w:val="21"/>
+          <w:szCs w:val="21"/>
+          <w:lang w:val="en-CA"/>
+        </w:rPr>
+        <w:t>"""</w:t>
+      </w:r>
+      <w:r>
+        <w:rPr>
+          <w:rFonts w:ascii="Courier New" w:eastAsia="Times New Roman" w:hAnsi="Courier New" w:cs="Courier New"/>
+          <w:color w:val="000000"/>
+          <w:sz w:val="21"/>
+          <w:szCs w:val="21"/>
+          <w:lang w:val="en-CA"/>
+        </w:rPr>
+        <w:t>.strip()</w:t>
+      </w:r>
+    </w:p>
+    <w:p>
+      <w:pPr>
+        <w:shd w:val="clear" w:color="auto" w:fill="FFFFFF"/>
+        <w:spacing w:line="285" w:lineRule="atLeast"/>
+        <w:rPr>
+          <w:rFonts w:ascii="Courier New" w:eastAsia="Times New Roman" w:hAnsi="Courier New" w:cs="Courier New"/>
+          <w:color w:val="000000"/>
+          <w:sz w:val="21"/>
+          <w:szCs w:val="21"/>
+          <w:lang w:val="en-CA"/>
+        </w:rPr>
+      </w:pPr>
+    </w:p>
+    <w:p>
+      <w:pPr>
+        <w:spacing w:before="100" w:beforeAutospacing="1" w:after="100" w:afterAutospacing="1"/>
+        <w:rPr>
+          <w:rFonts w:eastAsia="Times New Roman" w:cs="Segoe UI"/>
+          <w:b/>
+          <w:bCs/>
+          <w:color w:val="212529"/>
+          <w:lang w:val="en-CA"/>
+        </w:rPr>
+      </w:pPr>
+      <w:r>
+        <w:rPr>
+          <w:rFonts w:eastAsia="Times New Roman" w:cs="Segoe UI"/>
+          <w:b/>
+          <w:bCs/>
+          <w:color w:val="212529"/>
+          <w:lang w:val="en-CA"/>
+        </w:rPr>
+        <w:t xml:space="preserve">LLM </w:t>
+      </w:r>
+      <w:r>
+        <w:rPr>
+          <w:rFonts w:eastAsia="Times New Roman" w:cs="Segoe UI"/>
+          <w:b/>
+          <w:bCs/>
+          <w:color w:val="212529"/>
+          <w:lang w:val="en-CA"/>
+        </w:rPr>
+        <w:t>Improvements: V5</w:t>
+      </w:r>
+    </w:p>
+    <w:p>
+      <w:pPr>
+        <w:spacing w:before="100" w:beforeAutospacing="1" w:after="100" w:afterAutospacing="1"/>
+        <w:rPr>
+          <w:rFonts w:eastAsia="Times New Roman" w:cs="Segoe UI"/>
+          <w:b/>
+          <w:bCs/>
+          <w:color w:val="212529"/>
+          <w:lang w:val="en-CA"/>
+        </w:rPr>
+      </w:pPr>
+      <w:r>
+        <w:rPr>
+          <w:rFonts w:eastAsia="Times New Roman" w:cs="Segoe UI"/>
+          <w:b/>
+          <w:bCs/>
+          <w:color w:val="212529"/>
+          <w:lang w:val="en-CA"/>
+        </w:rPr>
+        <w:t xml:space="preserve">Zero Shot </w:t>
+      </w:r>
+    </w:p>
+    <w:p>
+      <w:pPr>
+        <w:spacing w:before="100" w:beforeAutospacing="1" w:after="100" w:afterAutospacing="1"/>
+        <w:rPr>
+          <w:rFonts w:eastAsia="Times New Roman" w:cs="Segoe UI"/>
+          <w:b/>
+          <w:bCs/>
+          <w:color w:val="212529"/>
+          <w:lang w:val="en-CA"/>
+        </w:rPr>
+      </w:pPr>
+      <w:r>
+        <w:rPr>
+          <w:noProof/>
+        </w:rPr>
+        <w:drawing>
+          <wp:inline distT="0" distB="0" distL="0" distR="0" wp14:anchorId="1302B5CF" wp14:editId="686330CC">
+            <wp:extent cx="2818741" cy="2401294"/>
+            <wp:effectExtent l="0" t="0" r="1270" b="0"/>
+            <wp:docPr id="1902337742" name="Picture 1"/>
+            <wp:cNvGraphicFramePr>
+              <a:graphicFrameLocks xmlns:a="http://schemas.openxmlformats.org/drawingml/2006/main" noChangeAspect="1"/>
+            </wp:cNvGraphicFramePr>
+            <a:graphic xmlns:a="http://schemas.openxmlformats.org/drawingml/2006/main">
+              <a:graphicData uri="http://schemas.openxmlformats.org/drawingml/2006/picture">
+                <pic:pic xmlns:pic="http://schemas.openxmlformats.org/drawingml/2006/picture">
+                  <pic:nvPicPr>
+                    <pic:cNvPr id="0" name="Picture 1"/>
+                    <pic:cNvPicPr>
+                      <a:picLocks noChangeAspect="1" noChangeArrowheads="1"/>
+                    </pic:cNvPicPr>
+                  </pic:nvPicPr>
+                  <pic:blipFill>
+                    <a:blip r:embed="rId21">
+                      <a:extLst>
+                        <a:ext uri="{28A0092B-C50C-407E-A947-70E740481C1C}">
+                          <a14:useLocalDpi xmlns:a14="http://schemas.microsoft.com/office/drawing/2010/main" val="0"/>
+                        </a:ext>
+                      </a:extLst>
+                    </a:blip>
+                    <a:srcRect/>
+                    <a:stretch>
+                      <a:fillRect/>
+                    </a:stretch>
+                  </pic:blipFill>
+                  <pic:spPr bwMode="auto">
+                    <a:xfrm>
+                      <a:off x="0" y="0"/>
+                      <a:ext cx="2823543" cy="2405385"/>
+                    </a:xfrm>
+                    <a:prstGeom prst="rect">
+                      <a:avLst/>
+                    </a:prstGeom>
+                    <a:noFill/>
+                    <a:ln>
+                      <a:noFill/>
+                    </a:ln>
+                  </pic:spPr>
+                </pic:pic>
+              </a:graphicData>
+            </a:graphic>
+          </wp:inline>
+        </w:drawing>
+      </w:r>
+    </w:p>
+    <w:p>
+      <w:pPr>
+        <w:spacing w:before="100" w:beforeAutospacing="1" w:after="100" w:afterAutospacing="1"/>
+        <w:rPr>
+          <w:rFonts w:eastAsia="Times New Roman" w:cs="Segoe UI"/>
+          <w:color w:val="212529"/>
+          <w:lang w:val="en-CA"/>
+        </w:rPr>
+      </w:pPr>
+      <w:r>
+        <w:rPr>
+          <w:rFonts w:eastAsia="Times New Roman" w:cs="Segoe UI"/>
+          <w:color w:val="212529"/>
+          <w:lang w:val="en-CA"/>
+        </w:rPr>
+        <w:lastRenderedPageBreak/>
+        <w:drawing>
+          <wp:inline distT="0" distB="0" distL="0" distR="0" wp14:anchorId="55524C89" wp14:editId="24111696">
+            <wp:extent cx="5943600" cy="1774190"/>
+            <wp:effectExtent l="0" t="0" r="0" b="3810"/>
+            <wp:docPr id="423323062" name="Picture 1"/>
+            <wp:cNvGraphicFramePr>
+              <a:graphicFrameLocks xmlns:a="http://schemas.openxmlformats.org/drawingml/2006/main" noChangeAspect="1"/>
+            </wp:cNvGraphicFramePr>
+            <a:graphic xmlns:a="http://schemas.openxmlformats.org/drawingml/2006/main">
+              <a:graphicData uri="http://schemas.openxmlformats.org/drawingml/2006/picture">
+                <pic:pic xmlns:pic="http://schemas.openxmlformats.org/drawingml/2006/picture">
+                  <pic:nvPicPr>
+                    <pic:cNvPr id="423323062" name=""/>
+                    <pic:cNvPicPr/>
+                  </pic:nvPicPr>
+                  <pic:blipFill>
+                    <a:blip r:embed="rId22"/>
+                    <a:stretch>
+                      <a:fillRect/>
+                    </a:stretch>
+                  </pic:blipFill>
+                  <pic:spPr>
+                    <a:xfrm>
+                      <a:off x="0" y="0"/>
+                      <a:ext cx="5943600" cy="1774190"/>
+                    </a:xfrm>
+                    <a:prstGeom prst="rect">
+                      <a:avLst/>
+                    </a:prstGeom>
+                  </pic:spPr>
+                </pic:pic>
+              </a:graphicData>
+            </a:graphic>
+          </wp:inline>
+        </w:drawing>
+      </w:r>
+    </w:p>
+    <w:p>
+      <w:pPr>
+        <w:spacing w:before="100" w:beforeAutospacing="1" w:after="100" w:afterAutospacing="1"/>
+        <w:rPr>
+          <w:rFonts w:eastAsia="Times New Roman" w:cs="Segoe UI"/>
+          <w:b/>
+          <w:bCs/>
+          <w:color w:val="212529"/>
+          <w:lang w:val="en-CA"/>
+        </w:rPr>
+      </w:pPr>
+      <w:r>
+        <w:rPr>
+          <w:rFonts w:eastAsia="Times New Roman" w:cs="Segoe UI"/>
+          <w:b/>
+          <w:bCs/>
+          <w:color w:val="212529"/>
+          <w:lang w:val="en-CA"/>
+        </w:rPr>
+        <w:t xml:space="preserve">Memory </w:t>
+      </w:r>
+    </w:p>
+    <w:p>
+      <w:pPr>
+        <w:shd w:val="clear" w:color="auto" w:fill="FFFFFF"/>
+        <w:spacing w:line="285" w:lineRule="atLeast"/>
+        <w:rPr>
+          <w:rFonts w:ascii="Courier New" w:eastAsia="Times New Roman" w:hAnsi="Courier New" w:cs="Courier New"/>
+          <w:color w:val="000000"/>
+          <w:sz w:val="21"/>
+          <w:szCs w:val="21"/>
+          <w:lang w:val="en-CA"/>
+        </w:rPr>
+      </w:pPr>
+      <w:r>
+        <w:rPr>
+          <w:noProof/>
+        </w:rPr>
+        <w:drawing>
+          <wp:inline distT="0" distB="0" distL="0" distR="0" wp14:anchorId="470263DB" wp14:editId="19B934FC">
+            <wp:extent cx="3220085" cy="2759075"/>
+            <wp:effectExtent l="0" t="0" r="5715" b="0"/>
+            <wp:docPr id="752019437" name="Picture 2"/>
+            <wp:cNvGraphicFramePr>
+              <a:graphicFrameLocks xmlns:a="http://schemas.openxmlformats.org/drawingml/2006/main" noChangeAspect="1"/>
+            </wp:cNvGraphicFramePr>
+            <a:graphic xmlns:a="http://schemas.openxmlformats.org/drawingml/2006/main">
+              <a:graphicData uri="http://schemas.openxmlformats.org/drawingml/2006/picture">
+                <pic:pic xmlns:pic="http://schemas.openxmlformats.org/drawingml/2006/picture">
+                  <pic:nvPicPr>
+                    <pic:cNvPr id="0" name="Picture 3"/>
+                    <pic:cNvPicPr>
+                      <a:picLocks noChangeAspect="1" noChangeArrowheads="1"/>
+                    </pic:cNvPicPr>
+                  </pic:nvPicPr>
+                  <pic:blipFill>
+                    <a:blip r:embed="rId23">
+                      <a:extLst>
+                        <a:ext uri="{28A0092B-C50C-407E-A947-70E740481C1C}">
+                          <a14:useLocalDpi xmlns:a14="http://schemas.microsoft.com/office/drawing/2010/main" val="0"/>
+                        </a:ext>
+                      </a:extLst>
+                    </a:blip>
+                    <a:srcRect/>
+                    <a:stretch>
+                      <a:fillRect/>
+                    </a:stretch>
+                  </pic:blipFill>
+                  <pic:spPr bwMode="auto">
+                    <a:xfrm>
+                      <a:off x="0" y="0"/>
+                      <a:ext cx="3220085" cy="2759075"/>
+                    </a:xfrm>
+                    <a:prstGeom prst="rect">
+                      <a:avLst/>
+                    </a:prstGeom>
+                    <a:noFill/>
+                    <a:ln>
+                      <a:noFill/>
+                    </a:ln>
+                  </pic:spPr>
+                </pic:pic>
+              </a:graphicData>
+            </a:graphic>
+          </wp:inline>
+        </w:drawing>
+      </w:r>
+    </w:p>
+    <w:p>
+      <w:pPr>
+        <w:spacing w:before="100" w:beforeAutospacing="1" w:after="100" w:afterAutospacing="1"/>
+        <w:rPr>
+          <w:rFonts w:eastAsia="Times New Roman" w:cs="Segoe UI"/>
+          <w:color w:val="212529"/>
+          <w:lang w:val="en-CA"/>
+        </w:rPr>
+      </w:pPr>
+      <w:r>
+        <w:rPr>
+          <w:rFonts w:eastAsia="Times New Roman" w:cs="Segoe UI"/>
+          <w:color w:val="212529"/>
+          <w:lang w:val="en-CA"/>
+        </w:rPr>
+        <w:drawing>
+          <wp:inline distT="0" distB="0" distL="0" distR="0" wp14:anchorId="09BED535" wp14:editId="2B530AA2">
+            <wp:extent cx="4325510" cy="1439064"/>
+            <wp:effectExtent l="0" t="0" r="5715" b="0"/>
+            <wp:docPr id="133297205" name="Picture 1"/>
+            <wp:cNvGraphicFramePr>
+              <a:graphicFrameLocks xmlns:a="http://schemas.openxmlformats.org/drawingml/2006/main" noChangeAspect="1"/>
+            </wp:cNvGraphicFramePr>
+            <a:graphic xmlns:a="http://schemas.openxmlformats.org/drawingml/2006/main">
+              <a:graphicData uri="http://schemas.openxmlformats.org/drawingml/2006/picture">
+                <pic:pic xmlns:pic="http://schemas.openxmlformats.org/drawingml/2006/picture">
+                  <pic:nvPicPr>
+                    <pic:cNvPr id="133297205" name=""/>
+                    <pic:cNvPicPr/>
+                  </pic:nvPicPr>
+                  <pic:blipFill>
+                    <a:blip r:embed="rId24"/>
+                    <a:stretch>
+                      <a:fillRect/>
+                    </a:stretch>
+                  </pic:blipFill>
+                  <pic:spPr>
+                    <a:xfrm>
+                      <a:off x="0" y="0"/>
+                      <a:ext cx="4345707" cy="1445784"/>
+                    </a:xfrm>
+                    <a:prstGeom prst="rect">
+                      <a:avLst/>
+                    </a:prstGeom>
+                  </pic:spPr>
+                </pic:pic>
+              </a:graphicData>
+            </a:graphic>
+          </wp:inline>
+        </w:drawing>
+      </w:r>
+    </w:p>
+    <w:p>
+      <w:pPr>
+        <w:spacing w:before="100" w:beforeAutospacing="1" w:after="100" w:afterAutospacing="1"/>
+        <w:rPr>
+          <w:rFonts w:eastAsia="Times New Roman" w:cs="Segoe UI"/>
+          <w:b/>
+          <w:bCs/>
+          <w:color w:val="212529"/>
+          <w:lang w:val="en-CA"/>
+        </w:rPr>
+      </w:pPr>
+      <w:r>
+        <w:rPr>
+          <w:rFonts w:eastAsia="Times New Roman" w:cs="Segoe UI"/>
+          <w:b/>
+          <w:bCs/>
+          <w:color w:val="212529"/>
+          <w:lang w:val="en-CA"/>
+        </w:rPr>
+        <w:t xml:space="preserve">Memory </w:t>
+      </w:r>
+      <w:r>
+        <w:rPr>
+          <w:rFonts w:eastAsia="Times New Roman" w:cs="Segoe UI"/>
+          <w:b/>
+          <w:bCs/>
+          <w:color w:val="212529"/>
+          <w:lang w:val="en-CA"/>
+        </w:rPr>
+        <w:t>Feedback</w:t>
+      </w:r>
+    </w:p>
+    <w:p>
+      <w:pPr>
+        <w:shd w:val="clear" w:color="auto" w:fill="FFFFFF"/>
+        <w:spacing w:line="285" w:lineRule="atLeast"/>
+        <w:rPr>
+          <w:rFonts w:ascii="Courier New" w:eastAsia="Times New Roman" w:hAnsi="Courier New" w:cs="Courier New"/>
+          <w:color w:val="000000"/>
+          <w:sz w:val="21"/>
+          <w:szCs w:val="21"/>
+          <w:lang w:val="en-CA"/>
+        </w:rPr>
+      </w:pPr>
+    </w:p>
+    <w:p>
+      <w:pPr>
+        <w:shd w:val="clear" w:color="auto" w:fill="FFFFFF"/>
+        <w:spacing w:line="285" w:lineRule="atLeast"/>
+        <w:rPr>
+          <w:rFonts w:ascii="Courier New" w:eastAsia="Times New Roman" w:hAnsi="Courier New" w:cs="Courier New"/>
+          <w:color w:val="000000"/>
+          <w:sz w:val="21"/>
+          <w:szCs w:val="21"/>
+          <w:lang w:val="en-CA"/>
+        </w:rPr>
+      </w:pPr>
+    </w:p>
+    <w:p>
+      <w:pPr>
+        <w:shd w:val="clear" w:color="auto" w:fill="FFFFFF"/>
+        <w:spacing w:line="285" w:lineRule="atLeast"/>
+        <w:rPr>
+          <w:rFonts w:ascii="Courier New" w:eastAsia="Times New Roman" w:hAnsi="Courier New" w:cs="Courier New"/>
+          <w:color w:val="000000"/>
+          <w:sz w:val="21"/>
+          <w:szCs w:val="21"/>
+          <w:lang w:val="en-CA"/>
+        </w:rPr>
+      </w:pPr>
+    </w:p>
+    <w:p>
+      <w:pPr>
+        <w:shd w:val="clear" w:color="auto" w:fill="FFFFFF"/>
+        <w:spacing w:line="285" w:lineRule="atLeast"/>
+        <w:rPr>
+          <w:rFonts w:ascii="Courier New" w:eastAsia="Times New Roman" w:hAnsi="Courier New" w:cs="Courier New"/>
+          <w:color w:val="000000"/>
+          <w:sz w:val="21"/>
+          <w:szCs w:val="21"/>
+          <w:lang w:val="en-CA"/>
+        </w:rPr>
+      </w:pPr>
+    </w:p>
+    <w:p>
+      <w:pPr>
+        <w:shd w:val="clear" w:color="auto" w:fill="FFFFFF"/>
+        <w:spacing w:line="285" w:lineRule="atLeast"/>
+        <w:rPr>
+          <w:rFonts w:ascii="Courier New" w:eastAsia="Times New Roman" w:hAnsi="Courier New" w:cs="Courier New"/>
+          <w:color w:val="000000"/>
+          <w:sz w:val="21"/>
+          <w:szCs w:val="21"/>
+          <w:lang w:val="en-CA"/>
+        </w:rPr>
+      </w:pPr>
+      <w:r>
+        <w:rPr>
+          <w:noProof/>
+        </w:rPr>
+        <w:lastRenderedPageBreak/>
+        <w:drawing>
+          <wp:inline distT="0" distB="0" distL="0" distR="0" wp14:anchorId="42E2E470" wp14:editId="2533514B">
+            <wp:extent cx="3220085" cy="2783205"/>
+            <wp:effectExtent l="0" t="0" r="5715" b="0"/>
+            <wp:docPr id="228654803" name="Picture 3"/>
+            <wp:cNvGraphicFramePr>
+              <a:graphicFrameLocks xmlns:a="http://schemas.openxmlformats.org/drawingml/2006/main" noChangeAspect="1"/>
+            </wp:cNvGraphicFramePr>
+            <a:graphic xmlns:a="http://schemas.openxmlformats.org/drawingml/2006/main">
+              <a:graphicData uri="http://schemas.openxmlformats.org/drawingml/2006/picture">
+                <pic:pic xmlns:pic="http://schemas.openxmlformats.org/drawingml/2006/picture">
+                  <pic:nvPicPr>
+                    <pic:cNvPr id="0" name="Picture 5"/>
+                    <pic:cNvPicPr>
+                      <a:picLocks noChangeAspect="1" noChangeArrowheads="1"/>
+                    </pic:cNvPicPr>
+                  </pic:nvPicPr>
+                  <pic:blipFill>
+                    <a:blip r:embed="rId25">
+                      <a:extLst>
+                        <a:ext uri="{28A0092B-C50C-407E-A947-70E740481C1C}">
+                          <a14:useLocalDpi xmlns:a14="http://schemas.microsoft.com/office/drawing/2010/main" val="0"/>
+                        </a:ext>
+                      </a:extLst>
+                    </a:blip>
+                    <a:srcRect/>
+                    <a:stretch>
+                      <a:fillRect/>
+                    </a:stretch>
+                  </pic:blipFill>
+                  <pic:spPr bwMode="auto">
+                    <a:xfrm>
+                      <a:off x="0" y="0"/>
+                      <a:ext cx="3220085" cy="2783205"/>
+                    </a:xfrm>
+                    <a:prstGeom prst="rect">
+                      <a:avLst/>
+                    </a:prstGeom>
+                    <a:noFill/>
+                    <a:ln>
+                      <a:noFill/>
+                    </a:ln>
+                  </pic:spPr>
+                </pic:pic>
+              </a:graphicData>
+            </a:graphic>
+          </wp:inline>
+        </w:drawing>
+      </w:r>
+    </w:p>
+    <w:p>
+      <w:pPr>
+        <w:shd w:val="clear" w:color="auto" w:fill="FFFFFF"/>
+        <w:spacing w:line="285" w:lineRule="atLeast"/>
+        <w:rPr>
+          <w:rFonts w:ascii="Courier New" w:eastAsia="Times New Roman" w:hAnsi="Courier New" w:cs="Courier New"/>
+          <w:color w:val="000000"/>
+          <w:sz w:val="21"/>
+          <w:szCs w:val="21"/>
+          <w:lang w:val="en-CA"/>
+        </w:rPr>
+      </w:pPr>
+    </w:p>
+    <w:p>
+      <w:pPr>
+        <w:shd w:val="clear" w:color="auto" w:fill="FFFFFF"/>
+        <w:spacing w:line="285" w:lineRule="atLeast"/>
+        <w:rPr>
+          <w:rFonts w:ascii="Courier New" w:eastAsia="Times New Roman" w:hAnsi="Courier New" w:cs="Courier New"/>
+          <w:color w:val="000000"/>
+          <w:sz w:val="21"/>
+          <w:szCs w:val="21"/>
+          <w:lang w:val="en-CA"/>
+        </w:rPr>
+      </w:pPr>
+      <w:r>
+        <w:rPr>
+          <w:rFonts w:ascii="Courier New" w:eastAsia="Times New Roman" w:hAnsi="Courier New" w:cs="Courier New"/>
+          <w:color w:val="000000"/>
+          <w:sz w:val="21"/>
+          <w:szCs w:val="21"/>
+          <w:lang w:val="en-CA"/>
+        </w:rPr>
+        <w:drawing>
+          <wp:inline distT="0" distB="0" distL="0" distR="0" wp14:anchorId="619578CA" wp14:editId="00F6E4AD">
+            <wp:extent cx="5943600" cy="1945640"/>
+            <wp:effectExtent l="0" t="0" r="0" b="0"/>
+            <wp:docPr id="2067709617" name="Picture 1"/>
+            <wp:cNvGraphicFramePr>
+              <a:graphicFrameLocks xmlns:a="http://schemas.openxmlformats.org/drawingml/2006/main" noChangeAspect="1"/>
+            </wp:cNvGraphicFramePr>
+            <a:graphic xmlns:a="http://schemas.openxmlformats.org/drawingml/2006/main">
+              <a:graphicData uri="http://schemas.openxmlformats.org/drawingml/2006/picture">
+                <pic:pic xmlns:pic="http://schemas.openxmlformats.org/drawingml/2006/picture">
+                  <pic:nvPicPr>
+                    <pic:cNvPr id="2067709617" name=""/>
+                    <pic:cNvPicPr/>
+                  </pic:nvPicPr>
+                  <pic:blipFill>
+                    <a:blip r:embed="rId26"/>
+                    <a:stretch>
+                      <a:fillRect/>
+                    </a:stretch>
+                  </pic:blipFill>
+                  <pic:spPr>
+                    <a:xfrm>
+                      <a:off x="0" y="0"/>
+                      <a:ext cx="5943600" cy="1945640"/>
+                    </a:xfrm>
+                    <a:prstGeom prst="rect">
+                      <a:avLst/>
+                    </a:prstGeom>
+                  </pic:spPr>
+                </pic:pic>
+              </a:graphicData>
+            </a:graphic>
+          </wp:inline>
+        </w:drawing>
+      </w:r>
+    </w:p>
+    <w:p>
+      <w:pPr>
+        <w:shd w:val="clear" w:color="auto" w:fill="FFFFFF"/>
+        <w:spacing w:line="285" w:lineRule="atLeast"/>
+        <w:rPr>
+          <w:rFonts w:ascii="Courier New" w:eastAsia="Times New Roman" w:hAnsi="Courier New" w:cs="Courier New"/>
+          <w:color w:val="000000"/>
+          <w:sz w:val="21"/>
+          <w:szCs w:val="21"/>
+          <w:lang w:val="en-CA"/>
+        </w:rPr>
+      </w:pPr>
+    </w:p>
+    <w:p>
+      <w:pPr>
+        <w:shd w:val="clear" w:color="auto" w:fill="FFFFFF"/>
+        <w:spacing w:line="285" w:lineRule="atLeast"/>
+        <w:rPr>
+          <w:rFonts w:ascii="Courier New" w:eastAsia="Times New Roman" w:hAnsi="Courier New" w:cs="Courier New"/>
+          <w:color w:val="000000"/>
+          <w:sz w:val="21"/>
+          <w:szCs w:val="21"/>
+          <w:lang w:val="en-CA"/>
+        </w:rPr>
+      </w:pPr>
+      <w:r>
+        <w:rPr>
+          <w:rFonts w:ascii="Courier New" w:eastAsia="Times New Roman" w:hAnsi="Courier New" w:cs="Courier New"/>
+          <w:color w:val="000000"/>
+          <w:sz w:val="21"/>
+          <w:szCs w:val="21"/>
+          <w:lang w:val="en-CA"/>
+        </w:rPr>
+        <w:drawing>
+          <wp:inline distT="0" distB="0" distL="0" distR="0" wp14:anchorId="1187ECD7" wp14:editId="6F9FA5E5">
+            <wp:extent cx="5943600" cy="1930400"/>
+            <wp:effectExtent l="0" t="0" r="0" b="0"/>
+            <wp:docPr id="321001110" name="Picture 1"/>
+            <wp:cNvGraphicFramePr>
+              <a:graphicFrameLocks xmlns:a="http://schemas.openxmlformats.org/drawingml/2006/main" noChangeAspect="1"/>
+            </wp:cNvGraphicFramePr>
+            <a:graphic xmlns:a="http://schemas.openxmlformats.org/drawingml/2006/main">
+              <a:graphicData uri="http://schemas.openxmlformats.org/drawingml/2006/picture">
+                <pic:pic xmlns:pic="http://schemas.openxmlformats.org/drawingml/2006/picture">
+                  <pic:nvPicPr>
+                    <pic:cNvPr id="321001110" name=""/>
+                    <pic:cNvPicPr/>
+                  </pic:nvPicPr>
+                  <pic:blipFill>
+                    <a:blip r:embed="rId27"/>
+                    <a:stretch>
+                      <a:fillRect/>
+                    </a:stretch>
+                  </pic:blipFill>
+                  <pic:spPr>
+                    <a:xfrm>
+                      <a:off x="0" y="0"/>
+                      <a:ext cx="5943600" cy="1930400"/>
+                    </a:xfrm>
+                    <a:prstGeom prst="rect">
+                      <a:avLst/>
+                    </a:prstGeom>
+                  </pic:spPr>
+                </pic:pic>
+              </a:graphicData>
+            </a:graphic>
+          </wp:inline>
+        </w:drawing>
+      </w:r>
+    </w:p>
+    <w:p>
+      <w:pPr>
+        <w:shd w:val="clear" w:color="auto" w:fill="FFFFFF"/>
+        <w:spacing w:line="285" w:lineRule="atLeast"/>
+        <w:rPr>
+          <w:rFonts w:ascii="Courier New" w:eastAsia="Times New Roman" w:hAnsi="Courier New" w:cs="Courier New"/>
+          <w:color w:val="000000"/>
+          <w:sz w:val="21"/>
+          <w:szCs w:val="21"/>
+          <w:lang w:val="en-CA"/>
+        </w:rPr>
+      </w:pPr>
+    </w:p>
+    <w:p>
+      <w:pPr>
+        <w:shd w:val="clear" w:color="auto" w:fill="FFFFFF"/>
+        <w:spacing w:line="285" w:lineRule="atLeast"/>
+        <w:rPr>
+          <w:rFonts w:ascii="Courier New" w:eastAsia="Times New Roman" w:hAnsi="Courier New" w:cs="Courier New"/>
+          <w:color w:val="000000"/>
+          <w:sz w:val="21"/>
+          <w:szCs w:val="21"/>
+          <w:lang w:val="en-CA"/>
+        </w:rPr>
+      </w:pPr>
+    </w:p>
+    <w:p>
+      <w:pPr>
+        <w:shd w:val="clear" w:color="auto" w:fill="FFFFFF"/>
+        <w:spacing w:line="285" w:lineRule="atLeast"/>
+        <w:rPr>
+          <w:rFonts w:ascii="Courier New" w:eastAsia="Times New Roman" w:hAnsi="Courier New" w:cs="Courier New"/>
+          <w:color w:val="000000"/>
+          <w:sz w:val="21"/>
+          <w:szCs w:val="21"/>
+          <w:lang w:val="en-CA"/>
+        </w:rPr>
+      </w:pPr>
+    </w:p>
+    <w:p>
+      <w:pPr>
+        <w:shd w:val="clear" w:color="auto" w:fill="FFFFFF"/>
+        <w:spacing w:line="285" w:lineRule="atLeast"/>
+        <w:rPr>
+          <w:rFonts w:ascii="Courier New" w:eastAsia="Times New Roman" w:hAnsi="Courier New" w:cs="Courier New"/>
+          <w:color w:val="000000"/>
+          <w:sz w:val="21"/>
+          <w:szCs w:val="21"/>
+          <w:lang w:val="en-CA"/>
+        </w:rPr>
+      </w:pPr>
+    </w:p>
+    <w:p>
+      <w:pPr>
+        <w:shd w:val="clear" w:color="auto" w:fill="FFFFFF"/>
+        <w:spacing w:line="285" w:lineRule="atLeast"/>
+        <w:rPr>
+          <w:rFonts w:ascii="Courier New" w:eastAsia="Times New Roman" w:hAnsi="Courier New" w:cs="Courier New"/>
+          <w:color w:val="000000"/>
+          <w:sz w:val="21"/>
+          <w:szCs w:val="21"/>
           <w:lang w:val="en-CA"/>
         </w:rPr>
       </w:pPr>
@@ -4698,25 +6207,880 @@
           <w:color w:val="212529"/>
           <w:lang w:val="en-CA"/>
         </w:rPr>
+        <w:lastRenderedPageBreak/>
         <w:t>Using your (validated) training set, fine-tune the encoder-only LLM of your choice.</w:t>
       </w:r>
     </w:p>
     <w:p>
       <w:pPr>
+        <w:ind w:left="360"/>
+        <w:rPr>
+          <w:rFonts w:eastAsia="Times New Roman" w:cs="Segoe UI"/>
+          <w:color w:val="212529"/>
+          <w:lang w:val="en-CA"/>
+        </w:rPr>
+      </w:pPr>
+      <w:r>
+        <w:rPr>
+          <w:rFonts w:eastAsia="Times New Roman" w:cs="Segoe UI"/>
+          <w:color w:val="212529"/>
+          <w:lang w:val="en-CA"/>
+        </w:rPr>
+        <w:t>I</w:t>
+      </w:r>
+      <w:r>
+        <w:rPr>
+          <w:rFonts w:eastAsia="Times New Roman" w:cs="Segoe UI"/>
+          <w:color w:val="212529"/>
+          <w:lang w:val="en-CA"/>
+        </w:rPr>
+        <w:t xml:space="preserve"> used a copy of the Fine Tuning Google Colab to fine-tune my model on the V5 sample</w:t>
+      </w:r>
+      <w:r>
+        <w:rPr>
+          <w:rFonts w:eastAsia="Times New Roman" w:cs="Segoe UI"/>
+          <w:color w:val="212529"/>
+          <w:lang w:val="en-CA"/>
+        </w:rPr>
+        <w:t>:</w:t>
+      </w:r>
+    </w:p>
+    <w:p>
+      <w:pPr>
         <w:pStyle w:val="ListParagraph"/>
         <w:rPr>
           <w:rFonts w:eastAsia="Times New Roman" w:cs="Segoe UI"/>
-          <w:b/>
-          <w:bCs/>
           <w:color w:val="212529"/>
           <w:lang w:val="en-CA"/>
         </w:rPr>
       </w:pPr>
+      <w:r>
+        <w:rPr>
+          <w:rFonts w:eastAsia="Times New Roman" w:cs="Segoe UI"/>
+          <w:color w:val="212529"/>
+          <w:lang w:val="en-CA"/>
+        </w:rPr>
+        <w:fldChar w:fldCharType="begin"/>
+      </w:r>
+      <w:r>
+        <w:rPr>
+          <w:rFonts w:eastAsia="Times New Roman" w:cs="Segoe UI"/>
+          <w:color w:val="212529"/>
+          <w:lang w:val="en-CA"/>
+        </w:rPr>
+        <w:instrText>HYPERLINK "</w:instrText>
+      </w:r>
+      <w:r>
+        <w:rPr>
+          <w:rFonts w:eastAsia="Times New Roman" w:cs="Segoe UI"/>
+          <w:color w:val="212529"/>
+          <w:lang w:val="en-CA"/>
+        </w:rPr>
+        <w:instrText>https://colab.research.google.com/drive/1ne8x5RwFtfyBC0FiBR7FTyK9Cht0pf6b</w:instrText>
+      </w:r>
+      <w:r>
+        <w:rPr>
+          <w:rFonts w:eastAsia="Times New Roman" w:cs="Segoe UI"/>
+          <w:color w:val="212529"/>
+          <w:lang w:val="en-CA"/>
+        </w:rPr>
+        <w:instrText>"</w:instrText>
+      </w:r>
+      <w:r>
+        <w:rPr>
+          <w:rFonts w:eastAsia="Times New Roman" w:cs="Segoe UI"/>
+          <w:color w:val="212529"/>
+          <w:lang w:val="en-CA"/>
+        </w:rPr>
+        <w:fldChar w:fldCharType="separate"/>
+      </w:r>
+      <w:r>
+        <w:rPr>
+          <w:rStyle w:val="Hyperlink"/>
+          <w:rFonts w:eastAsia="Times New Roman" w:cs="Segoe UI"/>
+          <w:lang w:val="en-CA"/>
+        </w:rPr>
+        <w:t>https://colab.research.google.com/drive/1ne8x5RwFtfyBC0FiBR7FTyK9Cht0pf6b</w:t>
+      </w:r>
+      <w:r>
+        <w:rPr>
+          <w:rFonts w:eastAsia="Times New Roman" w:cs="Segoe UI"/>
+          <w:color w:val="212529"/>
+          <w:lang w:val="en-CA"/>
+        </w:rPr>
+        <w:fldChar w:fldCharType="end"/>
+      </w:r>
     </w:p>
     <w:p>
       <w:pPr>
         <w:spacing w:before="100" w:beforeAutospacing="1" w:after="100" w:afterAutospacing="1"/>
-        <w:ind w:left="720"/>
+        <w:rPr>
+          <w:rFonts w:ascii="Times New Roman" w:eastAsia="Times New Roman" w:hAnsi="Times New Roman" w:cs="Times New Roman"/>
+          <w:color w:val="000000"/>
+          <w:lang w:val="en-CA"/>
+        </w:rPr>
+      </w:pPr>
+      <w:r>
+        <w:rPr>
+          <w:rFonts w:ascii="Times New Roman" w:eastAsia="Times New Roman" w:hAnsi="Times New Roman" w:cs="Times New Roman"/>
+          <w:color w:val="000000"/>
+          <w:lang w:val="en-CA"/>
+        </w:rPr>
+        <w:t>Your output shows:</w:t>
+      </w:r>
+    </w:p>
+    <w:p>
+      <w:pPr>
+        <w:tabs>
+          <w:tab w:val="left" w:pos="916"/>
+          <w:tab w:val="left" w:pos="1832"/>
+          <w:tab w:val="left" w:pos="2748"/>
+          <w:tab w:val="left" w:pos="3664"/>
+          <w:tab w:val="left" w:pos="4580"/>
+          <w:tab w:val="left" w:pos="5496"/>
+          <w:tab w:val="left" w:pos="6412"/>
+          <w:tab w:val="left" w:pos="7328"/>
+          <w:tab w:val="left" w:pos="8244"/>
+          <w:tab w:val="left" w:pos="9160"/>
+          <w:tab w:val="left" w:pos="10076"/>
+          <w:tab w:val="left" w:pos="10992"/>
+          <w:tab w:val="left" w:pos="11908"/>
+          <w:tab w:val="left" w:pos="12824"/>
+          <w:tab w:val="left" w:pos="13740"/>
+          <w:tab w:val="left" w:pos="14656"/>
+        </w:tabs>
+        <w:rPr>
+          <w:rFonts w:ascii="Courier New" w:eastAsia="Times New Roman" w:hAnsi="Courier New" w:cs="Courier New"/>
+          <w:color w:val="000000"/>
+          <w:sz w:val="20"/>
+          <w:szCs w:val="20"/>
+          <w:lang w:val="en-CA"/>
+        </w:rPr>
+      </w:pPr>
+      <w:r>
+        <w:rPr>
+          <w:rFonts w:ascii="Courier New" w:eastAsia="Times New Roman" w:hAnsi="Courier New" w:cs="Courier New"/>
+          <w:color w:val="000000"/>
+          <w:sz w:val="20"/>
+          <w:szCs w:val="20"/>
+          <w:lang w:val="en-CA"/>
+        </w:rPr>
+        <w:t>Accuracy ≈ 0.50</w:t>
+      </w:r>
+      <w:r>
+        <w:rPr>
+          <w:rFonts w:ascii="Courier New" w:eastAsia="Times New Roman" w:hAnsi="Courier New" w:cs="Courier New"/>
+          <w:color w:val="000000"/>
+          <w:sz w:val="20"/>
+          <w:szCs w:val="20"/>
+          <w:lang w:val="en-CA"/>
+        </w:rPr>
+        <w:br/>
+        <w:t>F1 for class 1 = 0.0</w:t>
+      </w:r>
+    </w:p>
+    <w:p>
+      <w:pPr>
+        <w:spacing w:before="100" w:beforeAutospacing="1" w:after="100" w:afterAutospacing="1"/>
+        <w:rPr>
+          <w:rFonts w:ascii="Times New Roman" w:eastAsia="Times New Roman" w:hAnsi="Times New Roman" w:cs="Times New Roman"/>
+          <w:color w:val="000000"/>
+          <w:lang w:val="en-CA"/>
+        </w:rPr>
+      </w:pPr>
+      <w:r>
+        <w:rPr>
+          <w:rFonts w:ascii="Times New Roman" w:eastAsia="Times New Roman" w:hAnsi="Times New Roman" w:cs="Times New Roman"/>
+          <w:color w:val="000000"/>
+          <w:lang w:val="en-CA"/>
+        </w:rPr>
+        <w:t>That means:</w:t>
+      </w:r>
+    </w:p>
+    <w:p>
+      <w:pPr>
+        <w:spacing w:before="100" w:beforeAutospacing="1" w:after="100" w:afterAutospacing="1"/>
+        <w:rPr>
+          <w:rFonts w:ascii="Times New Roman" w:eastAsia="Times New Roman" w:hAnsi="Times New Roman" w:cs="Times New Roman"/>
+          <w:color w:val="000000"/>
+          <w:lang w:val="en-CA"/>
+        </w:rPr>
+      </w:pPr>
+      <w:r>
+        <w:rPr>
+          <w:rFonts w:ascii="Apple Color Emoji" w:eastAsia="Times New Roman" w:hAnsi="Apple Color Emoji" w:cs="Apple Color Emoji"/>
+          <w:color w:val="000000"/>
+          <w:lang w:val="en-CA"/>
+        </w:rPr>
+        <w:t>👉</w:t>
+      </w:r>
+      <w:r>
+        <w:rPr>
+          <w:rFonts w:ascii="Times New Roman" w:eastAsia="Times New Roman" w:hAnsi="Times New Roman" w:cs="Times New Roman"/>
+          <w:color w:val="000000"/>
+          <w:lang w:val="en-CA"/>
+        </w:rPr>
+        <w:t xml:space="preserve"> Your model is basically </w:t>
+      </w:r>
+      <w:r>
+        <w:rPr>
+          <w:rFonts w:ascii="Times New Roman" w:eastAsia="Times New Roman" w:hAnsi="Times New Roman" w:cs="Times New Roman"/>
+          <w:b/>
+          <w:bCs/>
+          <w:color w:val="000000"/>
+          <w:lang w:val="en-CA"/>
+        </w:rPr>
+        <w:t>not learning the positive class at all</w:t>
+      </w:r>
+    </w:p>
+    <w:p>
+      <w:pPr>
+        <w:rPr>
+          <w:rFonts w:ascii="Times New Roman" w:eastAsia="Times New Roman" w:hAnsi="Times New Roman" w:cs="Times New Roman"/>
+          <w:lang w:val="en-CA"/>
+        </w:rPr>
+      </w:pPr>
+      <w:r>
+        <w:rPr>
+          <w:rFonts w:ascii="Times New Roman" w:eastAsia="Times New Roman" w:hAnsi="Times New Roman" w:cs="Times New Roman"/>
+          <w:color w:val="000000"/>
+          <w:lang w:val="en-CA"/>
+        </w:rPr>
+        <w:t>Your model is:</w:t>
+      </w:r>
+    </w:p>
+    <w:p>
+      <w:pPr>
+        <w:numPr>
+          <w:ilvl w:val="0"/>
+          <w:numId w:val="5"/>
+        </w:numPr>
+        <w:spacing w:before="100" w:beforeAutospacing="1" w:after="100" w:afterAutospacing="1"/>
+        <w:rPr>
+          <w:rFonts w:ascii="Times New Roman" w:eastAsia="Times New Roman" w:hAnsi="Times New Roman" w:cs="Times New Roman"/>
+          <w:color w:val="000000"/>
+          <w:lang w:val="en-CA"/>
+        </w:rPr>
+      </w:pPr>
+      <w:r>
+        <w:rPr>
+          <w:rFonts w:ascii="Times New Roman" w:eastAsia="Times New Roman" w:hAnsi="Times New Roman" w:cs="Times New Roman"/>
+          <w:color w:val="000000"/>
+          <w:lang w:val="en-CA"/>
+        </w:rPr>
+        <w:t>predicting mostly </w:t>
+      </w:r>
+      <w:r>
+        <w:rPr>
+          <w:rFonts w:ascii="Times New Roman" w:eastAsia="Times New Roman" w:hAnsi="Times New Roman" w:cs="Times New Roman"/>
+          <w:b/>
+          <w:bCs/>
+          <w:color w:val="000000"/>
+          <w:lang w:val="en-CA"/>
+        </w:rPr>
+        <w:t>0s</w:t>
+      </w:r>
+    </w:p>
+    <w:p>
+      <w:pPr>
+        <w:numPr>
+          <w:ilvl w:val="0"/>
+          <w:numId w:val="5"/>
+        </w:numPr>
+        <w:spacing w:before="100" w:beforeAutospacing="1" w:after="100" w:afterAutospacing="1"/>
+        <w:rPr>
+          <w:rFonts w:ascii="Times New Roman" w:eastAsia="Times New Roman" w:hAnsi="Times New Roman" w:cs="Times New Roman"/>
+          <w:color w:val="000000"/>
+          <w:lang w:val="en-CA"/>
+        </w:rPr>
+      </w:pPr>
+      <w:r>
+        <w:rPr>
+          <w:rFonts w:ascii="Times New Roman" w:eastAsia="Times New Roman" w:hAnsi="Times New Roman" w:cs="Times New Roman"/>
+          <w:color w:val="000000"/>
+          <w:lang w:val="en-CA"/>
+        </w:rPr>
+        <w:t>failing to detect </w:t>
+      </w:r>
+      <w:r>
+        <w:rPr>
+          <w:rFonts w:ascii="Times New Roman" w:eastAsia="Times New Roman" w:hAnsi="Times New Roman" w:cs="Times New Roman"/>
+          <w:b/>
+          <w:bCs/>
+          <w:color w:val="000000"/>
+          <w:lang w:val="en-CA"/>
+        </w:rPr>
+        <w:t>1s</w:t>
+      </w:r>
+    </w:p>
+    <w:p>
+      <w:pPr>
+        <w:numPr>
+          <w:ilvl w:val="0"/>
+          <w:numId w:val="5"/>
+        </w:numPr>
+        <w:spacing w:before="100" w:beforeAutospacing="1" w:after="100" w:afterAutospacing="1"/>
+        <w:rPr>
+          <w:rFonts w:ascii="Times New Roman" w:eastAsia="Times New Roman" w:hAnsi="Times New Roman" w:cs="Times New Roman"/>
+          <w:color w:val="000000"/>
+          <w:lang w:val="en-CA"/>
+        </w:rPr>
+      </w:pPr>
+      <w:r>
+        <w:rPr>
+          <w:rFonts w:ascii="Times New Roman" w:eastAsia="Times New Roman" w:hAnsi="Times New Roman" w:cs="Times New Roman"/>
+          <w:color w:val="000000"/>
+          <w:lang w:val="en-CA"/>
+        </w:rPr>
+        <w:t>producing </w:t>
+      </w:r>
+      <w:r>
+        <w:rPr>
+          <w:rFonts w:ascii="Times New Roman" w:eastAsia="Times New Roman" w:hAnsi="Times New Roman" w:cs="Times New Roman"/>
+          <w:b/>
+          <w:bCs/>
+          <w:color w:val="000000"/>
+          <w:lang w:val="en-CA"/>
+        </w:rPr>
+        <w:t>false negatives problem</w:t>
+      </w:r>
+      <w:r>
+        <w:rPr>
+          <w:rFonts w:ascii="Times New Roman" w:eastAsia="Times New Roman" w:hAnsi="Times New Roman" w:cs="Times New Roman"/>
+          <w:color w:val="000000"/>
+          <w:lang w:val="en-CA"/>
+        </w:rPr>
+        <w:t> (opposite of your earlier LLM issue)</w:t>
+      </w:r>
+    </w:p>
+    <w:p>
+      <w:pPr>
+        <w:spacing w:before="100" w:beforeAutospacing="1" w:after="100" w:afterAutospacing="1"/>
+        <w:rPr>
+          <w:rFonts w:ascii="Times New Roman" w:eastAsia="Times New Roman" w:hAnsi="Times New Roman" w:cs="Times New Roman"/>
+          <w:color w:val="000000"/>
+          <w:lang w:val="en-CA"/>
+        </w:rPr>
+      </w:pPr>
+      <w:r>
+        <w:rPr>
+          <w:rFonts w:ascii="Times New Roman" w:eastAsia="Times New Roman" w:hAnsi="Times New Roman" w:cs="Times New Roman"/>
+          <w:color w:val="000000"/>
+          <w:lang w:val="en-CA"/>
+        </w:rPr>
+        <w:t>This actually connects </w:t>
+      </w:r>
+      <w:r>
+        <w:rPr>
+          <w:rFonts w:ascii="Times New Roman" w:eastAsia="Times New Roman" w:hAnsi="Times New Roman" w:cs="Times New Roman"/>
+          <w:b/>
+          <w:bCs/>
+          <w:color w:val="000000"/>
+          <w:lang w:val="en-CA"/>
+        </w:rPr>
+        <w:t>perfectly</w:t>
+      </w:r>
+      <w:r>
+        <w:rPr>
+          <w:rFonts w:ascii="Times New Roman" w:eastAsia="Times New Roman" w:hAnsi="Times New Roman" w:cs="Times New Roman"/>
+          <w:color w:val="000000"/>
+          <w:lang w:val="en-CA"/>
+        </w:rPr>
+        <w:t> to your earlier analysis:</w:t>
+      </w:r>
+    </w:p>
+    <w:p>
+      <w:pPr>
+        <w:spacing w:before="100" w:beforeAutospacing="1" w:after="100" w:afterAutospacing="1"/>
+        <w:rPr>
+          <w:rFonts w:ascii="Times New Roman" w:eastAsia="Times New Roman" w:hAnsi="Times New Roman" w:cs="Times New Roman"/>
+          <w:color w:val="000000"/>
+          <w:lang w:val="en-CA"/>
+        </w:rPr>
+      </w:pPr>
+      <w:r>
+        <w:rPr>
+          <w:rFonts w:ascii="Times New Roman" w:eastAsia="Times New Roman" w:hAnsi="Times New Roman" w:cs="Times New Roman"/>
+          <w:color w:val="000000"/>
+          <w:lang w:val="en-CA"/>
+        </w:rPr>
+        <w:t>LLM → too many false positives</w:t>
+      </w:r>
+      <w:r>
+        <w:rPr>
+          <w:rFonts w:ascii="Times New Roman" w:eastAsia="Times New Roman" w:hAnsi="Times New Roman" w:cs="Times New Roman"/>
+          <w:color w:val="000000"/>
+          <w:lang w:val="en-CA"/>
+        </w:rPr>
+        <w:br/>
+        <w:t>Transformer → too many false negatives</w:t>
+      </w:r>
+    </w:p>
+    <w:p>
+      <w:pPr>
+        <w:spacing w:before="100" w:beforeAutospacing="1" w:after="100" w:afterAutospacing="1"/>
+        <w:rPr>
+          <w:rFonts w:ascii="Times New Roman" w:eastAsia="Times New Roman" w:hAnsi="Times New Roman" w:cs="Times New Roman"/>
+          <w:color w:val="000000"/>
+          <w:lang w:val="en-CA"/>
+        </w:rPr>
+      </w:pPr>
+      <w:r>
+        <w:rPr>
+          <w:rFonts w:ascii="Apple Color Emoji" w:eastAsia="Times New Roman" w:hAnsi="Apple Color Emoji" w:cs="Apple Color Emoji"/>
+          <w:color w:val="000000"/>
+          <w:lang w:val="en-CA"/>
+        </w:rPr>
+        <w:t>🔥</w:t>
+      </w:r>
+      <w:r>
+        <w:rPr>
+          <w:rFonts w:ascii="Times New Roman" w:eastAsia="Times New Roman" w:hAnsi="Times New Roman" w:cs="Times New Roman"/>
+          <w:color w:val="000000"/>
+          <w:lang w:val="en-CA"/>
+        </w:rPr>
+        <w:t xml:space="preserve"> That’s a </w:t>
+      </w:r>
+      <w:r>
+        <w:rPr>
+          <w:rFonts w:ascii="Times New Roman" w:eastAsia="Times New Roman" w:hAnsi="Times New Roman" w:cs="Times New Roman"/>
+          <w:i/>
+          <w:iCs/>
+          <w:color w:val="000000"/>
+          <w:lang w:val="en-CA"/>
+        </w:rPr>
+        <w:t>really strong methodological insight</w:t>
+      </w:r>
+    </w:p>
+    <w:p>
+      <w:pPr>
+        <w:spacing w:before="100" w:beforeAutospacing="1" w:after="100" w:afterAutospacing="1"/>
+        <w:outlineLvl w:val="2"/>
+        <w:rPr>
+          <w:rFonts w:ascii="Times New Roman" w:eastAsia="Times New Roman" w:hAnsi="Times New Roman" w:cs="Times New Roman"/>
+          <w:b/>
+          <w:bCs/>
+          <w:color w:val="000000"/>
+          <w:sz w:val="27"/>
+          <w:szCs w:val="27"/>
+          <w:lang w:val="en-CA"/>
+        </w:rPr>
+      </w:pPr>
+      <w:r>
+        <w:rPr>
+          <w:rFonts w:ascii="Times New Roman" w:eastAsia="Times New Roman" w:hAnsi="Times New Roman" w:cs="Times New Roman"/>
+          <w:b/>
+          <w:bCs/>
+          <w:color w:val="000000"/>
+          <w:sz w:val="27"/>
+          <w:szCs w:val="27"/>
+          <w:lang w:val="en-CA"/>
+        </w:rPr>
+        <w:t>1. Increase epochs</w:t>
+      </w:r>
+    </w:p>
+    <w:p>
+      <w:pPr>
+        <w:spacing w:before="100" w:beforeAutospacing="1" w:after="100" w:afterAutospacing="1"/>
+        <w:rPr>
+          <w:rFonts w:ascii="Times New Roman" w:eastAsia="Times New Roman" w:hAnsi="Times New Roman" w:cs="Times New Roman"/>
+          <w:color w:val="000000"/>
+          <w:lang w:val="en-CA"/>
+        </w:rPr>
+      </w:pPr>
+      <w:r>
+        <w:rPr>
+          <w:rFonts w:ascii="Times New Roman" w:eastAsia="Times New Roman" w:hAnsi="Times New Roman" w:cs="Times New Roman"/>
+          <w:color w:val="000000"/>
+          <w:lang w:val="en-CA"/>
+        </w:rPr>
+        <w:t>Right now:</w:t>
+      </w:r>
+    </w:p>
+    <w:p>
+      <w:pPr>
+        <w:tabs>
+          <w:tab w:val="left" w:pos="916"/>
+          <w:tab w:val="left" w:pos="1832"/>
+          <w:tab w:val="left" w:pos="2748"/>
+          <w:tab w:val="left" w:pos="3664"/>
+          <w:tab w:val="left" w:pos="4580"/>
+          <w:tab w:val="left" w:pos="5496"/>
+          <w:tab w:val="left" w:pos="6412"/>
+          <w:tab w:val="left" w:pos="7328"/>
+          <w:tab w:val="left" w:pos="8244"/>
+          <w:tab w:val="left" w:pos="9160"/>
+          <w:tab w:val="left" w:pos="10076"/>
+          <w:tab w:val="left" w:pos="10992"/>
+          <w:tab w:val="left" w:pos="11908"/>
+          <w:tab w:val="left" w:pos="12824"/>
+          <w:tab w:val="left" w:pos="13740"/>
+          <w:tab w:val="left" w:pos="14656"/>
+        </w:tabs>
+        <w:rPr>
+          <w:rFonts w:ascii="Courier New" w:eastAsia="Times New Roman" w:hAnsi="Courier New" w:cs="Courier New"/>
+          <w:color w:val="000000"/>
+          <w:sz w:val="20"/>
+          <w:szCs w:val="20"/>
+          <w:lang w:val="en-CA"/>
+        </w:rPr>
+      </w:pPr>
+      <w:r>
+        <w:rPr>
+          <w:rFonts w:ascii="Courier New" w:eastAsia="Times New Roman" w:hAnsi="Courier New" w:cs="Courier New"/>
+          <w:color w:val="000000"/>
+          <w:sz w:val="20"/>
+          <w:szCs w:val="20"/>
+          <w:lang w:val="en-CA"/>
+        </w:rPr>
+        <w:t>epochs = 1</w:t>
+      </w:r>
+    </w:p>
+    <w:p>
+      <w:pPr>
+        <w:spacing w:before="100" w:beforeAutospacing="1" w:after="100" w:afterAutospacing="1"/>
+        <w:rPr>
+          <w:rFonts w:ascii="Times New Roman" w:eastAsia="Times New Roman" w:hAnsi="Times New Roman" w:cs="Times New Roman"/>
+          <w:color w:val="000000"/>
+          <w:lang w:val="en-CA"/>
+        </w:rPr>
+      </w:pPr>
+      <w:r>
+        <w:rPr>
+          <w:rFonts w:ascii="Apple Color Emoji" w:eastAsia="Times New Roman" w:hAnsi="Apple Color Emoji" w:cs="Apple Color Emoji"/>
+          <w:color w:val="000000"/>
+          <w:lang w:val="en-CA"/>
+        </w:rPr>
+        <w:t>👉</w:t>
+      </w:r>
+      <w:r>
+        <w:rPr>
+          <w:rFonts w:ascii="Times New Roman" w:eastAsia="Times New Roman" w:hAnsi="Times New Roman" w:cs="Times New Roman"/>
+          <w:color w:val="000000"/>
+          <w:lang w:val="en-CA"/>
+        </w:rPr>
+        <w:t xml:space="preserve"> Change to:</w:t>
+      </w:r>
+    </w:p>
+    <w:p>
+      <w:pPr>
+        <w:tabs>
+          <w:tab w:val="left" w:pos="916"/>
+          <w:tab w:val="left" w:pos="1832"/>
+          <w:tab w:val="left" w:pos="2748"/>
+          <w:tab w:val="left" w:pos="3664"/>
+          <w:tab w:val="left" w:pos="4580"/>
+          <w:tab w:val="left" w:pos="5496"/>
+          <w:tab w:val="left" w:pos="6412"/>
+          <w:tab w:val="left" w:pos="7328"/>
+          <w:tab w:val="left" w:pos="8244"/>
+          <w:tab w:val="left" w:pos="9160"/>
+          <w:tab w:val="left" w:pos="10076"/>
+          <w:tab w:val="left" w:pos="10992"/>
+          <w:tab w:val="left" w:pos="11908"/>
+          <w:tab w:val="left" w:pos="12824"/>
+          <w:tab w:val="left" w:pos="13740"/>
+          <w:tab w:val="left" w:pos="14656"/>
+        </w:tabs>
+        <w:rPr>
+          <w:rFonts w:ascii="Courier New" w:eastAsia="Times New Roman" w:hAnsi="Courier New" w:cs="Courier New"/>
+          <w:color w:val="000000"/>
+          <w:sz w:val="20"/>
+          <w:szCs w:val="20"/>
+          <w:lang w:val="en-CA"/>
+        </w:rPr>
+      </w:pPr>
+      <w:r>
+        <w:rPr>
+          <w:rFonts w:ascii="Courier New" w:eastAsia="Times New Roman" w:hAnsi="Courier New" w:cs="Courier New"/>
+          <w:color w:val="000000"/>
+          <w:sz w:val="20"/>
+          <w:szCs w:val="20"/>
+          <w:lang w:val="en-CA"/>
+        </w:rPr>
+        <w:t>epochs = 3</w:t>
+      </w:r>
+    </w:p>
+    <w:p>
+      <w:pPr>
+        <w:spacing w:before="100" w:beforeAutospacing="1" w:after="100" w:afterAutospacing="1"/>
+        <w:outlineLvl w:val="2"/>
+        <w:rPr>
+          <w:rFonts w:ascii="Times New Roman" w:eastAsia="Times New Roman" w:hAnsi="Times New Roman" w:cs="Times New Roman"/>
+          <w:b/>
+          <w:bCs/>
+          <w:color w:val="000000"/>
+          <w:sz w:val="27"/>
+          <w:szCs w:val="27"/>
+          <w:lang w:val="en-CA"/>
+        </w:rPr>
+      </w:pPr>
+      <w:r>
+        <w:rPr>
+          <w:rFonts w:ascii="Times New Roman" w:eastAsia="Times New Roman" w:hAnsi="Times New Roman" w:cs="Times New Roman"/>
+          <w:b/>
+          <w:bCs/>
+          <w:color w:val="000000"/>
+          <w:sz w:val="27"/>
+          <w:szCs w:val="27"/>
+          <w:lang w:val="en-CA"/>
+        </w:rPr>
+        <w:t>2. Increase max_len</w:t>
+      </w:r>
+    </w:p>
+    <w:p>
+      <w:pPr>
+        <w:spacing w:before="100" w:beforeAutospacing="1" w:after="100" w:afterAutospacing="1"/>
+        <w:rPr>
+          <w:rFonts w:ascii="Times New Roman" w:eastAsia="Times New Roman" w:hAnsi="Times New Roman" w:cs="Times New Roman"/>
+          <w:color w:val="000000"/>
+          <w:lang w:val="en-CA"/>
+        </w:rPr>
+      </w:pPr>
+      <w:r>
+        <w:rPr>
+          <w:rFonts w:ascii="Times New Roman" w:eastAsia="Times New Roman" w:hAnsi="Times New Roman" w:cs="Times New Roman"/>
+          <w:color w:val="000000"/>
+          <w:lang w:val="en-CA"/>
+        </w:rPr>
+        <w:t>You are truncating 35% of texts:</w:t>
+      </w:r>
+    </w:p>
+    <w:p>
+      <w:pPr>
+        <w:tabs>
+          <w:tab w:val="left" w:pos="916"/>
+          <w:tab w:val="left" w:pos="1832"/>
+          <w:tab w:val="left" w:pos="2748"/>
+          <w:tab w:val="left" w:pos="3664"/>
+          <w:tab w:val="left" w:pos="4580"/>
+          <w:tab w:val="left" w:pos="5496"/>
+          <w:tab w:val="left" w:pos="6412"/>
+          <w:tab w:val="left" w:pos="7328"/>
+          <w:tab w:val="left" w:pos="8244"/>
+          <w:tab w:val="left" w:pos="9160"/>
+          <w:tab w:val="left" w:pos="10076"/>
+          <w:tab w:val="left" w:pos="10992"/>
+          <w:tab w:val="left" w:pos="11908"/>
+          <w:tab w:val="left" w:pos="12824"/>
+          <w:tab w:val="left" w:pos="13740"/>
+          <w:tab w:val="left" w:pos="14656"/>
+        </w:tabs>
+        <w:rPr>
+          <w:rFonts w:ascii="Courier New" w:eastAsia="Times New Roman" w:hAnsi="Courier New" w:cs="Courier New"/>
+          <w:color w:val="000000"/>
+          <w:sz w:val="20"/>
+          <w:szCs w:val="20"/>
+          <w:lang w:val="en-CA"/>
+        </w:rPr>
+      </w:pPr>
+      <w:r>
+        <w:rPr>
+          <w:rFonts w:ascii="Courier New" w:eastAsia="Times New Roman" w:hAnsi="Courier New" w:cs="Courier New"/>
+          <w:color w:val="000000"/>
+          <w:sz w:val="20"/>
+          <w:szCs w:val="20"/>
+          <w:lang w:val="en-CA"/>
+        </w:rPr>
+        <w:t>117 of 328 texts truncated</w:t>
+      </w:r>
+    </w:p>
+    <w:p>
+      <w:pPr>
+        <w:spacing w:before="100" w:beforeAutospacing="1" w:after="100" w:afterAutospacing="1"/>
+        <w:rPr>
+          <w:rFonts w:ascii="Times New Roman" w:eastAsia="Times New Roman" w:hAnsi="Times New Roman" w:cs="Times New Roman"/>
+          <w:color w:val="000000"/>
+          <w:lang w:val="en-CA"/>
+        </w:rPr>
+      </w:pPr>
+      <w:r>
+        <w:rPr>
+          <w:rFonts w:ascii="Apple Color Emoji" w:eastAsia="Times New Roman" w:hAnsi="Apple Color Emoji" w:cs="Apple Color Emoji"/>
+          <w:color w:val="000000"/>
+          <w:lang w:val="en-CA"/>
+        </w:rPr>
+        <w:t>👉</w:t>
+      </w:r>
+      <w:r>
+        <w:rPr>
+          <w:rFonts w:ascii="Times New Roman" w:eastAsia="Times New Roman" w:hAnsi="Times New Roman" w:cs="Times New Roman"/>
+          <w:color w:val="000000"/>
+          <w:lang w:val="en-CA"/>
+        </w:rPr>
+        <w:t xml:space="preserve"> Try:</w:t>
+      </w:r>
+    </w:p>
+    <w:p>
+      <w:pPr>
+        <w:tabs>
+          <w:tab w:val="left" w:pos="916"/>
+          <w:tab w:val="left" w:pos="1832"/>
+          <w:tab w:val="left" w:pos="2748"/>
+          <w:tab w:val="left" w:pos="3664"/>
+          <w:tab w:val="left" w:pos="4580"/>
+          <w:tab w:val="left" w:pos="5496"/>
+          <w:tab w:val="left" w:pos="6412"/>
+          <w:tab w:val="left" w:pos="7328"/>
+          <w:tab w:val="left" w:pos="8244"/>
+          <w:tab w:val="left" w:pos="9160"/>
+          <w:tab w:val="left" w:pos="10076"/>
+          <w:tab w:val="left" w:pos="10992"/>
+          <w:tab w:val="left" w:pos="11908"/>
+          <w:tab w:val="left" w:pos="12824"/>
+          <w:tab w:val="left" w:pos="13740"/>
+          <w:tab w:val="left" w:pos="14656"/>
+        </w:tabs>
+        <w:rPr>
+          <w:rFonts w:ascii="Courier New" w:eastAsia="Times New Roman" w:hAnsi="Courier New" w:cs="Courier New"/>
+          <w:color w:val="000000"/>
+          <w:sz w:val="20"/>
+          <w:szCs w:val="20"/>
+          <w:lang w:val="en-CA"/>
+        </w:rPr>
+      </w:pPr>
+      <w:r>
+        <w:rPr>
+          <w:rFonts w:ascii="Courier New" w:eastAsia="Times New Roman" w:hAnsi="Courier New" w:cs="Courier New"/>
+          <w:color w:val="000000"/>
+          <w:sz w:val="20"/>
+          <w:szCs w:val="20"/>
+          <w:lang w:val="en-CA"/>
+        </w:rPr>
+        <w:lastRenderedPageBreak/>
+        <w:t>max_len = 200</w:t>
+      </w:r>
+    </w:p>
+    <w:p>
+      <w:pPr>
+        <w:tabs>
+          <w:tab w:val="left" w:pos="916"/>
+          <w:tab w:val="left" w:pos="1832"/>
+          <w:tab w:val="left" w:pos="2748"/>
+          <w:tab w:val="left" w:pos="3664"/>
+          <w:tab w:val="left" w:pos="4580"/>
+          <w:tab w:val="left" w:pos="5496"/>
+          <w:tab w:val="left" w:pos="6412"/>
+          <w:tab w:val="left" w:pos="7328"/>
+          <w:tab w:val="left" w:pos="8244"/>
+          <w:tab w:val="left" w:pos="9160"/>
+          <w:tab w:val="left" w:pos="10076"/>
+          <w:tab w:val="left" w:pos="10992"/>
+          <w:tab w:val="left" w:pos="11908"/>
+          <w:tab w:val="left" w:pos="12824"/>
+          <w:tab w:val="left" w:pos="13740"/>
+          <w:tab w:val="left" w:pos="14656"/>
+        </w:tabs>
+        <w:rPr>
+          <w:rFonts w:ascii="Courier New" w:eastAsia="Times New Roman" w:hAnsi="Courier New" w:cs="Courier New"/>
+          <w:color w:val="000000"/>
+          <w:sz w:val="20"/>
+          <w:szCs w:val="20"/>
+          <w:lang w:val="en-CA"/>
+        </w:rPr>
+      </w:pPr>
+    </w:p>
+    <w:p>
+      <w:pPr>
+        <w:spacing w:before="100" w:beforeAutospacing="1" w:after="100" w:afterAutospacing="1"/>
+        <w:rPr>
+          <w:rFonts w:ascii="Times New Roman" w:eastAsia="Times New Roman" w:hAnsi="Times New Roman" w:cs="Times New Roman"/>
+          <w:color w:val="000000"/>
+          <w:lang w:val="en-CA"/>
+        </w:rPr>
+      </w:pPr>
+      <w:r>
+        <w:rPr>
+          <w:rFonts w:ascii="Times New Roman" w:eastAsia="Times New Roman" w:hAnsi="Times New Roman" w:cs="Times New Roman"/>
+          <w:color w:val="000000"/>
+          <w:lang w:val="en-CA"/>
+        </w:rPr>
+        <w:t>What you’ve built:</w:t>
+      </w:r>
+    </w:p>
+    <w:p>
+      <w:pPr>
+        <w:numPr>
+          <w:ilvl w:val="0"/>
+          <w:numId w:val="4"/>
+        </w:numPr>
+        <w:spacing w:before="100" w:beforeAutospacing="1" w:after="100" w:afterAutospacing="1"/>
+        <w:rPr>
+          <w:rFonts w:ascii="Times New Roman" w:eastAsia="Times New Roman" w:hAnsi="Times New Roman" w:cs="Times New Roman"/>
+          <w:color w:val="000000"/>
+          <w:lang w:val="en-CA"/>
+        </w:rPr>
+      </w:pPr>
+      <w:r>
+        <w:rPr>
+          <w:rFonts w:ascii="Times New Roman" w:eastAsia="Times New Roman" w:hAnsi="Times New Roman" w:cs="Times New Roman"/>
+          <w:color w:val="000000"/>
+          <w:lang w:val="en-CA"/>
+        </w:rPr>
+        <w:t>LLM prompt-based classifier → high recall, low precision</w:t>
+      </w:r>
+    </w:p>
+    <w:p>
+      <w:pPr>
+        <w:numPr>
+          <w:ilvl w:val="0"/>
+          <w:numId w:val="4"/>
+        </w:numPr>
+        <w:spacing w:before="100" w:beforeAutospacing="1" w:after="100" w:afterAutospacing="1"/>
+        <w:rPr>
+          <w:rFonts w:ascii="Times New Roman" w:eastAsia="Times New Roman" w:hAnsi="Times New Roman" w:cs="Times New Roman"/>
+          <w:color w:val="000000"/>
+          <w:lang w:val="en-CA"/>
+        </w:rPr>
+      </w:pPr>
+      <w:r>
+        <w:rPr>
+          <w:rFonts w:ascii="Times New Roman" w:eastAsia="Times New Roman" w:hAnsi="Times New Roman" w:cs="Times New Roman"/>
+          <w:color w:val="000000"/>
+          <w:lang w:val="en-CA"/>
+        </w:rPr>
+        <w:t>Transformer fine-tuned model → low recall, maybe higher precision</w:t>
+      </w:r>
+    </w:p>
+    <w:p>
+      <w:pPr>
+        <w:spacing w:before="100" w:beforeAutospacing="1" w:after="100" w:afterAutospacing="1"/>
+        <w:rPr>
+          <w:rFonts w:ascii="Times New Roman" w:eastAsia="Times New Roman" w:hAnsi="Times New Roman" w:cs="Times New Roman"/>
+          <w:color w:val="000000"/>
+          <w:lang w:val="en-CA"/>
+        </w:rPr>
+      </w:pPr>
+      <w:r>
+        <w:rPr>
+          <w:rFonts w:ascii="Apple Color Emoji" w:eastAsia="Times New Roman" w:hAnsi="Apple Color Emoji" w:cs="Apple Color Emoji"/>
+          <w:color w:val="000000"/>
+          <w:lang w:val="en-CA"/>
+        </w:rPr>
+        <w:t>👉</w:t>
+      </w:r>
+      <w:r>
+        <w:rPr>
+          <w:rFonts w:ascii="Times New Roman" w:eastAsia="Times New Roman" w:hAnsi="Times New Roman" w:cs="Times New Roman"/>
+          <w:color w:val="000000"/>
+          <w:lang w:val="en-CA"/>
+        </w:rPr>
+        <w:t xml:space="preserve"> You are comparing </w:t>
+      </w:r>
+      <w:r>
+        <w:rPr>
+          <w:rFonts w:ascii="Times New Roman" w:eastAsia="Times New Roman" w:hAnsi="Times New Roman" w:cs="Times New Roman"/>
+          <w:b/>
+          <w:bCs/>
+          <w:color w:val="000000"/>
+          <w:lang w:val="en-CA"/>
+        </w:rPr>
+        <w:t>two fundamentally different learning paradigms</w:t>
+      </w:r>
+    </w:p>
+    <w:p>
+      <w:pPr>
+        <w:spacing w:before="100" w:beforeAutospacing="1" w:after="100" w:afterAutospacing="1"/>
         <w:rPr>
           <w:rFonts w:eastAsia="Times New Roman" w:cs="Segoe UI"/>
           <w:b/>
@@ -4764,6 +7128,2039 @@
           <w:lang w:val="en-CA"/>
         </w:rPr>
       </w:pPr>
+      <w:r>
+        <w:rPr>
+          <w:noProof/>
+        </w:rPr>
+        <w:drawing>
+          <wp:inline distT="0" distB="0" distL="0" distR="0" wp14:anchorId="421F9F85" wp14:editId="1D04D6C7">
+            <wp:extent cx="3164840" cy="2743200"/>
+            <wp:effectExtent l="0" t="0" r="0" b="0"/>
+            <wp:docPr id="1862543457" name="Picture 4"/>
+            <wp:cNvGraphicFramePr>
+              <a:graphicFrameLocks xmlns:a="http://schemas.openxmlformats.org/drawingml/2006/main" noChangeAspect="1"/>
+            </wp:cNvGraphicFramePr>
+            <a:graphic xmlns:a="http://schemas.openxmlformats.org/drawingml/2006/main">
+              <a:graphicData uri="http://schemas.openxmlformats.org/drawingml/2006/picture">
+                <pic:pic xmlns:pic="http://schemas.openxmlformats.org/drawingml/2006/picture">
+                  <pic:nvPicPr>
+                    <pic:cNvPr id="0" name="Picture 9"/>
+                    <pic:cNvPicPr>
+                      <a:picLocks noChangeAspect="1" noChangeArrowheads="1"/>
+                    </pic:cNvPicPr>
+                  </pic:nvPicPr>
+                  <pic:blipFill>
+                    <a:blip r:embed="rId28">
+                      <a:extLst>
+                        <a:ext uri="{28A0092B-C50C-407E-A947-70E740481C1C}">
+                          <a14:useLocalDpi xmlns:a14="http://schemas.microsoft.com/office/drawing/2010/main" val="0"/>
+                        </a:ext>
+                      </a:extLst>
+                    </a:blip>
+                    <a:srcRect/>
+                    <a:stretch>
+                      <a:fillRect/>
+                    </a:stretch>
+                  </pic:blipFill>
+                  <pic:spPr bwMode="auto">
+                    <a:xfrm>
+                      <a:off x="0" y="0"/>
+                      <a:ext cx="3164840" cy="2743200"/>
+                    </a:xfrm>
+                    <a:prstGeom prst="rect">
+                      <a:avLst/>
+                    </a:prstGeom>
+                    <a:noFill/>
+                    <a:ln>
+                      <a:noFill/>
+                    </a:ln>
+                  </pic:spPr>
+                </pic:pic>
+              </a:graphicData>
+            </a:graphic>
+          </wp:inline>
+        </w:drawing>
+      </w:r>
+    </w:p>
+    <w:p>
+      <w:pPr>
+        <w:pStyle w:val="NormalWeb"/>
+        <w:rPr>
+          <w:color w:val="000000"/>
+        </w:rPr>
+      </w:pPr>
+      <w:r>
+        <w:rPr>
+          <w:color w:val="000000"/>
+        </w:rPr>
+        <w:t>The performance of the fine-tuned RoBERTa model was evaluated using accuracy, precision, recall, F1 score, and a confusion matrix. The model achieved an accuracy of approximately 0.485 on the validation set.</w:t>
+      </w:r>
+    </w:p>
+    <w:p>
+      <w:pPr>
+        <w:pStyle w:val="NormalWeb"/>
+        <w:rPr>
+          <w:color w:val="000000"/>
+        </w:rPr>
+      </w:pPr>
+      <w:r>
+        <w:rPr>
+          <w:color w:val="000000"/>
+        </w:rPr>
+        <w:t>The confusion matrix reveals that the model predicted all observations as class 1 (“dependence”), resulting in 16 true positives and 17 false positives, but zero true negatives and zero false negatives. As a result, recall for class 1 was perfect (1.00), but precision was substantially lower (0.485), yielding an F1 score of approximately 0.653 for the positive class.</w:t>
+      </w:r>
+    </w:p>
+    <w:p>
+      <w:pPr>
+        <w:pStyle w:val="NormalWeb"/>
+        <w:rPr>
+          <w:color w:val="000000"/>
+        </w:rPr>
+      </w:pPr>
+      <w:r>
+        <w:rPr>
+          <w:color w:val="000000"/>
+        </w:rPr>
+        <w:t>In contrast, performance for class 0 was extremely poor, with precision, recall, and F1 all equal to zero, as the model failed to correctly classify any non-dependence observations.</w:t>
+      </w:r>
+    </w:p>
+    <w:p>
+      <w:pPr>
+        <w:pStyle w:val="NormalWeb"/>
+        <w:rPr>
+          <w:color w:val="000000"/>
+        </w:rPr>
+      </w:pPr>
+      <w:r>
+        <w:rPr>
+          <w:color w:val="000000"/>
+        </w:rPr>
+        <w:t xml:space="preserve">These results indicate that the model is heavily biased toward predicting the positive class and lacks the ability to distinguish between the two categories. The confusion matrix highlights a </w:t>
+      </w:r>
+      <w:r>
+        <w:rPr>
+          <w:color w:val="000000"/>
+        </w:rPr>
+        <w:lastRenderedPageBreak/>
+        <w:t>systematic classification issue, where the model prioritizes recall at the expense of precision and overall balance.</w:t>
+      </w:r>
+    </w:p>
+    <w:p>
+      <w:pPr>
+        <w:spacing w:before="100" w:beforeAutospacing="1" w:after="100" w:afterAutospacing="1"/>
+        <w:ind w:left="720"/>
+        <w:rPr>
+          <w:rFonts w:eastAsia="Times New Roman" w:cs="Segoe UI"/>
+          <w:b/>
+          <w:bCs/>
+          <w:color w:val="212529"/>
+          <w:lang w:val="en-CA"/>
+        </w:rPr>
+      </w:pPr>
+      <w:r>
+        <w:rPr>
+          <w:rFonts w:eastAsia="Times New Roman" w:cs="Segoe UI"/>
+          <w:b/>
+          <w:bCs/>
+          <w:color w:val="212529"/>
+          <w:lang w:val="en-CA"/>
+        </w:rPr>
+        <w:t>Re-do</w:t>
+      </w:r>
+    </w:p>
+    <w:p>
+      <w:pPr>
+        <w:pStyle w:val="ListParagraph"/>
+        <w:numPr>
+          <w:ilvl w:val="0"/>
+          <w:numId w:val="3"/>
+        </w:numPr>
+        <w:spacing w:before="100" w:beforeAutospacing="1" w:after="100" w:afterAutospacing="1"/>
+        <w:rPr>
+          <w:rFonts w:eastAsia="Times New Roman" w:cs="Segoe UI"/>
+          <w:b/>
+          <w:bCs/>
+          <w:color w:val="212529"/>
+          <w:lang w:val="en-CA"/>
+        </w:rPr>
+      </w:pPr>
+      <w:r>
+        <w:rPr>
+          <w:rFonts w:eastAsia="Times New Roman" w:cs="Segoe UI"/>
+          <w:b/>
+          <w:bCs/>
+          <w:color w:val="212529"/>
+          <w:lang w:val="en-CA"/>
+        </w:rPr>
+        <w:t>Epochs = 3</w:t>
+      </w:r>
+    </w:p>
+    <w:p>
+      <w:pPr>
+        <w:pStyle w:val="ListParagraph"/>
+        <w:numPr>
+          <w:ilvl w:val="0"/>
+          <w:numId w:val="3"/>
+        </w:numPr>
+        <w:spacing w:before="100" w:beforeAutospacing="1" w:after="100" w:afterAutospacing="1"/>
+        <w:rPr>
+          <w:rFonts w:eastAsia="Times New Roman" w:cs="Segoe UI"/>
+          <w:b/>
+          <w:bCs/>
+          <w:color w:val="212529"/>
+          <w:lang w:val="en-CA"/>
+        </w:rPr>
+      </w:pPr>
+      <w:r>
+        <w:rPr>
+          <w:rFonts w:eastAsia="Times New Roman" w:cs="Segoe UI"/>
+          <w:b/>
+          <w:bCs/>
+          <w:color w:val="212529"/>
+          <w:lang w:val="en-CA"/>
+        </w:rPr>
+        <w:t>Max length = 288 tokens</w:t>
+      </w:r>
+    </w:p>
+    <w:p>
+      <w:pPr>
+        <w:pStyle w:val="ListParagraph"/>
+        <w:spacing w:before="100" w:beforeAutospacing="1" w:after="100" w:afterAutospacing="1"/>
+        <w:rPr>
+          <w:rFonts w:eastAsia="Times New Roman" w:cs="Segoe UI"/>
+          <w:b/>
+          <w:bCs/>
+          <w:color w:val="212529"/>
+          <w:lang w:val="en-CA"/>
+        </w:rPr>
+      </w:pPr>
+    </w:p>
+    <w:p>
+      <w:pPr>
+        <w:pStyle w:val="NormalWeb"/>
+        <w:rPr>
+          <w:color w:val="000000"/>
+        </w:rPr>
+      </w:pPr>
+      <w:r>
+        <w:rPr>
+          <w:color w:val="000000"/>
+        </w:rPr>
+        <w:t>After increasing the maximum sequence length to 288 (eliminating truncation) and training for three epochs, the model exhibited modest changes in behavior but did not achieve meaningful performance improvements. Cross-validation results showed a mean accuracy of approximately 0.465 and a mean weighted F1 score of 0.301, indicating performance close to random classification.</w:t>
+      </w:r>
+    </w:p>
+    <w:p>
+      <w:pPr>
+        <w:pStyle w:val="NormalWeb"/>
+        <w:rPr>
+          <w:color w:val="000000"/>
+        </w:rPr>
+      </w:pPr>
+      <w:r>
+        <w:rPr>
+          <w:color w:val="000000"/>
+        </w:rPr>
+        <w:t>While the model no longer collapsed to predicting a single class across all folds, it remained highly unstable. In some folds, the model predicted almost exclusively class 0, whereas in others it predicted primarily class 1. This resulted in moderate F1 scores for one class paired with near-zero performance for the other, depending on the fold.</w:t>
+      </w:r>
+    </w:p>
+    <w:p>
+      <w:pPr>
+        <w:pStyle w:val="NormalWeb"/>
+        <w:rPr>
+          <w:color w:val="000000"/>
+        </w:rPr>
+      </w:pPr>
+      <w:r>
+        <w:rPr>
+          <w:color w:val="000000"/>
+        </w:rPr>
+        <w:t>Averaged across folds, the model achieved similar F1 scores for both classes (F1₀ ≈ 0.335; F1₁ ≈ 0.316), but this reflects instability rather than balanced classification performance.</w:t>
+      </w:r>
+    </w:p>
+    <w:p>
+      <w:pPr>
+        <w:pStyle w:val="NormalWeb"/>
+        <w:rPr>
+          <w:color w:val="000000"/>
+        </w:rPr>
+      </w:pPr>
+      <w:r>
+        <w:rPr>
+          <w:color w:val="000000"/>
+        </w:rPr>
+        <w:t>Overall, the results suggest that the model fails to learn a consistent and generalizable decision boundary, likely due to limited training data and weak signal differentiation between classes.</w:t>
+      </w:r>
+    </w:p>
+    <w:tbl>
+      <w:tblPr>
+        <w:tblW w:w="0" w:type="auto"/>
+        <w:tblCellSpacing w:w="15" w:type="dxa"/>
+        <w:tblCellMar>
+          <w:top w:w="15" w:type="dxa"/>
+          <w:left w:w="15" w:type="dxa"/>
+          <w:bottom w:w="15" w:type="dxa"/>
+          <w:right w:w="15" w:type="dxa"/>
+        </w:tblCellMar>
+        <w:tblLook w:val="04A0" w:firstRow="1" w:lastRow="0" w:firstColumn="1" w:lastColumn="0" w:noHBand="0" w:noVBand="1"/>
+      </w:tblPr>
+      <w:tblGrid>
+        <w:gridCol w:w="2323"/>
+        <w:gridCol w:w="2482"/>
+      </w:tblGrid>
+      <w:tr>
+        <w:trPr>
+          <w:tblHeader/>
+          <w:tblCellSpacing w:w="15" w:type="dxa"/>
+        </w:trPr>
+        <w:tc>
+          <w:tcPr>
+            <w:tcW w:w="0" w:type="auto"/>
+            <w:vAlign w:val="center"/>
+            <w:hideMark/>
+          </w:tcPr>
+          <w:p>
+            <w:pPr>
+              <w:jc w:val="center"/>
+              <w:rPr>
+                <w:rFonts w:ascii="Times New Roman" w:eastAsia="Times New Roman" w:hAnsi="Times New Roman" w:cs="Times New Roman"/>
+                <w:b/>
+                <w:bCs/>
+                <w:color w:val="000000"/>
+                <w:lang w:val="en-CA"/>
+              </w:rPr>
+            </w:pPr>
+            <w:r>
+              <w:rPr>
+                <w:rFonts w:ascii="Times New Roman" w:eastAsia="Times New Roman" w:hAnsi="Times New Roman" w:cs="Times New Roman"/>
+                <w:b/>
+                <w:bCs/>
+                <w:color w:val="000000"/>
+                <w:lang w:val="en-CA"/>
+              </w:rPr>
+              <w:t>Method</w:t>
+            </w:r>
+          </w:p>
+        </w:tc>
+        <w:tc>
+          <w:tcPr>
+            <w:tcW w:w="0" w:type="auto"/>
+            <w:vAlign w:val="center"/>
+            <w:hideMark/>
+          </w:tcPr>
+          <w:p>
+            <w:pPr>
+              <w:jc w:val="center"/>
+              <w:rPr>
+                <w:rFonts w:ascii="Times New Roman" w:eastAsia="Times New Roman" w:hAnsi="Times New Roman" w:cs="Times New Roman"/>
+                <w:b/>
+                <w:bCs/>
+                <w:color w:val="000000"/>
+                <w:lang w:val="en-CA"/>
+              </w:rPr>
+            </w:pPr>
+            <w:r>
+              <w:rPr>
+                <w:rFonts w:ascii="Times New Roman" w:eastAsia="Times New Roman" w:hAnsi="Times New Roman" w:cs="Times New Roman"/>
+                <w:b/>
+                <w:bCs/>
+                <w:color w:val="000000"/>
+                <w:lang w:val="en-CA"/>
+              </w:rPr>
+              <w:t>Problem</w:t>
+            </w:r>
+          </w:p>
+        </w:tc>
+      </w:tr>
+      <w:tr>
+        <w:trPr>
+          <w:tblCellSpacing w:w="15" w:type="dxa"/>
+        </w:trPr>
+        <w:tc>
+          <w:tcPr>
+            <w:tcW w:w="0" w:type="auto"/>
+            <w:vAlign w:val="center"/>
+            <w:hideMark/>
+          </w:tcPr>
+          <w:p>
+            <w:pPr>
+              <w:rPr>
+                <w:rFonts w:ascii="Times New Roman" w:eastAsia="Times New Roman" w:hAnsi="Times New Roman" w:cs="Times New Roman"/>
+                <w:color w:val="000000"/>
+                <w:lang w:val="en-CA"/>
+              </w:rPr>
+            </w:pPr>
+            <w:r>
+              <w:rPr>
+                <w:rFonts w:ascii="Times New Roman" w:eastAsia="Times New Roman" w:hAnsi="Times New Roman" w:cs="Times New Roman"/>
+                <w:color w:val="000000"/>
+                <w:lang w:val="en-CA"/>
+              </w:rPr>
+              <w:t>LLM prompting</w:t>
+            </w:r>
+          </w:p>
+        </w:tc>
+        <w:tc>
+          <w:tcPr>
+            <w:tcW w:w="0" w:type="auto"/>
+            <w:vAlign w:val="center"/>
+            <w:hideMark/>
+          </w:tcPr>
+          <w:p>
+            <w:pPr>
+              <w:rPr>
+                <w:rFonts w:ascii="Times New Roman" w:eastAsia="Times New Roman" w:hAnsi="Times New Roman" w:cs="Times New Roman"/>
+                <w:color w:val="000000"/>
+                <w:lang w:val="en-CA"/>
+              </w:rPr>
+            </w:pPr>
+            <w:r>
+              <w:rPr>
+                <w:rFonts w:ascii="Times New Roman" w:eastAsia="Times New Roman" w:hAnsi="Times New Roman" w:cs="Times New Roman"/>
+                <w:color w:val="000000"/>
+                <w:lang w:val="en-CA"/>
+              </w:rPr>
+              <w:t>Too many false positives</w:t>
+            </w:r>
+          </w:p>
+        </w:tc>
+      </w:tr>
+      <w:tr>
+        <w:trPr>
+          <w:tblCellSpacing w:w="15" w:type="dxa"/>
+        </w:trPr>
+        <w:tc>
+          <w:tcPr>
+            <w:tcW w:w="0" w:type="auto"/>
+            <w:vAlign w:val="center"/>
+            <w:hideMark/>
+          </w:tcPr>
+          <w:p>
+            <w:pPr>
+              <w:rPr>
+                <w:rFonts w:ascii="Times New Roman" w:eastAsia="Times New Roman" w:hAnsi="Times New Roman" w:cs="Times New Roman"/>
+                <w:color w:val="000000"/>
+                <w:lang w:val="en-CA"/>
+              </w:rPr>
+            </w:pPr>
+            <w:r>
+              <w:rPr>
+                <w:rFonts w:ascii="Times New Roman" w:eastAsia="Times New Roman" w:hAnsi="Times New Roman" w:cs="Times New Roman"/>
+                <w:color w:val="000000"/>
+                <w:lang w:val="en-CA"/>
+              </w:rPr>
+              <w:t>Transformer (epoch=1)</w:t>
+            </w:r>
+          </w:p>
+        </w:tc>
+        <w:tc>
+          <w:tcPr>
+            <w:tcW w:w="0" w:type="auto"/>
+            <w:vAlign w:val="center"/>
+            <w:hideMark/>
+          </w:tcPr>
+          <w:p>
+            <w:pPr>
+              <w:rPr>
+                <w:rFonts w:ascii="Times New Roman" w:eastAsia="Times New Roman" w:hAnsi="Times New Roman" w:cs="Times New Roman"/>
+                <w:color w:val="000000"/>
+                <w:lang w:val="en-CA"/>
+              </w:rPr>
+            </w:pPr>
+            <w:r>
+              <w:rPr>
+                <w:rFonts w:ascii="Times New Roman" w:eastAsia="Times New Roman" w:hAnsi="Times New Roman" w:cs="Times New Roman"/>
+                <w:color w:val="000000"/>
+                <w:lang w:val="en-CA"/>
+              </w:rPr>
+              <w:t>Predicts only one class</w:t>
+            </w:r>
+          </w:p>
+        </w:tc>
+      </w:tr>
+      <w:tr>
+        <w:trPr>
+          <w:tblCellSpacing w:w="15" w:type="dxa"/>
+        </w:trPr>
+        <w:tc>
+          <w:tcPr>
+            <w:tcW w:w="0" w:type="auto"/>
+            <w:vAlign w:val="center"/>
+            <w:hideMark/>
+          </w:tcPr>
+          <w:p>
+            <w:pPr>
+              <w:rPr>
+                <w:rFonts w:ascii="Times New Roman" w:eastAsia="Times New Roman" w:hAnsi="Times New Roman" w:cs="Times New Roman"/>
+                <w:color w:val="000000"/>
+                <w:lang w:val="en-CA"/>
+              </w:rPr>
+            </w:pPr>
+            <w:r>
+              <w:rPr>
+                <w:rFonts w:ascii="Times New Roman" w:eastAsia="Times New Roman" w:hAnsi="Times New Roman" w:cs="Times New Roman"/>
+                <w:color w:val="000000"/>
+                <w:lang w:val="en-CA"/>
+              </w:rPr>
+              <w:t>Transformer (epoch=3)</w:t>
+            </w:r>
+          </w:p>
+        </w:tc>
+        <w:tc>
+          <w:tcPr>
+            <w:tcW w:w="0" w:type="auto"/>
+            <w:vAlign w:val="center"/>
+            <w:hideMark/>
+          </w:tcPr>
+          <w:p>
+            <w:pPr>
+              <w:rPr>
+                <w:rFonts w:ascii="Times New Roman" w:eastAsia="Times New Roman" w:hAnsi="Times New Roman" w:cs="Times New Roman"/>
+                <w:color w:val="000000"/>
+                <w:lang w:val="en-CA"/>
+              </w:rPr>
+            </w:pPr>
+            <w:r>
+              <w:rPr>
+                <w:rFonts w:ascii="Times New Roman" w:eastAsia="Times New Roman" w:hAnsi="Times New Roman" w:cs="Times New Roman"/>
+                <w:color w:val="000000"/>
+                <w:lang w:val="en-CA"/>
+              </w:rPr>
+              <w:t>Unstable / flips classes</w:t>
+            </w:r>
+          </w:p>
+        </w:tc>
+      </w:tr>
+    </w:tbl>
+    <w:p>
+      <w:pPr>
+        <w:spacing w:before="100" w:beforeAutospacing="1" w:after="100" w:afterAutospacing="1"/>
+        <w:rPr>
+          <w:rFonts w:ascii="Times New Roman" w:eastAsia="Times New Roman" w:hAnsi="Times New Roman" w:cs="Times New Roman"/>
+          <w:color w:val="000000"/>
+          <w:lang w:val="en-CA"/>
+        </w:rPr>
+      </w:pPr>
+      <w:r>
+        <w:rPr>
+          <w:rFonts w:ascii="Apple Color Emoji" w:eastAsia="Times New Roman" w:hAnsi="Apple Color Emoji" w:cs="Apple Color Emoji"/>
+          <w:color w:val="000000"/>
+          <w:lang w:val="en-CA"/>
+        </w:rPr>
+        <w:t>👉</w:t>
+      </w:r>
+      <w:r>
+        <w:rPr>
+          <w:rFonts w:ascii="Times New Roman" w:eastAsia="Times New Roman" w:hAnsi="Times New Roman" w:cs="Times New Roman"/>
+          <w:color w:val="000000"/>
+          <w:lang w:val="en-CA"/>
+        </w:rPr>
+        <w:t xml:space="preserve"> This is gold for your paper:</w:t>
+      </w:r>
+    </w:p>
+    <w:p>
+      <w:pPr>
+        <w:spacing w:before="100" w:beforeAutospacing="1" w:after="100" w:afterAutospacing="1"/>
+        <w:rPr>
+          <w:rFonts w:ascii="Times New Roman" w:eastAsia="Times New Roman" w:hAnsi="Times New Roman" w:cs="Times New Roman"/>
+          <w:color w:val="000000"/>
+          <w:lang w:val="en-CA"/>
+        </w:rPr>
+      </w:pPr>
+      <w:r>
+        <w:rPr>
+          <w:rFonts w:ascii="Times New Roman" w:eastAsia="Times New Roman" w:hAnsi="Times New Roman" w:cs="Times New Roman"/>
+          <w:color w:val="000000"/>
+          <w:lang w:val="en-CA"/>
+        </w:rPr>
+        <w:t>“Different methods fail differently”</w:t>
+      </w:r>
+    </w:p>
+    <w:p>
+      <w:pPr>
+        <w:spacing w:before="100" w:beforeAutospacing="1" w:after="100" w:afterAutospacing="1"/>
+        <w:rPr>
+          <w:rFonts w:ascii="Times New Roman" w:eastAsia="Times New Roman" w:hAnsi="Times New Roman" w:cs="Times New Roman"/>
+          <w:color w:val="000000"/>
+          <w:lang w:val="en-CA"/>
+        </w:rPr>
+      </w:pPr>
+      <w:r>
+        <w:rPr>
+          <w:rFonts w:ascii="Times New Roman" w:eastAsia="Times New Roman" w:hAnsi="Times New Roman" w:cs="Times New Roman"/>
+          <w:color w:val="000000"/>
+          <w:lang w:val="en-CA"/>
+        </w:rPr>
+        <w:t>--</w:t>
+      </w:r>
+    </w:p>
+    <w:p>
+      <w:pPr>
+        <w:spacing w:before="100" w:beforeAutospacing="1" w:after="100" w:afterAutospacing="1"/>
+        <w:rPr>
+          <w:rFonts w:ascii="Times New Roman" w:eastAsia="Times New Roman" w:hAnsi="Times New Roman" w:cs="Times New Roman"/>
+          <w:color w:val="000000"/>
+          <w:lang w:val="en-CA"/>
+        </w:rPr>
+      </w:pPr>
+      <w:r>
+        <w:rPr>
+          <w:rFonts w:ascii="Times New Roman" w:eastAsia="Times New Roman" w:hAnsi="Times New Roman" w:cs="Times New Roman"/>
+          <w:color w:val="000000"/>
+          <w:lang w:val="en-CA"/>
+        </w:rPr>
+        <w:t>Set k folds = 5</w:t>
+      </w:r>
+    </w:p>
+    <w:p>
+      <w:pPr>
+        <w:spacing w:before="100" w:beforeAutospacing="1" w:after="100" w:afterAutospacing="1"/>
+        <w:rPr>
+          <w:rFonts w:ascii="Times New Roman" w:eastAsia="Times New Roman" w:hAnsi="Times New Roman" w:cs="Times New Roman"/>
+          <w:color w:val="000000"/>
+          <w:lang w:val="en-CA"/>
+        </w:rPr>
+      </w:pPr>
+      <w:r>
+        <w:rPr>
+          <w:rFonts w:ascii="Times New Roman" w:eastAsia="Times New Roman" w:hAnsi="Times New Roman" w:cs="Times New Roman"/>
+          <w:color w:val="000000"/>
+          <w:lang w:val="en-CA"/>
+        </w:rPr>
+        <w:t xml:space="preserve">Learning rate = </w:t>
+      </w:r>
+      <w:r>
+        <w:rPr>
+          <w:rFonts w:ascii="Times New Roman" w:eastAsia="Times New Roman" w:hAnsi="Times New Roman" w:cs="Times New Roman"/>
+          <w:color w:val="000000"/>
+          <w:lang w:val="en-CA"/>
+        </w:rPr>
+        <w:t>1e-5</w:t>
+      </w:r>
+      <w:r>
+        <w:rPr>
+          <w:rFonts w:ascii="Times New Roman" w:eastAsia="Times New Roman" w:hAnsi="Times New Roman" w:cs="Times New Roman"/>
+          <w:color w:val="000000"/>
+          <w:lang w:val="en-CA"/>
+        </w:rPr>
+        <w:t xml:space="preserve"> </w:t>
+      </w:r>
+    </w:p>
+    <w:p>
+      <w:pPr>
+        <w:spacing w:before="100" w:beforeAutospacing="1" w:after="100" w:afterAutospacing="1"/>
+        <w:rPr>
+          <w:rFonts w:ascii="Times New Roman" w:eastAsia="Times New Roman" w:hAnsi="Times New Roman" w:cs="Times New Roman"/>
+          <w:color w:val="000000"/>
+          <w:lang w:val="en-CA"/>
+        </w:rPr>
+      </w:pPr>
+      <w:r>
+        <w:rPr>
+          <w:rFonts w:ascii="Times New Roman" w:eastAsia="Times New Roman" w:hAnsi="Times New Roman" w:cs="Times New Roman"/>
+          <w:color w:val="000000"/>
+          <w:lang w:val="en-CA"/>
+        </w:rPr>
+        <w:t>lr = 5e-6</w:t>
+      </w:r>
+    </w:p>
+    <w:p>
+      <w:pPr>
+        <w:pStyle w:val="NormalWeb"/>
+        <w:rPr>
+          <w:color w:val="000000"/>
+        </w:rPr>
+      </w:pPr>
+      <w:r>
+        <w:rPr>
+          <w:color w:val="000000"/>
+        </w:rPr>
+        <w:lastRenderedPageBreak/>
+        <w:t>After tuning model hyperparameters (learning rate = 1e-5, max sequence length = 288, and 5-fold cross-validation), performance improved modestly. The model achieved a mean accuracy of 0.51 and a mean weighted F1 score of 0.38 across folds.</w:t>
+      </w:r>
+    </w:p>
+    <w:p>
+      <w:pPr>
+        <w:pStyle w:val="NormalWeb"/>
+        <w:rPr>
+          <w:color w:val="000000"/>
+        </w:rPr>
+      </w:pPr>
+      <w:r>
+        <w:rPr>
+          <w:color w:val="000000"/>
+        </w:rPr>
+        <w:t>However, performance remained highly unstable. While some folds showed relatively strong classification results (e.g., accuracy ≈ 0.74 and F1 ≈ 0.73), others exhibited near-random performance. This variability indicates that model performance is highly sensitive to the training-validation split.</w:t>
+      </w:r>
+    </w:p>
+    <w:p>
+      <w:pPr>
+        <w:pStyle w:val="NormalWeb"/>
+        <w:rPr>
+          <w:color w:val="000000"/>
+        </w:rPr>
+      </w:pPr>
+      <w:r>
+        <w:rPr>
+          <w:color w:val="000000"/>
+        </w:rPr>
+        <w:t>Per-class results further show that the model performs better on the positive class (F1₁ ≈ 0.50) than on the negative class (F1₀ ≈ 0.29), suggesting a persistent bias toward identifying dependence.</w:t>
+      </w:r>
+    </w:p>
+    <w:p>
+      <w:pPr>
+        <w:pStyle w:val="NormalWeb"/>
+        <w:rPr>
+          <w:color w:val="000000"/>
+        </w:rPr>
+      </w:pPr>
+      <w:r>
+        <w:rPr>
+          <w:color w:val="000000"/>
+        </w:rPr>
+        <w:t>Overall, while hyperparameter tuning improved performance relative to earlier specifications, the model still fails to learn a consistent and generalizable decision boundary.</w:t>
+      </w:r>
+    </w:p>
+    <w:p>
+      <w:pPr>
+        <w:pStyle w:val="NormalWeb"/>
+        <w:rPr>
+          <w:color w:val="000000"/>
+        </w:rPr>
+      </w:pPr>
+      <w:r>
+        <w:rPr>
+          <w:color w:val="000000"/>
+        </w:rPr>
+        <w:t>--</w:t>
+      </w:r>
+    </w:p>
+    <w:p>
+      <w:pPr>
+        <w:pStyle w:val="NormalWeb"/>
+        <w:rPr>
+          <w:color w:val="000000"/>
+        </w:rPr>
+      </w:pPr>
+      <w:r>
+        <w:rPr>
+          <w:color w:val="000000"/>
+        </w:rPr>
+        <w:t>Using stratified k folds….</w:t>
+      </w:r>
+    </w:p>
+    <w:p>
+      <w:pPr>
+        <w:pStyle w:val="NormalWeb"/>
+        <w:rPr>
+          <w:rFonts w:ascii="-webkit-standard" w:hAnsi="-webkit-standard"/>
+          <w:color w:val="000000"/>
+          <w:sz w:val="27"/>
+          <w:szCs w:val="27"/>
+        </w:rPr>
+      </w:pPr>
+      <w:r>
+        <w:rPr>
+          <w:rFonts w:ascii="-webkit-standard" w:hAnsi="-webkit-standard"/>
+          <w:color w:val="000000"/>
+          <w:sz w:val="27"/>
+          <w:szCs w:val="27"/>
+        </w:rPr>
+        <w:t>stratified K-fold cross-validation, ensuring that each fold preserves the class distribution of the dataset. This reduces variability across folds and provides a more reliable estimate of model performance.</w:t>
+      </w:r>
+    </w:p>
+    <w:p>
+      <w:pPr>
+        <w:spacing w:before="100" w:beforeAutospacing="1" w:after="100" w:afterAutospacing="1"/>
+        <w:rPr>
+          <w:rFonts w:ascii="Times New Roman" w:eastAsia="Times New Roman" w:hAnsi="Times New Roman" w:cs="Times New Roman"/>
+          <w:color w:val="000000"/>
+          <w:lang w:val="en-CA"/>
+        </w:rPr>
+      </w:pPr>
+      <w:r>
+        <w:rPr>
+          <w:rFonts w:ascii="Times New Roman" w:eastAsia="Times New Roman" w:hAnsi="Times New Roman" w:cs="Times New Roman"/>
+          <w:color w:val="000000"/>
+          <w:lang w:val="en-CA"/>
+        </w:rPr>
+        <w:t>Your updated model (with </w:t>
+      </w:r>
+      <w:r>
+        <w:rPr>
+          <w:rFonts w:ascii="Times New Roman" w:eastAsia="Times New Roman" w:hAnsi="Times New Roman" w:cs="Times New Roman"/>
+          <w:b/>
+          <w:bCs/>
+          <w:color w:val="000000"/>
+          <w:lang w:val="en-CA"/>
+        </w:rPr>
+        <w:t>StratifiedKFold + lr = 1e-5</w:t>
+      </w:r>
+      <w:r>
+        <w:rPr>
+          <w:rFonts w:ascii="Times New Roman" w:eastAsia="Times New Roman" w:hAnsi="Times New Roman" w:cs="Times New Roman"/>
+          <w:color w:val="000000"/>
+          <w:lang w:val="en-CA"/>
+        </w:rPr>
+        <w:t>) now shows:</w:t>
+      </w:r>
+    </w:p>
+    <w:p>
+      <w:pPr>
+        <w:tabs>
+          <w:tab w:val="left" w:pos="916"/>
+          <w:tab w:val="left" w:pos="1832"/>
+          <w:tab w:val="left" w:pos="2748"/>
+          <w:tab w:val="left" w:pos="3664"/>
+          <w:tab w:val="left" w:pos="4580"/>
+          <w:tab w:val="left" w:pos="5496"/>
+          <w:tab w:val="left" w:pos="6412"/>
+          <w:tab w:val="left" w:pos="7328"/>
+          <w:tab w:val="left" w:pos="8244"/>
+          <w:tab w:val="left" w:pos="9160"/>
+          <w:tab w:val="left" w:pos="10076"/>
+          <w:tab w:val="left" w:pos="10992"/>
+          <w:tab w:val="left" w:pos="11908"/>
+          <w:tab w:val="left" w:pos="12824"/>
+          <w:tab w:val="left" w:pos="13740"/>
+          <w:tab w:val="left" w:pos="14656"/>
+        </w:tabs>
+        <w:rPr>
+          <w:rFonts w:ascii="Courier New" w:eastAsia="Times New Roman" w:hAnsi="Courier New" w:cs="Courier New"/>
+          <w:color w:val="000000"/>
+          <w:sz w:val="20"/>
+          <w:szCs w:val="20"/>
+          <w:lang w:val="en-CA"/>
+        </w:rPr>
+      </w:pPr>
+      <w:r>
+        <w:rPr>
+          <w:rFonts w:ascii="Courier New" w:eastAsia="Times New Roman" w:hAnsi="Courier New" w:cs="Courier New"/>
+          <w:color w:val="000000"/>
+          <w:sz w:val="20"/>
+          <w:szCs w:val="20"/>
+          <w:lang w:val="en-CA"/>
+        </w:rPr>
+        <w:t>Mean Accuracy ≈ 0.573</w:t>
+      </w:r>
+      <w:r>
+        <w:rPr>
+          <w:rFonts w:ascii="Courier New" w:eastAsia="Times New Roman" w:hAnsi="Courier New" w:cs="Courier New"/>
+          <w:color w:val="000000"/>
+          <w:sz w:val="20"/>
+          <w:szCs w:val="20"/>
+          <w:lang w:val="en-CA"/>
+        </w:rPr>
+        <w:br/>
+        <w:t>Mean Weighted F1 ≈ 0.473</w:t>
+      </w:r>
+    </w:p>
+    <w:p>
+      <w:pPr>
+        <w:spacing w:before="100" w:beforeAutospacing="1" w:after="100" w:afterAutospacing="1"/>
+        <w:rPr>
+          <w:rFonts w:ascii="Times New Roman" w:eastAsia="Times New Roman" w:hAnsi="Times New Roman" w:cs="Times New Roman"/>
+          <w:color w:val="000000"/>
+          <w:lang w:val="en-CA"/>
+        </w:rPr>
+      </w:pPr>
+      <w:r>
+        <w:rPr>
+          <w:rFonts w:ascii="Apple Color Emoji" w:eastAsia="Times New Roman" w:hAnsi="Apple Color Emoji" w:cs="Apple Color Emoji"/>
+          <w:color w:val="000000"/>
+          <w:lang w:val="en-CA"/>
+        </w:rPr>
+        <w:t>👉</w:t>
+      </w:r>
+      <w:r>
+        <w:rPr>
+          <w:rFonts w:ascii="Times New Roman" w:eastAsia="Times New Roman" w:hAnsi="Times New Roman" w:cs="Times New Roman"/>
+          <w:color w:val="000000"/>
+          <w:lang w:val="en-CA"/>
+        </w:rPr>
+        <w:t xml:space="preserve"> Compared to before:</w:t>
+      </w:r>
+    </w:p>
+    <w:p>
+      <w:pPr>
+        <w:numPr>
+          <w:ilvl w:val="0"/>
+          <w:numId w:val="10"/>
+        </w:numPr>
+        <w:spacing w:before="100" w:beforeAutospacing="1" w:after="100" w:afterAutospacing="1"/>
+        <w:rPr>
+          <w:rFonts w:ascii="Times New Roman" w:eastAsia="Times New Roman" w:hAnsi="Times New Roman" w:cs="Times New Roman"/>
+          <w:color w:val="000000"/>
+          <w:lang w:val="en-CA"/>
+        </w:rPr>
+      </w:pPr>
+      <w:r>
+        <w:rPr>
+          <w:rFonts w:ascii="Times New Roman" w:eastAsia="Times New Roman" w:hAnsi="Times New Roman" w:cs="Times New Roman"/>
+          <w:color w:val="000000"/>
+          <w:lang w:val="en-CA"/>
+        </w:rPr>
+        <w:t>Old: ~0.46 acc / ~0.30 F1</w:t>
+      </w:r>
+    </w:p>
+    <w:p>
+      <w:pPr>
+        <w:numPr>
+          <w:ilvl w:val="0"/>
+          <w:numId w:val="10"/>
+        </w:numPr>
+        <w:spacing w:before="100" w:beforeAutospacing="1" w:after="100" w:afterAutospacing="1"/>
+        <w:rPr>
+          <w:rFonts w:ascii="Times New Roman" w:eastAsia="Times New Roman" w:hAnsi="Times New Roman" w:cs="Times New Roman"/>
+          <w:color w:val="000000"/>
+          <w:lang w:val="en-CA"/>
+        </w:rPr>
+      </w:pPr>
+      <w:r>
+        <w:rPr>
+          <w:rFonts w:ascii="Times New Roman" w:eastAsia="Times New Roman" w:hAnsi="Times New Roman" w:cs="Times New Roman"/>
+          <w:color w:val="000000"/>
+          <w:lang w:val="en-CA"/>
+        </w:rPr>
+        <w:t>Now: ~0.57 acc / ~0.47 F1</w:t>
+      </w:r>
+    </w:p>
+    <w:p>
+      <w:pPr>
+        <w:spacing w:before="100" w:beforeAutospacing="1" w:after="100" w:afterAutospacing="1"/>
+        <w:rPr>
+          <w:rFonts w:ascii="Times New Roman" w:eastAsia="Times New Roman" w:hAnsi="Times New Roman" w:cs="Times New Roman"/>
+          <w:color w:val="000000"/>
+          <w:lang w:val="en-CA"/>
+        </w:rPr>
+      </w:pPr>
+      <w:r>
+        <w:rPr>
+          <w:rFonts w:ascii="Apple Color Emoji" w:eastAsia="Times New Roman" w:hAnsi="Apple Color Emoji" w:cs="Apple Color Emoji"/>
+          <w:color w:val="000000"/>
+          <w:lang w:val="en-CA"/>
+        </w:rPr>
+        <w:t>🚀</w:t>
+      </w:r>
+      <w:r>
+        <w:rPr>
+          <w:rFonts w:ascii="Times New Roman" w:eastAsia="Times New Roman" w:hAnsi="Times New Roman" w:cs="Times New Roman"/>
+          <w:color w:val="000000"/>
+          <w:lang w:val="en-CA"/>
+        </w:rPr>
+        <w:t> </w:t>
+      </w:r>
+      <w:r>
+        <w:rPr>
+          <w:rFonts w:ascii="Times New Roman" w:eastAsia="Times New Roman" w:hAnsi="Times New Roman" w:cs="Times New Roman"/>
+          <w:b/>
+          <w:bCs/>
+          <w:color w:val="000000"/>
+          <w:lang w:val="en-CA"/>
+        </w:rPr>
+        <w:t>This is a substantial improvement</w:t>
+      </w:r>
+    </w:p>
+    <w:p>
+      <w:pPr>
+        <w:pStyle w:val="NormalWeb"/>
+        <w:rPr>
+          <w:rFonts w:ascii="-webkit-standard" w:hAnsi="-webkit-standard"/>
+          <w:color w:val="000000"/>
+          <w:sz w:val="27"/>
+          <w:szCs w:val="27"/>
+        </w:rPr>
+      </w:pPr>
+      <w:r>
+        <w:rPr>
+          <w:rFonts w:ascii="-webkit-standard" w:hAnsi="-webkit-standard"/>
+          <w:color w:val="000000"/>
+          <w:sz w:val="27"/>
+          <w:szCs w:val="27"/>
+        </w:rPr>
+        <w:t>Mean F1_0 ≈ 0.42</w:t>
+      </w:r>
+    </w:p>
+    <w:p>
+      <w:pPr>
+        <w:pStyle w:val="NormalWeb"/>
+        <w:rPr>
+          <w:rFonts w:ascii="-webkit-standard" w:hAnsi="-webkit-standard"/>
+          <w:color w:val="000000"/>
+          <w:sz w:val="27"/>
+          <w:szCs w:val="27"/>
+        </w:rPr>
+      </w:pPr>
+      <w:r>
+        <w:rPr>
+          <w:rFonts w:ascii="-webkit-standard" w:hAnsi="-webkit-standard"/>
+          <w:color w:val="000000"/>
+          <w:sz w:val="27"/>
+          <w:szCs w:val="27"/>
+        </w:rPr>
+        <w:t>Mean F1_1 ≈ 0.53</w:t>
+      </w:r>
+    </w:p>
+    <w:p>
+      <w:pPr>
+        <w:tabs>
+          <w:tab w:val="left" w:pos="916"/>
+          <w:tab w:val="left" w:pos="1832"/>
+          <w:tab w:val="left" w:pos="2748"/>
+          <w:tab w:val="left" w:pos="3664"/>
+          <w:tab w:val="left" w:pos="4580"/>
+          <w:tab w:val="left" w:pos="5496"/>
+          <w:tab w:val="left" w:pos="6412"/>
+          <w:tab w:val="left" w:pos="7328"/>
+          <w:tab w:val="left" w:pos="8244"/>
+          <w:tab w:val="left" w:pos="9160"/>
+          <w:tab w:val="left" w:pos="10076"/>
+          <w:tab w:val="left" w:pos="10992"/>
+          <w:tab w:val="left" w:pos="11908"/>
+          <w:tab w:val="left" w:pos="12824"/>
+          <w:tab w:val="left" w:pos="13740"/>
+          <w:tab w:val="left" w:pos="14656"/>
+        </w:tabs>
+        <w:rPr>
+          <w:rFonts w:ascii="Courier New" w:eastAsia="Times New Roman" w:hAnsi="Courier New" w:cs="Courier New"/>
+          <w:color w:val="000000"/>
+          <w:sz w:val="20"/>
+          <w:szCs w:val="20"/>
+          <w:lang w:val="en-CA"/>
+        </w:rPr>
+      </w:pPr>
+      <w:r>
+        <w:rPr>
+          <w:rFonts w:ascii="Courier New" w:eastAsia="Times New Roman" w:hAnsi="Courier New" w:cs="Courier New"/>
+          <w:color w:val="000000"/>
+          <w:sz w:val="20"/>
+          <w:szCs w:val="20"/>
+          <w:lang w:val="en-CA"/>
+        </w:rPr>
+        <w:t>Mean F1_0 ≈ 0.42</w:t>
+      </w:r>
+      <w:r>
+        <w:rPr>
+          <w:rFonts w:ascii="Courier New" w:eastAsia="Times New Roman" w:hAnsi="Courier New" w:cs="Courier New"/>
+          <w:color w:val="000000"/>
+          <w:sz w:val="20"/>
+          <w:szCs w:val="20"/>
+          <w:lang w:val="en-CA"/>
+        </w:rPr>
+        <w:br/>
+        <w:t>Mean F1_1 ≈ 0.53</w:t>
+      </w:r>
+    </w:p>
+    <w:p>
+      <w:pPr>
+        <w:spacing w:before="100" w:beforeAutospacing="1" w:after="100" w:afterAutospacing="1"/>
+        <w:rPr>
+          <w:rFonts w:ascii="Times New Roman" w:eastAsia="Times New Roman" w:hAnsi="Times New Roman" w:cs="Times New Roman"/>
+          <w:color w:val="000000"/>
+          <w:lang w:val="en-CA"/>
+        </w:rPr>
+      </w:pPr>
+      <w:r>
+        <w:rPr>
+          <w:rFonts w:ascii="Apple Color Emoji" w:eastAsia="Times New Roman" w:hAnsi="Apple Color Emoji" w:cs="Apple Color Emoji"/>
+          <w:color w:val="000000"/>
+          <w:lang w:val="en-CA"/>
+        </w:rPr>
+        <w:t>👉</w:t>
+      </w:r>
+      <w:r>
+        <w:rPr>
+          <w:rFonts w:ascii="Times New Roman" w:eastAsia="Times New Roman" w:hAnsi="Times New Roman" w:cs="Times New Roman"/>
+          <w:color w:val="000000"/>
+          <w:lang w:val="en-CA"/>
+        </w:rPr>
+        <w:t xml:space="preserve"> This is huge:</w:t>
+      </w:r>
+    </w:p>
+    <w:p>
+      <w:pPr>
+        <w:numPr>
+          <w:ilvl w:val="0"/>
+          <w:numId w:val="11"/>
+        </w:numPr>
+        <w:spacing w:before="100" w:beforeAutospacing="1" w:after="100" w:afterAutospacing="1"/>
+        <w:rPr>
+          <w:rFonts w:ascii="Times New Roman" w:eastAsia="Times New Roman" w:hAnsi="Times New Roman" w:cs="Times New Roman"/>
+          <w:color w:val="000000"/>
+          <w:lang w:val="en-CA"/>
+        </w:rPr>
+      </w:pPr>
+      <w:r>
+        <w:rPr>
+          <w:rFonts w:ascii="Times New Roman" w:eastAsia="Times New Roman" w:hAnsi="Times New Roman" w:cs="Times New Roman"/>
+          <w:color w:val="000000"/>
+          <w:lang w:val="en-CA"/>
+        </w:rPr>
+        <w:t>BOTH classes now have </w:t>
+      </w:r>
+      <w:r>
+        <w:rPr>
+          <w:rFonts w:ascii="Times New Roman" w:eastAsia="Times New Roman" w:hAnsi="Times New Roman" w:cs="Times New Roman"/>
+          <w:b/>
+          <w:bCs/>
+          <w:color w:val="000000"/>
+          <w:lang w:val="en-CA"/>
+        </w:rPr>
+        <w:t>non-zero, meaningful performance</w:t>
+      </w:r>
+    </w:p>
+    <w:p>
+      <w:pPr>
+        <w:numPr>
+          <w:ilvl w:val="0"/>
+          <w:numId w:val="11"/>
+        </w:numPr>
+        <w:spacing w:before="100" w:beforeAutospacing="1" w:after="100" w:afterAutospacing="1"/>
+        <w:rPr>
+          <w:rFonts w:ascii="Times New Roman" w:eastAsia="Times New Roman" w:hAnsi="Times New Roman" w:cs="Times New Roman"/>
+          <w:color w:val="000000"/>
+          <w:lang w:val="en-CA"/>
+        </w:rPr>
+      </w:pPr>
+      <w:r>
+        <w:rPr>
+          <w:rFonts w:ascii="Times New Roman" w:eastAsia="Times New Roman" w:hAnsi="Times New Roman" w:cs="Times New Roman"/>
+          <w:color w:val="000000"/>
+          <w:lang w:val="en-CA"/>
+        </w:rPr>
+        <w:lastRenderedPageBreak/>
+        <w:t>No longer collapsing</w:t>
+      </w:r>
+    </w:p>
+    <w:p>
+      <w:pPr>
+        <w:numPr>
+          <w:ilvl w:val="0"/>
+          <w:numId w:val="11"/>
+        </w:numPr>
+        <w:spacing w:before="100" w:beforeAutospacing="1" w:after="100" w:afterAutospacing="1"/>
+        <w:rPr>
+          <w:rFonts w:ascii="Times New Roman" w:eastAsia="Times New Roman" w:hAnsi="Times New Roman" w:cs="Times New Roman"/>
+          <w:color w:val="000000"/>
+          <w:lang w:val="en-CA"/>
+        </w:rPr>
+      </w:pPr>
+      <w:r>
+        <w:rPr>
+          <w:rFonts w:ascii="Times New Roman" w:eastAsia="Times New Roman" w:hAnsi="Times New Roman" w:cs="Times New Roman"/>
+          <w:color w:val="000000"/>
+          <w:lang w:val="en-CA"/>
+        </w:rPr>
+        <w:t>No longer flipping wildly</w:t>
+      </w:r>
+    </w:p>
+    <w:p>
+      <w:pPr>
+        <w:rPr>
+          <w:rFonts w:ascii="Times New Roman" w:eastAsia="Times New Roman" w:hAnsi="Times New Roman" w:cs="Times New Roman"/>
+          <w:lang w:val="en-CA"/>
+        </w:rPr>
+      </w:pPr>
+      <w:r>
+        <w:rPr>
+          <w:rFonts w:ascii="Times New Roman" w:eastAsia="Times New Roman" w:hAnsi="Times New Roman" w:cs="Times New Roman"/>
+          <w:noProof/>
+          <w:lang w:val="en-CA"/>
+        </w:rPr>
+        <w:pict w14:anchorId="23800C73">
+          <v:rect id="_x0000_i1027" style="width:0;height:1.5pt" o:hralign="center" o:hrstd="t" o:hr="t" fillcolor="#a0a0a0" stroked="f"/>
+        </w:pict>
+      </w:r>
+    </w:p>
+    <w:p>
+      <w:pPr>
+        <w:spacing w:before="100" w:beforeAutospacing="1" w:after="100" w:afterAutospacing="1"/>
+        <w:outlineLvl w:val="0"/>
+        <w:rPr>
+          <w:rFonts w:ascii="Times New Roman" w:eastAsia="Times New Roman" w:hAnsi="Times New Roman" w:cs="Times New Roman"/>
+          <w:b/>
+          <w:bCs/>
+          <w:color w:val="000000"/>
+          <w:kern w:val="36"/>
+          <w:sz w:val="48"/>
+          <w:szCs w:val="48"/>
+          <w:lang w:val="en-CA"/>
+        </w:rPr>
+      </w:pPr>
+      <w:r>
+        <w:rPr>
+          <w:rFonts w:ascii="Apple Color Emoji" w:eastAsia="Times New Roman" w:hAnsi="Apple Color Emoji" w:cs="Apple Color Emoji"/>
+          <w:b/>
+          <w:bCs/>
+          <w:color w:val="000000"/>
+          <w:kern w:val="36"/>
+          <w:sz w:val="48"/>
+          <w:szCs w:val="48"/>
+          <w:lang w:val="en-CA"/>
+        </w:rPr>
+        <w:t>🔥</w:t>
+      </w:r>
+      <w:r>
+        <w:rPr>
+          <w:rFonts w:ascii="Times New Roman" w:eastAsia="Times New Roman" w:hAnsi="Times New Roman" w:cs="Times New Roman"/>
+          <w:b/>
+          <w:bCs/>
+          <w:color w:val="000000"/>
+          <w:kern w:val="36"/>
+          <w:sz w:val="48"/>
+          <w:szCs w:val="48"/>
+          <w:lang w:val="en-CA"/>
+        </w:rPr>
+        <w:t xml:space="preserve"> 4. BUT still important: variability</w:t>
+      </w:r>
+    </w:p>
+    <w:p>
+      <w:pPr>
+        <w:spacing w:before="100" w:beforeAutospacing="1" w:after="100" w:afterAutospacing="1"/>
+        <w:rPr>
+          <w:rFonts w:ascii="Times New Roman" w:eastAsia="Times New Roman" w:hAnsi="Times New Roman" w:cs="Times New Roman"/>
+          <w:color w:val="000000"/>
+          <w:lang w:val="en-CA"/>
+        </w:rPr>
+      </w:pPr>
+      <w:r>
+        <w:rPr>
+          <w:rFonts w:ascii="Times New Roman" w:eastAsia="Times New Roman" w:hAnsi="Times New Roman" w:cs="Times New Roman"/>
+          <w:color w:val="000000"/>
+          <w:lang w:val="en-CA"/>
+        </w:rPr>
+        <w:t>Your folds still show variation:</w:t>
+      </w:r>
+    </w:p>
+    <w:p>
+      <w:pPr>
+        <w:numPr>
+          <w:ilvl w:val="0"/>
+          <w:numId w:val="12"/>
+        </w:numPr>
+        <w:spacing w:before="100" w:beforeAutospacing="1" w:after="100" w:afterAutospacing="1"/>
+        <w:rPr>
+          <w:rFonts w:ascii="Times New Roman" w:eastAsia="Times New Roman" w:hAnsi="Times New Roman" w:cs="Times New Roman"/>
+          <w:color w:val="000000"/>
+          <w:lang w:val="en-CA"/>
+        </w:rPr>
+      </w:pPr>
+      <w:r>
+        <w:rPr>
+          <w:rFonts w:ascii="Times New Roman" w:eastAsia="Times New Roman" w:hAnsi="Times New Roman" w:cs="Times New Roman"/>
+          <w:color w:val="000000"/>
+          <w:lang w:val="en-CA"/>
+        </w:rPr>
+        <w:t>Some folds: ~0.50 accuracy</w:t>
+      </w:r>
+    </w:p>
+    <w:p>
+      <w:pPr>
+        <w:numPr>
+          <w:ilvl w:val="0"/>
+          <w:numId w:val="12"/>
+        </w:numPr>
+        <w:spacing w:before="100" w:beforeAutospacing="1" w:after="100" w:afterAutospacing="1"/>
+        <w:rPr>
+          <w:rFonts w:ascii="Times New Roman" w:eastAsia="Times New Roman" w:hAnsi="Times New Roman" w:cs="Times New Roman"/>
+          <w:color w:val="000000"/>
+          <w:lang w:val="en-CA"/>
+        </w:rPr>
+      </w:pPr>
+      <w:r>
+        <w:rPr>
+          <w:rFonts w:ascii="Times New Roman" w:eastAsia="Times New Roman" w:hAnsi="Times New Roman" w:cs="Times New Roman"/>
+          <w:color w:val="000000"/>
+          <w:lang w:val="en-CA"/>
+        </w:rPr>
+        <w:t>Best folds: ~0.75 accuracy</w:t>
+      </w:r>
+    </w:p>
+    <w:p>
+      <w:pPr>
+        <w:spacing w:before="100" w:beforeAutospacing="1" w:after="100" w:afterAutospacing="1"/>
+        <w:rPr>
+          <w:rFonts w:ascii="Times New Roman" w:eastAsia="Times New Roman" w:hAnsi="Times New Roman" w:cs="Times New Roman"/>
+          <w:color w:val="000000"/>
+          <w:lang w:val="en-CA"/>
+        </w:rPr>
+      </w:pPr>
+      <w:r>
+        <w:rPr>
+          <w:rFonts w:ascii="Apple Color Emoji" w:eastAsia="Times New Roman" w:hAnsi="Apple Color Emoji" w:cs="Apple Color Emoji"/>
+          <w:color w:val="000000"/>
+          <w:lang w:val="en-CA"/>
+        </w:rPr>
+        <w:t>👉</w:t>
+      </w:r>
+      <w:r>
+        <w:rPr>
+          <w:rFonts w:ascii="Times New Roman" w:eastAsia="Times New Roman" w:hAnsi="Times New Roman" w:cs="Times New Roman"/>
+          <w:color w:val="000000"/>
+          <w:lang w:val="en-CA"/>
+        </w:rPr>
+        <w:t xml:space="preserve"> So:</w:t>
+      </w:r>
+    </w:p>
+    <w:p>
+      <w:pPr>
+        <w:spacing w:before="100" w:beforeAutospacing="1" w:after="100" w:afterAutospacing="1"/>
+        <w:rPr>
+          <w:rFonts w:ascii="Times New Roman" w:eastAsia="Times New Roman" w:hAnsi="Times New Roman" w:cs="Times New Roman"/>
+          <w:color w:val="000000"/>
+          <w:lang w:val="en-CA"/>
+        </w:rPr>
+      </w:pPr>
+      <w:r>
+        <w:rPr>
+          <w:rFonts w:ascii="Times New Roman" w:eastAsia="Times New Roman" w:hAnsi="Times New Roman" w:cs="Times New Roman"/>
+          <w:color w:val="000000"/>
+          <w:lang w:val="en-CA"/>
+        </w:rPr>
+        <w:t>The model is </w:t>
+      </w:r>
+      <w:r>
+        <w:rPr>
+          <w:rFonts w:ascii="Times New Roman" w:eastAsia="Times New Roman" w:hAnsi="Times New Roman" w:cs="Times New Roman"/>
+          <w:b/>
+          <w:bCs/>
+          <w:color w:val="000000"/>
+          <w:lang w:val="en-CA"/>
+        </w:rPr>
+        <w:t>much more stable</w:t>
+      </w:r>
+      <w:r>
+        <w:rPr>
+          <w:rFonts w:ascii="Times New Roman" w:eastAsia="Times New Roman" w:hAnsi="Times New Roman" w:cs="Times New Roman"/>
+          <w:color w:val="000000"/>
+          <w:lang w:val="en-CA"/>
+        </w:rPr>
+        <w:t>, but still not fully consistent</w:t>
+      </w:r>
+    </w:p>
+    <w:p>
+      <w:pPr>
+        <w:pStyle w:val="NormalWeb"/>
+        <w:rPr>
+          <w:color w:val="000000"/>
+        </w:rPr>
+      </w:pPr>
+      <w:r>
+        <w:rPr>
+          <w:rStyle w:val="Strong"/>
+          <w:rFonts w:eastAsiaTheme="majorEastAsia"/>
+          <w:color w:val="000000"/>
+        </w:rPr>
+        <w:t>Model Performance</w:t>
+      </w:r>
+    </w:p>
+    <w:p>
+      <w:pPr>
+        <w:pStyle w:val="NormalWeb"/>
+        <w:rPr>
+          <w:color w:val="000000"/>
+        </w:rPr>
+      </w:pPr>
+      <w:r>
+        <w:rPr>
+          <w:color w:val="000000"/>
+        </w:rPr>
+        <w:t>After implementing stratified 5-fold cross-validation and reducing the learning rate to 1e-5, model performance improved substantially. The fine-tuned RoBERTa model achieved a mean accuracy of 0.573 and a mean weighted F1 score of 0.473 across folds.</w:t>
+      </w:r>
+    </w:p>
+    <w:p>
+      <w:pPr>
+        <w:pStyle w:val="NormalWeb"/>
+        <w:rPr>
+          <w:color w:val="000000"/>
+        </w:rPr>
+      </w:pPr>
+      <w:r>
+        <w:rPr>
+          <w:color w:val="000000"/>
+        </w:rPr>
+        <w:t>Unlike earlier specifications, the model no longer collapsed to predicting a single class and demonstrated meaningful performance for both categories (F1₀ ≈ 0.42; F1₁ ≈ 0.53). This indicates that the model is now learning a more balanced classification rule.</w:t>
+      </w:r>
+    </w:p>
+    <w:p>
+      <w:pPr>
+        <w:pStyle w:val="NormalWeb"/>
+        <w:rPr>
+          <w:color w:val="000000"/>
+        </w:rPr>
+      </w:pPr>
+      <w:r>
+        <w:rPr>
+          <w:color w:val="000000"/>
+        </w:rPr>
+        <w:t>However, performance remains somewhat variable across folds, with accuracy ranging from approximately 0.50 to 0.75. This suggests that while the model has improved, its predictions are still sensitive to the specific training-validation split.</w:t>
+      </w:r>
+    </w:p>
+    <w:p>
+      <w:pPr>
+        <w:pStyle w:val="NormalWeb"/>
+        <w:rPr>
+          <w:color w:val="000000"/>
+        </w:rPr>
+      </w:pPr>
+      <w:r>
+        <w:rPr>
+          <w:color w:val="000000"/>
+        </w:rPr>
+        <w:t>Overall, these results indicate that hyperparameter tuning and stratified cross-validation significantly enhance model performance, but the underlying classification task remains challenging due to limited data and weak signal differentiation.</w:t>
+      </w:r>
+    </w:p>
+    <w:p>
+      <w:pPr>
+        <w:spacing w:before="100" w:beforeAutospacing="1" w:after="100" w:afterAutospacing="1"/>
+        <w:outlineLvl w:val="0"/>
+        <w:rPr>
+          <w:rFonts w:ascii="Times New Roman" w:eastAsia="Times New Roman" w:hAnsi="Times New Roman" w:cs="Times New Roman"/>
+          <w:b/>
+          <w:bCs/>
+          <w:color w:val="000000"/>
+          <w:kern w:val="36"/>
+          <w:sz w:val="48"/>
+          <w:szCs w:val="48"/>
+          <w:lang w:val="en-CA"/>
+        </w:rPr>
+      </w:pPr>
+      <w:r>
+        <w:rPr>
+          <w:rFonts w:ascii="Times New Roman" w:eastAsia="Times New Roman" w:hAnsi="Times New Roman" w:cs="Times New Roman"/>
+          <w:b/>
+          <w:bCs/>
+          <w:color w:val="000000"/>
+          <w:kern w:val="36"/>
+          <w:sz w:val="48"/>
+          <w:szCs w:val="48"/>
+          <w:lang w:val="en-CA"/>
+        </w:rPr>
+        <w:t>What you’ve achieved (this is important)</w:t>
+      </w:r>
+    </w:p>
+    <w:p>
+      <w:pPr>
+        <w:spacing w:before="100" w:beforeAutospacing="1" w:after="100" w:afterAutospacing="1"/>
+        <w:rPr>
+          <w:rFonts w:ascii="Times New Roman" w:eastAsia="Times New Roman" w:hAnsi="Times New Roman" w:cs="Times New Roman"/>
+          <w:color w:val="000000"/>
+          <w:lang w:val="en-CA"/>
+        </w:rPr>
+      </w:pPr>
+      <w:r>
+        <w:rPr>
+          <w:rFonts w:ascii="Times New Roman" w:eastAsia="Times New Roman" w:hAnsi="Times New Roman" w:cs="Times New Roman"/>
+          <w:color w:val="000000"/>
+          <w:lang w:val="en-CA"/>
+        </w:rPr>
+        <w:t>You now have a </w:t>
+      </w:r>
+      <w:r>
+        <w:rPr>
+          <w:rFonts w:ascii="Times New Roman" w:eastAsia="Times New Roman" w:hAnsi="Times New Roman" w:cs="Times New Roman"/>
+          <w:b/>
+          <w:bCs/>
+          <w:color w:val="000000"/>
+          <w:lang w:val="en-CA"/>
+        </w:rPr>
+        <w:t>clean methodological progression</w:t>
+      </w:r>
+      <w:r>
+        <w:rPr>
+          <w:rFonts w:ascii="Times New Roman" w:eastAsia="Times New Roman" w:hAnsi="Times New Roman" w:cs="Times New Roman"/>
+          <w:color w:val="000000"/>
+          <w:lang w:val="en-CA"/>
+        </w:rPr>
+        <w:t>:</w:t>
+      </w:r>
+    </w:p>
+    <w:tbl>
+      <w:tblPr>
+        <w:tblW w:w="0" w:type="auto"/>
+        <w:tblCellSpacing w:w="15" w:type="dxa"/>
+        <w:tblCellMar>
+          <w:top w:w="15" w:type="dxa"/>
+          <w:left w:w="15" w:type="dxa"/>
+          <w:bottom w:w="15" w:type="dxa"/>
+          <w:right w:w="15" w:type="dxa"/>
+        </w:tblCellMar>
+        <w:tblLook w:val="04A0" w:firstRow="1" w:lastRow="0" w:firstColumn="1" w:lastColumn="0" w:noHBand="0" w:noVBand="1"/>
+      </w:tblPr>
+      <w:tblGrid>
+        <w:gridCol w:w="1757"/>
+        <w:gridCol w:w="3642"/>
+      </w:tblGrid>
+      <w:tr>
+        <w:trPr>
+          <w:tblHeader/>
+          <w:tblCellSpacing w:w="15" w:type="dxa"/>
+        </w:trPr>
+        <w:tc>
+          <w:tcPr>
+            <w:tcW w:w="0" w:type="auto"/>
+            <w:vAlign w:val="center"/>
+            <w:hideMark/>
+          </w:tcPr>
+          <w:p>
+            <w:pPr>
+              <w:jc w:val="center"/>
+              <w:rPr>
+                <w:rFonts w:ascii="Times New Roman" w:eastAsia="Times New Roman" w:hAnsi="Times New Roman" w:cs="Times New Roman"/>
+                <w:b/>
+                <w:bCs/>
+                <w:lang w:val="en-CA"/>
+              </w:rPr>
+            </w:pPr>
+            <w:r>
+              <w:rPr>
+                <w:rFonts w:ascii="Times New Roman" w:eastAsia="Times New Roman" w:hAnsi="Times New Roman" w:cs="Times New Roman"/>
+                <w:b/>
+                <w:bCs/>
+                <w:lang w:val="en-CA"/>
+              </w:rPr>
+              <w:t>Stage</w:t>
+            </w:r>
+          </w:p>
+        </w:tc>
+        <w:tc>
+          <w:tcPr>
+            <w:tcW w:w="0" w:type="auto"/>
+            <w:vAlign w:val="center"/>
+            <w:hideMark/>
+          </w:tcPr>
+          <w:p>
+            <w:pPr>
+              <w:jc w:val="center"/>
+              <w:rPr>
+                <w:rFonts w:ascii="Times New Roman" w:eastAsia="Times New Roman" w:hAnsi="Times New Roman" w:cs="Times New Roman"/>
+                <w:b/>
+                <w:bCs/>
+                <w:lang w:val="en-CA"/>
+              </w:rPr>
+            </w:pPr>
+            <w:r>
+              <w:rPr>
+                <w:rFonts w:ascii="Times New Roman" w:eastAsia="Times New Roman" w:hAnsi="Times New Roman" w:cs="Times New Roman"/>
+                <w:b/>
+                <w:bCs/>
+                <w:lang w:val="en-CA"/>
+              </w:rPr>
+              <w:t>Result</w:t>
+            </w:r>
+          </w:p>
+        </w:tc>
+      </w:tr>
+      <w:tr>
+        <w:trPr>
+          <w:tblCellSpacing w:w="15" w:type="dxa"/>
+        </w:trPr>
+        <w:tc>
+          <w:tcPr>
+            <w:tcW w:w="0" w:type="auto"/>
+            <w:vAlign w:val="center"/>
+            <w:hideMark/>
+          </w:tcPr>
+          <w:p>
+            <w:pPr>
+              <w:rPr>
+                <w:rFonts w:ascii="Times New Roman" w:eastAsia="Times New Roman" w:hAnsi="Times New Roman" w:cs="Times New Roman"/>
+                <w:lang w:val="en-CA"/>
+              </w:rPr>
+            </w:pPr>
+            <w:r>
+              <w:rPr>
+                <w:rFonts w:ascii="Times New Roman" w:eastAsia="Times New Roman" w:hAnsi="Times New Roman" w:cs="Times New Roman"/>
+                <w:lang w:val="en-CA"/>
+              </w:rPr>
+              <w:t>Initial model</w:t>
+            </w:r>
+          </w:p>
+        </w:tc>
+        <w:tc>
+          <w:tcPr>
+            <w:tcW w:w="0" w:type="auto"/>
+            <w:vAlign w:val="center"/>
+            <w:hideMark/>
+          </w:tcPr>
+          <w:p>
+            <w:pPr>
+              <w:rPr>
+                <w:rFonts w:ascii="Times New Roman" w:eastAsia="Times New Roman" w:hAnsi="Times New Roman" w:cs="Times New Roman"/>
+                <w:lang w:val="en-CA"/>
+              </w:rPr>
+            </w:pPr>
+            <w:r>
+              <w:rPr>
+                <w:rFonts w:ascii="Times New Roman" w:eastAsia="Times New Roman" w:hAnsi="Times New Roman" w:cs="Times New Roman"/>
+                <w:lang w:val="en-CA"/>
+              </w:rPr>
+              <w:t>Collapse (predicts one class)</w:t>
+            </w:r>
+          </w:p>
+        </w:tc>
+      </w:tr>
+      <w:tr>
+        <w:trPr>
+          <w:tblCellSpacing w:w="15" w:type="dxa"/>
+        </w:trPr>
+        <w:tc>
+          <w:tcPr>
+            <w:tcW w:w="0" w:type="auto"/>
+            <w:vAlign w:val="center"/>
+            <w:hideMark/>
+          </w:tcPr>
+          <w:p>
+            <w:pPr>
+              <w:rPr>
+                <w:rFonts w:ascii="Times New Roman" w:eastAsia="Times New Roman" w:hAnsi="Times New Roman" w:cs="Times New Roman"/>
+                <w:lang w:val="en-CA"/>
+              </w:rPr>
+            </w:pPr>
+            <w:r>
+              <w:rPr>
+                <w:rFonts w:ascii="Times New Roman" w:eastAsia="Times New Roman" w:hAnsi="Times New Roman" w:cs="Times New Roman"/>
+                <w:lang w:val="en-CA"/>
+              </w:rPr>
+              <w:t>Tuned model</w:t>
+            </w:r>
+          </w:p>
+        </w:tc>
+        <w:tc>
+          <w:tcPr>
+            <w:tcW w:w="0" w:type="auto"/>
+            <w:vAlign w:val="center"/>
+            <w:hideMark/>
+          </w:tcPr>
+          <w:p>
+            <w:pPr>
+              <w:rPr>
+                <w:rFonts w:ascii="Times New Roman" w:eastAsia="Times New Roman" w:hAnsi="Times New Roman" w:cs="Times New Roman"/>
+                <w:lang w:val="en-CA"/>
+              </w:rPr>
+            </w:pPr>
+            <w:r>
+              <w:rPr>
+                <w:rFonts w:ascii="Times New Roman" w:eastAsia="Times New Roman" w:hAnsi="Times New Roman" w:cs="Times New Roman"/>
+                <w:lang w:val="en-CA"/>
+              </w:rPr>
+              <w:t>Unstable</w:t>
+            </w:r>
+          </w:p>
+        </w:tc>
+      </w:tr>
+      <w:tr>
+        <w:trPr>
+          <w:tblCellSpacing w:w="15" w:type="dxa"/>
+        </w:trPr>
+        <w:tc>
+          <w:tcPr>
+            <w:tcW w:w="0" w:type="auto"/>
+            <w:vAlign w:val="center"/>
+            <w:hideMark/>
+          </w:tcPr>
+          <w:p>
+            <w:pPr>
+              <w:rPr>
+                <w:rFonts w:ascii="Times New Roman" w:eastAsia="Times New Roman" w:hAnsi="Times New Roman" w:cs="Times New Roman"/>
+                <w:lang w:val="en-CA"/>
+              </w:rPr>
+            </w:pPr>
+            <w:r>
+              <w:rPr>
+                <w:rFonts w:ascii="Times New Roman" w:eastAsia="Times New Roman" w:hAnsi="Times New Roman" w:cs="Times New Roman"/>
+                <w:lang w:val="en-CA"/>
+              </w:rPr>
+              <w:t>Stratified + tuned</w:t>
+            </w:r>
+          </w:p>
+        </w:tc>
+        <w:tc>
+          <w:tcPr>
+            <w:tcW w:w="0" w:type="auto"/>
+            <w:vAlign w:val="center"/>
+            <w:hideMark/>
+          </w:tcPr>
+          <w:p>
+            <w:pPr>
+              <w:rPr>
+                <w:rFonts w:ascii="Times New Roman" w:eastAsia="Times New Roman" w:hAnsi="Times New Roman" w:cs="Times New Roman"/>
+                <w:lang w:val="en-CA"/>
+              </w:rPr>
+            </w:pPr>
+            <w:r>
+              <w:rPr>
+                <w:rFonts w:ascii="Times New Roman" w:eastAsia="Times New Roman" w:hAnsi="Times New Roman" w:cs="Times New Roman"/>
+                <w:b/>
+                <w:bCs/>
+                <w:lang w:val="en-CA"/>
+              </w:rPr>
+              <w:t>Balanced, improved, but imperfect</w:t>
+            </w:r>
+          </w:p>
+        </w:tc>
+      </w:tr>
+    </w:tbl>
+    <w:p>
+      <w:pPr>
+        <w:spacing w:before="100" w:beforeAutospacing="1" w:after="100" w:afterAutospacing="1"/>
+        <w:rPr>
+          <w:rFonts w:ascii="Times New Roman" w:eastAsia="Times New Roman" w:hAnsi="Times New Roman" w:cs="Times New Roman"/>
+          <w:color w:val="000000"/>
+          <w:lang w:val="en-CA"/>
+        </w:rPr>
+      </w:pPr>
+      <w:r>
+        <w:rPr>
+          <w:rFonts w:ascii="Apple Color Emoji" w:eastAsia="Times New Roman" w:hAnsi="Apple Color Emoji" w:cs="Apple Color Emoji"/>
+          <w:color w:val="000000"/>
+          <w:lang w:val="en-CA"/>
+        </w:rPr>
+        <w:lastRenderedPageBreak/>
+        <w:t>👉</w:t>
+      </w:r>
+      <w:r>
+        <w:rPr>
+          <w:rFonts w:ascii="Times New Roman" w:eastAsia="Times New Roman" w:hAnsi="Times New Roman" w:cs="Times New Roman"/>
+          <w:color w:val="000000"/>
+          <w:lang w:val="en-CA"/>
+        </w:rPr>
+        <w:t xml:space="preserve"> This is exactly what professors want to see:</w:t>
+      </w:r>
+    </w:p>
+    <w:p>
+      <w:pPr>
+        <w:spacing w:before="100" w:beforeAutospacing="1" w:after="100" w:afterAutospacing="1"/>
+        <w:rPr>
+          <w:rFonts w:ascii="Times New Roman" w:eastAsia="Times New Roman" w:hAnsi="Times New Roman" w:cs="Times New Roman"/>
+          <w:color w:val="000000"/>
+          <w:lang w:val="en-CA"/>
+        </w:rPr>
+      </w:pPr>
+      <w:r>
+        <w:rPr>
+          <w:rFonts w:ascii="Times New Roman" w:eastAsia="Times New Roman" w:hAnsi="Times New Roman" w:cs="Times New Roman"/>
+          <w:color w:val="000000"/>
+          <w:lang w:val="en-CA"/>
+        </w:rPr>
+        <w:t>Iteration + learning + diagnosis</w:t>
+      </w:r>
+    </w:p>
+    <w:p>
+      <w:pPr>
+        <w:rPr>
+          <w:rFonts w:ascii="Times New Roman" w:eastAsia="Times New Roman" w:hAnsi="Times New Roman" w:cs="Times New Roman"/>
+          <w:lang w:val="en-CA"/>
+        </w:rPr>
+      </w:pPr>
+      <w:r>
+        <w:rPr>
+          <w:rFonts w:ascii="Times New Roman" w:eastAsia="Times New Roman" w:hAnsi="Times New Roman" w:cs="Times New Roman"/>
+          <w:noProof/>
+          <w:lang w:val="en-CA"/>
+        </w:rPr>
+        <w:pict w14:anchorId="7CD3D380">
+          <v:rect id="_x0000_i1026" alt="" style="width:468pt;height:.05pt;mso-width-percent:0;mso-height-percent:0;mso-width-percent:0;mso-height-percent:0" o:hralign="center" o:hrstd="t" o:hr="t" fillcolor="#a0a0a0" stroked="f"/>
+        </w:pict>
+      </w:r>
+    </w:p>
+    <w:p>
+      <w:pPr>
+        <w:spacing w:before="100" w:beforeAutospacing="1" w:after="100" w:afterAutospacing="1"/>
+        <w:outlineLvl w:val="0"/>
+        <w:rPr>
+          <w:rFonts w:ascii="Times New Roman" w:eastAsia="Times New Roman" w:hAnsi="Times New Roman" w:cs="Times New Roman"/>
+          <w:b/>
+          <w:bCs/>
+          <w:color w:val="000000"/>
+          <w:kern w:val="36"/>
+          <w:sz w:val="48"/>
+          <w:szCs w:val="48"/>
+          <w:lang w:val="en-CA"/>
+        </w:rPr>
+      </w:pPr>
+      <w:r>
+        <w:rPr>
+          <w:rFonts w:ascii="Apple Color Emoji" w:eastAsia="Times New Roman" w:hAnsi="Apple Color Emoji" w:cs="Apple Color Emoji"/>
+          <w:b/>
+          <w:bCs/>
+          <w:color w:val="000000"/>
+          <w:kern w:val="36"/>
+          <w:sz w:val="48"/>
+          <w:szCs w:val="48"/>
+          <w:lang w:val="en-CA"/>
+        </w:rPr>
+        <w:t>🔥</w:t>
+      </w:r>
+      <w:r>
+        <w:rPr>
+          <w:rFonts w:ascii="Times New Roman" w:eastAsia="Times New Roman" w:hAnsi="Times New Roman" w:cs="Times New Roman"/>
+          <w:b/>
+          <w:bCs/>
+          <w:color w:val="000000"/>
+          <w:kern w:val="36"/>
+          <w:sz w:val="48"/>
+          <w:szCs w:val="48"/>
+          <w:lang w:val="en-CA"/>
+        </w:rPr>
+        <w:t xml:space="preserve"> 8. The key insight (this is your strongest contribution)</w:t>
+      </w:r>
+    </w:p>
+    <w:p>
+      <w:pPr>
+        <w:spacing w:before="100" w:beforeAutospacing="1" w:after="100" w:afterAutospacing="1"/>
+        <w:rPr>
+          <w:rFonts w:ascii="Times New Roman" w:eastAsia="Times New Roman" w:hAnsi="Times New Roman" w:cs="Times New Roman"/>
+          <w:color w:val="000000"/>
+          <w:lang w:val="en-CA"/>
+        </w:rPr>
+      </w:pPr>
+      <w:r>
+        <w:rPr>
+          <w:rFonts w:ascii="Times New Roman" w:eastAsia="Times New Roman" w:hAnsi="Times New Roman" w:cs="Times New Roman"/>
+          <w:color w:val="000000"/>
+          <w:lang w:val="en-CA"/>
+        </w:rPr>
+        <w:t>You can now say:</w:t>
+      </w:r>
+    </w:p>
+    <w:p>
+      <w:pPr>
+        <w:spacing w:before="100" w:beforeAutospacing="1" w:after="100" w:afterAutospacing="1"/>
+        <w:rPr>
+          <w:rFonts w:ascii="Times New Roman" w:eastAsia="Times New Roman" w:hAnsi="Times New Roman" w:cs="Times New Roman"/>
+          <w:color w:val="000000"/>
+          <w:lang w:val="en-CA"/>
+        </w:rPr>
+      </w:pPr>
+      <w:r>
+        <w:rPr>
+          <w:rFonts w:ascii="Times New Roman" w:eastAsia="Times New Roman" w:hAnsi="Times New Roman" w:cs="Times New Roman"/>
+          <w:color w:val="000000"/>
+          <w:lang w:val="en-CA"/>
+        </w:rPr>
+        <w:t>“Model performance depends heavily on validation design (stratification) and training stability (learning rate).”</w:t>
+      </w:r>
+    </w:p>
+    <w:p>
+      <w:pPr>
+        <w:rPr>
+          <w:rFonts w:ascii="Times New Roman" w:eastAsia="Times New Roman" w:hAnsi="Times New Roman" w:cs="Times New Roman"/>
+          <w:lang w:val="en-CA"/>
+        </w:rPr>
+      </w:pPr>
+      <w:r>
+        <w:rPr>
+          <w:noProof/>
+        </w:rPr>
+      </w:r>
+      <w:r>
+        <w:pict w14:anchorId="0F12A7CE">
+          <v:rect id="Horizontal Line 235" o:spid="_x0000_s1026" style="width:468pt;height:.1pt;visibility:visible;mso-wrap-style:square;mso-left-percent:-10001;mso-top-percent:-10001;mso-position-horizontal:absolute;mso-position-horizontal-relative:char;mso-position-vertical:absolute;mso-position-vertical-relative:line;mso-left-percent:-10001;mso-top-percent:-10001;v-text-anchor:top" o:gfxdata="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" filled="f">
+            <o:lock v:ext="edit" rotation="t" aspectratio="t" verticies="t" text="t" shapetype="t"/>
+            <w10:anchorlock/>
+          </v:rect>
+        </w:pict>
+      </w:r>
+    </w:p>
+    <w:p>
+      <w:pPr>
+        <w:spacing w:before="100" w:beforeAutospacing="1" w:after="100" w:afterAutospacing="1"/>
+        <w:outlineLvl w:val="0"/>
+        <w:rPr>
+          <w:rFonts w:ascii="Times New Roman" w:eastAsia="Times New Roman" w:hAnsi="Times New Roman" w:cs="Times New Roman"/>
+          <w:b/>
+          <w:bCs/>
+          <w:color w:val="000000"/>
+          <w:kern w:val="36"/>
+          <w:sz w:val="48"/>
+          <w:szCs w:val="48"/>
+          <w:lang w:val="en-CA"/>
+        </w:rPr>
+      </w:pPr>
+      <w:r>
+        <w:rPr>
+          <w:rFonts w:ascii="Apple Color Emoji" w:eastAsia="Times New Roman" w:hAnsi="Apple Color Emoji" w:cs="Apple Color Emoji"/>
+          <w:b/>
+          <w:bCs/>
+          <w:color w:val="000000"/>
+          <w:kern w:val="36"/>
+          <w:sz w:val="48"/>
+          <w:szCs w:val="48"/>
+          <w:lang w:val="en-CA"/>
+        </w:rPr>
+        <w:t>⚠️</w:t>
+      </w:r>
+      <w:r>
+        <w:rPr>
+          <w:rFonts w:ascii="Times New Roman" w:eastAsia="Times New Roman" w:hAnsi="Times New Roman" w:cs="Times New Roman"/>
+          <w:b/>
+          <w:bCs/>
+          <w:color w:val="000000"/>
+          <w:kern w:val="36"/>
+          <w:sz w:val="48"/>
+          <w:szCs w:val="48"/>
+          <w:lang w:val="en-CA"/>
+        </w:rPr>
+        <w:t xml:space="preserve"> 9. What you should still be careful about</w:t>
+      </w:r>
+    </w:p>
+    <w:p>
+      <w:pPr>
+        <w:spacing w:before="100" w:beforeAutospacing="1" w:after="100" w:afterAutospacing="1"/>
+        <w:rPr>
+          <w:rFonts w:ascii="Times New Roman" w:eastAsia="Times New Roman" w:hAnsi="Times New Roman" w:cs="Times New Roman"/>
+          <w:color w:val="000000"/>
+          <w:lang w:val="en-CA"/>
+        </w:rPr>
+      </w:pPr>
+      <w:r>
+        <w:rPr>
+          <w:rFonts w:ascii="Times New Roman" w:eastAsia="Times New Roman" w:hAnsi="Times New Roman" w:cs="Times New Roman"/>
+          <w:color w:val="000000"/>
+          <w:lang w:val="en-CA"/>
+        </w:rPr>
+        <w:t>Even though this is better:</w:t>
+      </w:r>
+    </w:p>
+    <w:p>
+      <w:pPr>
+        <w:numPr>
+          <w:ilvl w:val="0"/>
+          <w:numId w:val="15"/>
+        </w:numPr>
+        <w:spacing w:before="100" w:beforeAutospacing="1" w:after="100" w:afterAutospacing="1"/>
+        <w:rPr>
+          <w:rFonts w:ascii="Times New Roman" w:eastAsia="Times New Roman" w:hAnsi="Times New Roman" w:cs="Times New Roman"/>
+          <w:color w:val="000000"/>
+          <w:lang w:val="en-CA"/>
+        </w:rPr>
+      </w:pPr>
+      <w:r>
+        <w:rPr>
+          <w:rFonts w:ascii="Times New Roman" w:eastAsia="Times New Roman" w:hAnsi="Times New Roman" w:cs="Times New Roman"/>
+          <w:color w:val="000000"/>
+          <w:lang w:val="en-CA"/>
+        </w:rPr>
+        <w:t>Accuracy ~0.57 → still modest</w:t>
+      </w:r>
+    </w:p>
+    <w:p>
+      <w:pPr>
+        <w:numPr>
+          <w:ilvl w:val="0"/>
+          <w:numId w:val="15"/>
+        </w:numPr>
+        <w:spacing w:before="100" w:beforeAutospacing="1" w:after="100" w:afterAutospacing="1"/>
+        <w:rPr>
+          <w:rFonts w:ascii="Times New Roman" w:eastAsia="Times New Roman" w:hAnsi="Times New Roman" w:cs="Times New Roman"/>
+          <w:color w:val="000000"/>
+          <w:lang w:val="en-CA"/>
+        </w:rPr>
+      </w:pPr>
+      <w:r>
+        <w:rPr>
+          <w:rFonts w:ascii="Times New Roman" w:eastAsia="Times New Roman" w:hAnsi="Times New Roman" w:cs="Times New Roman"/>
+          <w:color w:val="000000"/>
+          <w:lang w:val="en-CA"/>
+        </w:rPr>
+        <w:t>F1 ~0.47 → still not strong</w:t>
+      </w:r>
+    </w:p>
+    <w:p>
+      <w:pPr>
+        <w:spacing w:before="100" w:beforeAutospacing="1" w:after="100" w:afterAutospacing="1"/>
+        <w:rPr>
+          <w:rFonts w:ascii="Times New Roman" w:eastAsia="Times New Roman" w:hAnsi="Times New Roman" w:cs="Times New Roman"/>
+          <w:color w:val="000000"/>
+          <w:lang w:val="en-CA"/>
+        </w:rPr>
+      </w:pPr>
+      <w:r>
+        <w:rPr>
+          <w:rFonts w:ascii="Apple Color Emoji" w:eastAsia="Times New Roman" w:hAnsi="Apple Color Emoji" w:cs="Apple Color Emoji"/>
+          <w:color w:val="000000"/>
+          <w:lang w:val="en-CA"/>
+        </w:rPr>
+        <w:t>👉</w:t>
+      </w:r>
+      <w:r>
+        <w:rPr>
+          <w:rFonts w:ascii="Times New Roman" w:eastAsia="Times New Roman" w:hAnsi="Times New Roman" w:cs="Times New Roman"/>
+          <w:color w:val="000000"/>
+          <w:lang w:val="en-CA"/>
+        </w:rPr>
+        <w:t xml:space="preserve"> So frame it as:</w:t>
+      </w:r>
+    </w:p>
+    <w:p>
+      <w:pPr>
+        <w:numPr>
+          <w:ilvl w:val="0"/>
+          <w:numId w:val="16"/>
+        </w:numPr>
+        <w:spacing w:before="100" w:beforeAutospacing="1" w:after="100" w:afterAutospacing="1"/>
+        <w:rPr>
+          <w:rFonts w:ascii="Times New Roman" w:eastAsia="Times New Roman" w:hAnsi="Times New Roman" w:cs="Times New Roman"/>
+          <w:color w:val="000000"/>
+          <w:lang w:val="en-CA"/>
+        </w:rPr>
+      </w:pPr>
+      <w:r>
+        <w:rPr>
+          <w:rFonts w:ascii="Times New Roman" w:eastAsia="Times New Roman" w:hAnsi="Times New Roman" w:cs="Times New Roman"/>
+          <w:color w:val="000000"/>
+          <w:lang w:val="en-CA"/>
+        </w:rPr>
+        <w:t xml:space="preserve">improvement </w:t>
+      </w:r>
+      <w:r>
+        <w:rPr>
+          <w:rFonts w:ascii="Apple Color Emoji" w:eastAsia="Times New Roman" w:hAnsi="Apple Color Emoji" w:cs="Apple Color Emoji"/>
+          <w:color w:val="000000"/>
+          <w:lang w:val="en-CA"/>
+        </w:rPr>
+        <w:t>✔️</w:t>
+      </w:r>
+    </w:p>
+    <w:p>
+      <w:pPr>
+        <w:numPr>
+          <w:ilvl w:val="0"/>
+          <w:numId w:val="16"/>
+        </w:numPr>
+        <w:spacing w:before="100" w:beforeAutospacing="1" w:after="100" w:afterAutospacing="1"/>
+        <w:rPr>
+          <w:rFonts w:ascii="Times New Roman" w:eastAsia="Times New Roman" w:hAnsi="Times New Roman" w:cs="Times New Roman"/>
+          <w:color w:val="000000"/>
+          <w:lang w:val="en-CA"/>
+        </w:rPr>
+      </w:pPr>
+      <w:r>
+        <w:rPr>
+          <w:rFonts w:ascii="Times New Roman" w:eastAsia="Times New Roman" w:hAnsi="Times New Roman" w:cs="Times New Roman"/>
+          <w:color w:val="000000"/>
+          <w:lang w:val="en-CA"/>
+        </w:rPr>
+        <w:t xml:space="preserve">but still limited </w:t>
+      </w:r>
+      <w:r>
+        <w:rPr>
+          <w:rFonts w:ascii="Apple Color Emoji" w:eastAsia="Times New Roman" w:hAnsi="Apple Color Emoji" w:cs="Apple Color Emoji"/>
+          <w:color w:val="000000"/>
+          <w:lang w:val="en-CA"/>
+        </w:rPr>
+        <w:t>❗</w:t>
+      </w:r>
+    </w:p>
+    <w:p>
+      <w:pPr>
+        <w:spacing w:before="100" w:beforeAutospacing="1" w:after="100" w:afterAutospacing="1"/>
+        <w:rPr>
+          <w:rFonts w:ascii="Times New Roman" w:eastAsia="Times New Roman" w:hAnsi="Times New Roman" w:cs="Times New Roman"/>
+          <w:color w:val="000000"/>
+          <w:lang w:val="en-CA"/>
+        </w:rPr>
+      </w:pPr>
     </w:p>
     <w:p>
       <w:pPr>
@@ -4849,7 +9246,7 @@
       </w:pPr>
     </w:p>
     <w:sectPr>
-      <w:headerReference w:type="default" r:id="rId17"/>
+      <w:headerReference w:type="default" r:id="rId29"/>
       <w:pgSz w:w="12240" w:h="15840"/>
       <w:pgMar w:top="1440" w:right="1440" w:bottom="1440" w:left="1440" w:header="708" w:footer="708" w:gutter="0"/>
       <w:cols w:space="708"/>
@@ -4904,39 +9301,7 @@
       <w:pStyle w:val="Header"/>
     </w:pPr>
     <w:r>
-      <w:t xml:space="preserve">Sara Murphy, </w:t>
-    </w:r>
-    <w:proofErr w:type="spellStart"/>
-    <w:r>
-      <w:t>Computational</w:t>
-    </w:r>
-    <w:proofErr w:type="spellEnd"/>
-    <w:r>
-      <w:t xml:space="preserve"> </w:t>
-    </w:r>
-    <w:proofErr w:type="spellStart"/>
-    <w:r>
-      <w:t>Text</w:t>
-    </w:r>
-    <w:proofErr w:type="spellEnd"/>
-    <w:r>
-      <w:t xml:space="preserve"> </w:t>
-    </w:r>
-    <w:proofErr w:type="spellStart"/>
-    <w:r>
-      <w:t>Analysis</w:t>
-    </w:r>
-    <w:proofErr w:type="spellEnd"/>
-    <w:r>
-      <w:t xml:space="preserve">, </w:t>
-    </w:r>
-    <w:proofErr w:type="spellStart"/>
-    <w:r>
-      <w:t>Assignment</w:t>
-    </w:r>
-    <w:proofErr w:type="spellEnd"/>
-    <w:r>
-      <w:t xml:space="preserve"> #3</w:t>
+      <w:t>Sara Murphy, Computational Text Analysis, Assignment #3</w:t>
     </w:r>
   </w:p>
   <w:p>
@@ -5177,6 +9542,1342 @@
     </w:lvl>
   </w:abstractNum>
   <w:abstractNum w:abstractNumId="2" w15:restartNumberingAfterBreak="0">
+    <w:nsid w:val="25BC616E"/>
+    <w:multiLevelType w:val="multilevel"/>
+    <w:tmpl w:val="0AC21888"/>
+    <w:lvl w:ilvl="0">
+      <w:start w:val="1"/>
+      <w:numFmt w:val="bullet"/>
+      <w:lvlText w:val=""/>
+      <w:lvlJc w:val="left"/>
+      <w:pPr>
+        <w:tabs>
+          <w:tab w:val="num" w:pos="720"/>
+        </w:tabs>
+        <w:ind w:left="720" w:hanging="360"/>
+      </w:pPr>
+      <w:rPr>
+        <w:rFonts w:ascii="Symbol" w:hAnsi="Symbol" w:hint="default"/>
+        <w:sz w:val="20"/>
+      </w:rPr>
+    </w:lvl>
+    <w:lvl w:ilvl="1" w:tentative="1">
+      <w:start w:val="1"/>
+      <w:numFmt w:val="bullet"/>
+      <w:lvlText w:val="o"/>
+      <w:lvlJc w:val="left"/>
+      <w:pPr>
+        <w:tabs>
+          <w:tab w:val="num" w:pos="1440"/>
+        </w:tabs>
+        <w:ind w:left="1440" w:hanging="360"/>
+      </w:pPr>
+      <w:rPr>
+        <w:rFonts w:ascii="Courier New" w:hAnsi="Courier New" w:hint="default"/>
+        <w:sz w:val="20"/>
+      </w:rPr>
+    </w:lvl>
+    <w:lvl w:ilvl="2" w:tentative="1">
+      <w:start w:val="1"/>
+      <w:numFmt w:val="bullet"/>
+      <w:lvlText w:val=""/>
+      <w:lvlJc w:val="left"/>
+      <w:pPr>
+        <w:tabs>
+          <w:tab w:val="num" w:pos="2160"/>
+        </w:tabs>
+        <w:ind w:left="2160" w:hanging="360"/>
+      </w:pPr>
+      <w:rPr>
+        <w:rFonts w:ascii="Wingdings" w:hAnsi="Wingdings" w:hint="default"/>
+        <w:sz w:val="20"/>
+      </w:rPr>
+    </w:lvl>
+    <w:lvl w:ilvl="3" w:tentative="1">
+      <w:start w:val="1"/>
+      <w:numFmt w:val="bullet"/>
+      <w:lvlText w:val=""/>
+      <w:lvlJc w:val="left"/>
+      <w:pPr>
+        <w:tabs>
+          <w:tab w:val="num" w:pos="2880"/>
+        </w:tabs>
+        <w:ind w:left="2880" w:hanging="360"/>
+      </w:pPr>
+      <w:rPr>
+        <w:rFonts w:ascii="Wingdings" w:hAnsi="Wingdings" w:hint="default"/>
+        <w:sz w:val="20"/>
+      </w:rPr>
+    </w:lvl>
+    <w:lvl w:ilvl="4" w:tentative="1">
+      <w:start w:val="1"/>
+      <w:numFmt w:val="bullet"/>
+      <w:lvlText w:val=""/>
+      <w:lvlJc w:val="left"/>
+      <w:pPr>
+        <w:tabs>
+          <w:tab w:val="num" w:pos="3600"/>
+        </w:tabs>
+        <w:ind w:left="3600" w:hanging="360"/>
+      </w:pPr>
+      <w:rPr>
+        <w:rFonts w:ascii="Wingdings" w:hAnsi="Wingdings" w:hint="default"/>
+        <w:sz w:val="20"/>
+      </w:rPr>
+    </w:lvl>
+    <w:lvl w:ilvl="5" w:tentative="1">
+      <w:start w:val="1"/>
+      <w:numFmt w:val="bullet"/>
+      <w:lvlText w:val=""/>
+      <w:lvlJc w:val="left"/>
+      <w:pPr>
+        <w:tabs>
+          <w:tab w:val="num" w:pos="4320"/>
+        </w:tabs>
+        <w:ind w:left="4320" w:hanging="360"/>
+      </w:pPr>
+      <w:rPr>
+        <w:rFonts w:ascii="Wingdings" w:hAnsi="Wingdings" w:hint="default"/>
+        <w:sz w:val="20"/>
+      </w:rPr>
+    </w:lvl>
+    <w:lvl w:ilvl="6" w:tentative="1">
+      <w:start w:val="1"/>
+      <w:numFmt w:val="bullet"/>
+      <w:lvlText w:val=""/>
+      <w:lvlJc w:val="left"/>
+      <w:pPr>
+        <w:tabs>
+          <w:tab w:val="num" w:pos="5040"/>
+        </w:tabs>
+        <w:ind w:left="5040" w:hanging="360"/>
+      </w:pPr>
+      <w:rPr>
+        <w:rFonts w:ascii="Wingdings" w:hAnsi="Wingdings" w:hint="default"/>
+        <w:sz w:val="20"/>
+      </w:rPr>
+    </w:lvl>
+    <w:lvl w:ilvl="7" w:tentative="1">
+      <w:start w:val="1"/>
+      <w:numFmt w:val="bullet"/>
+      <w:lvlText w:val=""/>
+      <w:lvlJc w:val="left"/>
+      <w:pPr>
+        <w:tabs>
+          <w:tab w:val="num" w:pos="5760"/>
+        </w:tabs>
+        <w:ind w:left="5760" w:hanging="360"/>
+      </w:pPr>
+      <w:rPr>
+        <w:rFonts w:ascii="Wingdings" w:hAnsi="Wingdings" w:hint="default"/>
+        <w:sz w:val="20"/>
+      </w:rPr>
+    </w:lvl>
+    <w:lvl w:ilvl="8" w:tentative="1">
+      <w:start w:val="1"/>
+      <w:numFmt w:val="bullet"/>
+      <w:lvlText w:val=""/>
+      <w:lvlJc w:val="left"/>
+      <w:pPr>
+        <w:tabs>
+          <w:tab w:val="num" w:pos="6480"/>
+        </w:tabs>
+        <w:ind w:left="6480" w:hanging="360"/>
+      </w:pPr>
+      <w:rPr>
+        <w:rFonts w:ascii="Wingdings" w:hAnsi="Wingdings" w:hint="default"/>
+        <w:sz w:val="20"/>
+      </w:rPr>
+    </w:lvl>
+  </w:abstractNum>
+  <w:abstractNum w:abstractNumId="3" w15:restartNumberingAfterBreak="0">
+    <w:nsid w:val="27DB36BD"/>
+    <w:multiLevelType w:val="multilevel"/>
+    <w:tmpl w:val="8230DB68"/>
+    <w:lvl w:ilvl="0">
+      <w:start w:val="1"/>
+      <w:numFmt w:val="bullet"/>
+      <w:lvlText w:val=""/>
+      <w:lvlJc w:val="left"/>
+      <w:pPr>
+        <w:tabs>
+          <w:tab w:val="num" w:pos="720"/>
+        </w:tabs>
+        <w:ind w:left="720" w:hanging="360"/>
+      </w:pPr>
+      <w:rPr>
+        <w:rFonts w:ascii="Symbol" w:hAnsi="Symbol" w:hint="default"/>
+        <w:sz w:val="20"/>
+      </w:rPr>
+    </w:lvl>
+    <w:lvl w:ilvl="1" w:tentative="1">
+      <w:start w:val="1"/>
+      <w:numFmt w:val="bullet"/>
+      <w:lvlText w:val="o"/>
+      <w:lvlJc w:val="left"/>
+      <w:pPr>
+        <w:tabs>
+          <w:tab w:val="num" w:pos="1440"/>
+        </w:tabs>
+        <w:ind w:left="1440" w:hanging="360"/>
+      </w:pPr>
+      <w:rPr>
+        <w:rFonts w:ascii="Courier New" w:hAnsi="Courier New" w:hint="default"/>
+        <w:sz w:val="20"/>
+      </w:rPr>
+    </w:lvl>
+    <w:lvl w:ilvl="2" w:tentative="1">
+      <w:start w:val="1"/>
+      <w:numFmt w:val="bullet"/>
+      <w:lvlText w:val=""/>
+      <w:lvlJc w:val="left"/>
+      <w:pPr>
+        <w:tabs>
+          <w:tab w:val="num" w:pos="2160"/>
+        </w:tabs>
+        <w:ind w:left="2160" w:hanging="360"/>
+      </w:pPr>
+      <w:rPr>
+        <w:rFonts w:ascii="Wingdings" w:hAnsi="Wingdings" w:hint="default"/>
+        <w:sz w:val="20"/>
+      </w:rPr>
+    </w:lvl>
+    <w:lvl w:ilvl="3" w:tentative="1">
+      <w:start w:val="1"/>
+      <w:numFmt w:val="bullet"/>
+      <w:lvlText w:val=""/>
+      <w:lvlJc w:val="left"/>
+      <w:pPr>
+        <w:tabs>
+          <w:tab w:val="num" w:pos="2880"/>
+        </w:tabs>
+        <w:ind w:left="2880" w:hanging="360"/>
+      </w:pPr>
+      <w:rPr>
+        <w:rFonts w:ascii="Wingdings" w:hAnsi="Wingdings" w:hint="default"/>
+        <w:sz w:val="20"/>
+      </w:rPr>
+    </w:lvl>
+    <w:lvl w:ilvl="4" w:tentative="1">
+      <w:start w:val="1"/>
+      <w:numFmt w:val="bullet"/>
+      <w:lvlText w:val=""/>
+      <w:lvlJc w:val="left"/>
+      <w:pPr>
+        <w:tabs>
+          <w:tab w:val="num" w:pos="3600"/>
+        </w:tabs>
+        <w:ind w:left="3600" w:hanging="360"/>
+      </w:pPr>
+      <w:rPr>
+        <w:rFonts w:ascii="Wingdings" w:hAnsi="Wingdings" w:hint="default"/>
+        <w:sz w:val="20"/>
+      </w:rPr>
+    </w:lvl>
+    <w:lvl w:ilvl="5" w:tentative="1">
+      <w:start w:val="1"/>
+      <w:numFmt w:val="bullet"/>
+      <w:lvlText w:val=""/>
+      <w:lvlJc w:val="left"/>
+      <w:pPr>
+        <w:tabs>
+          <w:tab w:val="num" w:pos="4320"/>
+        </w:tabs>
+        <w:ind w:left="4320" w:hanging="360"/>
+      </w:pPr>
+      <w:rPr>
+        <w:rFonts w:ascii="Wingdings" w:hAnsi="Wingdings" w:hint="default"/>
+        <w:sz w:val="20"/>
+      </w:rPr>
+    </w:lvl>
+    <w:lvl w:ilvl="6" w:tentative="1">
+      <w:start w:val="1"/>
+      <w:numFmt w:val="bullet"/>
+      <w:lvlText w:val=""/>
+      <w:lvlJc w:val="left"/>
+      <w:pPr>
+        <w:tabs>
+          <w:tab w:val="num" w:pos="5040"/>
+        </w:tabs>
+        <w:ind w:left="5040" w:hanging="360"/>
+      </w:pPr>
+      <w:rPr>
+        <w:rFonts w:ascii="Wingdings" w:hAnsi="Wingdings" w:hint="default"/>
+        <w:sz w:val="20"/>
+      </w:rPr>
+    </w:lvl>
+    <w:lvl w:ilvl="7" w:tentative="1">
+      <w:start w:val="1"/>
+      <w:numFmt w:val="bullet"/>
+      <w:lvlText w:val=""/>
+      <w:lvlJc w:val="left"/>
+      <w:pPr>
+        <w:tabs>
+          <w:tab w:val="num" w:pos="5760"/>
+        </w:tabs>
+        <w:ind w:left="5760" w:hanging="360"/>
+      </w:pPr>
+      <w:rPr>
+        <w:rFonts w:ascii="Wingdings" w:hAnsi="Wingdings" w:hint="default"/>
+        <w:sz w:val="20"/>
+      </w:rPr>
+    </w:lvl>
+    <w:lvl w:ilvl="8" w:tentative="1">
+      <w:start w:val="1"/>
+      <w:numFmt w:val="bullet"/>
+      <w:lvlText w:val=""/>
+      <w:lvlJc w:val="left"/>
+      <w:pPr>
+        <w:tabs>
+          <w:tab w:val="num" w:pos="6480"/>
+        </w:tabs>
+        <w:ind w:left="6480" w:hanging="360"/>
+      </w:pPr>
+      <w:rPr>
+        <w:rFonts w:ascii="Wingdings" w:hAnsi="Wingdings" w:hint="default"/>
+        <w:sz w:val="20"/>
+      </w:rPr>
+    </w:lvl>
+  </w:abstractNum>
+  <w:abstractNum w:abstractNumId="4" w15:restartNumberingAfterBreak="0">
+    <w:nsid w:val="33EC217D"/>
+    <w:multiLevelType w:val="multilevel"/>
+    <w:tmpl w:val="CA0E0C16"/>
+    <w:lvl w:ilvl="0">
+      <w:start w:val="1"/>
+      <w:numFmt w:val="bullet"/>
+      <w:lvlText w:val=""/>
+      <w:lvlJc w:val="left"/>
+      <w:pPr>
+        <w:tabs>
+          <w:tab w:val="num" w:pos="720"/>
+        </w:tabs>
+        <w:ind w:left="720" w:hanging="360"/>
+      </w:pPr>
+      <w:rPr>
+        <w:rFonts w:ascii="Symbol" w:hAnsi="Symbol" w:hint="default"/>
+        <w:sz w:val="20"/>
+      </w:rPr>
+    </w:lvl>
+    <w:lvl w:ilvl="1" w:tentative="1">
+      <w:start w:val="1"/>
+      <w:numFmt w:val="bullet"/>
+      <w:lvlText w:val="o"/>
+      <w:lvlJc w:val="left"/>
+      <w:pPr>
+        <w:tabs>
+          <w:tab w:val="num" w:pos="1440"/>
+        </w:tabs>
+        <w:ind w:left="1440" w:hanging="360"/>
+      </w:pPr>
+      <w:rPr>
+        <w:rFonts w:ascii="Courier New" w:hAnsi="Courier New" w:hint="default"/>
+        <w:sz w:val="20"/>
+      </w:rPr>
+    </w:lvl>
+    <w:lvl w:ilvl="2" w:tentative="1">
+      <w:start w:val="1"/>
+      <w:numFmt w:val="bullet"/>
+      <w:lvlText w:val=""/>
+      <w:lvlJc w:val="left"/>
+      <w:pPr>
+        <w:tabs>
+          <w:tab w:val="num" w:pos="2160"/>
+        </w:tabs>
+        <w:ind w:left="2160" w:hanging="360"/>
+      </w:pPr>
+      <w:rPr>
+        <w:rFonts w:ascii="Wingdings" w:hAnsi="Wingdings" w:hint="default"/>
+        <w:sz w:val="20"/>
+      </w:rPr>
+    </w:lvl>
+    <w:lvl w:ilvl="3" w:tentative="1">
+      <w:start w:val="1"/>
+      <w:numFmt w:val="bullet"/>
+      <w:lvlText w:val=""/>
+      <w:lvlJc w:val="left"/>
+      <w:pPr>
+        <w:tabs>
+          <w:tab w:val="num" w:pos="2880"/>
+        </w:tabs>
+        <w:ind w:left="2880" w:hanging="360"/>
+      </w:pPr>
+      <w:rPr>
+        <w:rFonts w:ascii="Wingdings" w:hAnsi="Wingdings" w:hint="default"/>
+        <w:sz w:val="20"/>
+      </w:rPr>
+    </w:lvl>
+    <w:lvl w:ilvl="4" w:tentative="1">
+      <w:start w:val="1"/>
+      <w:numFmt w:val="bullet"/>
+      <w:lvlText w:val=""/>
+      <w:lvlJc w:val="left"/>
+      <w:pPr>
+        <w:tabs>
+          <w:tab w:val="num" w:pos="3600"/>
+        </w:tabs>
+        <w:ind w:left="3600" w:hanging="360"/>
+      </w:pPr>
+      <w:rPr>
+        <w:rFonts w:ascii="Wingdings" w:hAnsi="Wingdings" w:hint="default"/>
+        <w:sz w:val="20"/>
+      </w:rPr>
+    </w:lvl>
+    <w:lvl w:ilvl="5" w:tentative="1">
+      <w:start w:val="1"/>
+      <w:numFmt w:val="bullet"/>
+      <w:lvlText w:val=""/>
+      <w:lvlJc w:val="left"/>
+      <w:pPr>
+        <w:tabs>
+          <w:tab w:val="num" w:pos="4320"/>
+        </w:tabs>
+        <w:ind w:left="4320" w:hanging="360"/>
+      </w:pPr>
+      <w:rPr>
+        <w:rFonts w:ascii="Wingdings" w:hAnsi="Wingdings" w:hint="default"/>
+        <w:sz w:val="20"/>
+      </w:rPr>
+    </w:lvl>
+    <w:lvl w:ilvl="6" w:tentative="1">
+      <w:start w:val="1"/>
+      <w:numFmt w:val="bullet"/>
+      <w:lvlText w:val=""/>
+      <w:lvlJc w:val="left"/>
+      <w:pPr>
+        <w:tabs>
+          <w:tab w:val="num" w:pos="5040"/>
+        </w:tabs>
+        <w:ind w:left="5040" w:hanging="360"/>
+      </w:pPr>
+      <w:rPr>
+        <w:rFonts w:ascii="Wingdings" w:hAnsi="Wingdings" w:hint="default"/>
+        <w:sz w:val="20"/>
+      </w:rPr>
+    </w:lvl>
+    <w:lvl w:ilvl="7" w:tentative="1">
+      <w:start w:val="1"/>
+      <w:numFmt w:val="bullet"/>
+      <w:lvlText w:val=""/>
+      <w:lvlJc w:val="left"/>
+      <w:pPr>
+        <w:tabs>
+          <w:tab w:val="num" w:pos="5760"/>
+        </w:tabs>
+        <w:ind w:left="5760" w:hanging="360"/>
+      </w:pPr>
+      <w:rPr>
+        <w:rFonts w:ascii="Wingdings" w:hAnsi="Wingdings" w:hint="default"/>
+        <w:sz w:val="20"/>
+      </w:rPr>
+    </w:lvl>
+    <w:lvl w:ilvl="8" w:tentative="1">
+      <w:start w:val="1"/>
+      <w:numFmt w:val="bullet"/>
+      <w:lvlText w:val=""/>
+      <w:lvlJc w:val="left"/>
+      <w:pPr>
+        <w:tabs>
+          <w:tab w:val="num" w:pos="6480"/>
+        </w:tabs>
+        <w:ind w:left="6480" w:hanging="360"/>
+      </w:pPr>
+      <w:rPr>
+        <w:rFonts w:ascii="Wingdings" w:hAnsi="Wingdings" w:hint="default"/>
+        <w:sz w:val="20"/>
+      </w:rPr>
+    </w:lvl>
+  </w:abstractNum>
+  <w:abstractNum w:abstractNumId="5" w15:restartNumberingAfterBreak="0">
+    <w:nsid w:val="37661401"/>
+    <w:multiLevelType w:val="multilevel"/>
+    <w:tmpl w:val="4C585556"/>
+    <w:lvl w:ilvl="0">
+      <w:start w:val="1"/>
+      <w:numFmt w:val="bullet"/>
+      <w:lvlText w:val=""/>
+      <w:lvlJc w:val="left"/>
+      <w:pPr>
+        <w:tabs>
+          <w:tab w:val="num" w:pos="720"/>
+        </w:tabs>
+        <w:ind w:left="720" w:hanging="360"/>
+      </w:pPr>
+      <w:rPr>
+        <w:rFonts w:ascii="Symbol" w:hAnsi="Symbol" w:hint="default"/>
+        <w:sz w:val="20"/>
+      </w:rPr>
+    </w:lvl>
+    <w:lvl w:ilvl="1" w:tentative="1">
+      <w:start w:val="1"/>
+      <w:numFmt w:val="bullet"/>
+      <w:lvlText w:val="o"/>
+      <w:lvlJc w:val="left"/>
+      <w:pPr>
+        <w:tabs>
+          <w:tab w:val="num" w:pos="1440"/>
+        </w:tabs>
+        <w:ind w:left="1440" w:hanging="360"/>
+      </w:pPr>
+      <w:rPr>
+        <w:rFonts w:ascii="Courier New" w:hAnsi="Courier New" w:hint="default"/>
+        <w:sz w:val="20"/>
+      </w:rPr>
+    </w:lvl>
+    <w:lvl w:ilvl="2" w:tentative="1">
+      <w:start w:val="1"/>
+      <w:numFmt w:val="bullet"/>
+      <w:lvlText w:val=""/>
+      <w:lvlJc w:val="left"/>
+      <w:pPr>
+        <w:tabs>
+          <w:tab w:val="num" w:pos="2160"/>
+        </w:tabs>
+        <w:ind w:left="2160" w:hanging="360"/>
+      </w:pPr>
+      <w:rPr>
+        <w:rFonts w:ascii="Wingdings" w:hAnsi="Wingdings" w:hint="default"/>
+        <w:sz w:val="20"/>
+      </w:rPr>
+    </w:lvl>
+    <w:lvl w:ilvl="3" w:tentative="1">
+      <w:start w:val="1"/>
+      <w:numFmt w:val="bullet"/>
+      <w:lvlText w:val=""/>
+      <w:lvlJc w:val="left"/>
+      <w:pPr>
+        <w:tabs>
+          <w:tab w:val="num" w:pos="2880"/>
+        </w:tabs>
+        <w:ind w:left="2880" w:hanging="360"/>
+      </w:pPr>
+      <w:rPr>
+        <w:rFonts w:ascii="Wingdings" w:hAnsi="Wingdings" w:hint="default"/>
+        <w:sz w:val="20"/>
+      </w:rPr>
+    </w:lvl>
+    <w:lvl w:ilvl="4" w:tentative="1">
+      <w:start w:val="1"/>
+      <w:numFmt w:val="bullet"/>
+      <w:lvlText w:val=""/>
+      <w:lvlJc w:val="left"/>
+      <w:pPr>
+        <w:tabs>
+          <w:tab w:val="num" w:pos="3600"/>
+        </w:tabs>
+        <w:ind w:left="3600" w:hanging="360"/>
+      </w:pPr>
+      <w:rPr>
+        <w:rFonts w:ascii="Wingdings" w:hAnsi="Wingdings" w:hint="default"/>
+        <w:sz w:val="20"/>
+      </w:rPr>
+    </w:lvl>
+    <w:lvl w:ilvl="5" w:tentative="1">
+      <w:start w:val="1"/>
+      <w:numFmt w:val="bullet"/>
+      <w:lvlText w:val=""/>
+      <w:lvlJc w:val="left"/>
+      <w:pPr>
+        <w:tabs>
+          <w:tab w:val="num" w:pos="4320"/>
+        </w:tabs>
+        <w:ind w:left="4320" w:hanging="360"/>
+      </w:pPr>
+      <w:rPr>
+        <w:rFonts w:ascii="Wingdings" w:hAnsi="Wingdings" w:hint="default"/>
+        <w:sz w:val="20"/>
+      </w:rPr>
+    </w:lvl>
+    <w:lvl w:ilvl="6" w:tentative="1">
+      <w:start w:val="1"/>
+      <w:numFmt w:val="bullet"/>
+      <w:lvlText w:val=""/>
+      <w:lvlJc w:val="left"/>
+      <w:pPr>
+        <w:tabs>
+          <w:tab w:val="num" w:pos="5040"/>
+        </w:tabs>
+        <w:ind w:left="5040" w:hanging="360"/>
+      </w:pPr>
+      <w:rPr>
+        <w:rFonts w:ascii="Wingdings" w:hAnsi="Wingdings" w:hint="default"/>
+        <w:sz w:val="20"/>
+      </w:rPr>
+    </w:lvl>
+    <w:lvl w:ilvl="7" w:tentative="1">
+      <w:start w:val="1"/>
+      <w:numFmt w:val="bullet"/>
+      <w:lvlText w:val=""/>
+      <w:lvlJc w:val="left"/>
+      <w:pPr>
+        <w:tabs>
+          <w:tab w:val="num" w:pos="5760"/>
+        </w:tabs>
+        <w:ind w:left="5760" w:hanging="360"/>
+      </w:pPr>
+      <w:rPr>
+        <w:rFonts w:ascii="Wingdings" w:hAnsi="Wingdings" w:hint="default"/>
+        <w:sz w:val="20"/>
+      </w:rPr>
+    </w:lvl>
+    <w:lvl w:ilvl="8" w:tentative="1">
+      <w:start w:val="1"/>
+      <w:numFmt w:val="bullet"/>
+      <w:lvlText w:val=""/>
+      <w:lvlJc w:val="left"/>
+      <w:pPr>
+        <w:tabs>
+          <w:tab w:val="num" w:pos="6480"/>
+        </w:tabs>
+        <w:ind w:left="6480" w:hanging="360"/>
+      </w:pPr>
+      <w:rPr>
+        <w:rFonts w:ascii="Wingdings" w:hAnsi="Wingdings" w:hint="default"/>
+        <w:sz w:val="20"/>
+      </w:rPr>
+    </w:lvl>
+  </w:abstractNum>
+  <w:abstractNum w:abstractNumId="6" w15:restartNumberingAfterBreak="0">
+    <w:nsid w:val="3E13225D"/>
+    <w:multiLevelType w:val="multilevel"/>
+    <w:tmpl w:val="EFEE19A4"/>
+    <w:lvl w:ilvl="0">
+      <w:start w:val="1"/>
+      <w:numFmt w:val="bullet"/>
+      <w:lvlText w:val=""/>
+      <w:lvlJc w:val="left"/>
+      <w:pPr>
+        <w:tabs>
+          <w:tab w:val="num" w:pos="720"/>
+        </w:tabs>
+        <w:ind w:left="720" w:hanging="360"/>
+      </w:pPr>
+      <w:rPr>
+        <w:rFonts w:ascii="Symbol" w:hAnsi="Symbol" w:hint="default"/>
+        <w:sz w:val="20"/>
+      </w:rPr>
+    </w:lvl>
+    <w:lvl w:ilvl="1" w:tentative="1">
+      <w:start w:val="1"/>
+      <w:numFmt w:val="bullet"/>
+      <w:lvlText w:val="o"/>
+      <w:lvlJc w:val="left"/>
+      <w:pPr>
+        <w:tabs>
+          <w:tab w:val="num" w:pos="1440"/>
+        </w:tabs>
+        <w:ind w:left="1440" w:hanging="360"/>
+      </w:pPr>
+      <w:rPr>
+        <w:rFonts w:ascii="Courier New" w:hAnsi="Courier New" w:hint="default"/>
+        <w:sz w:val="20"/>
+      </w:rPr>
+    </w:lvl>
+    <w:lvl w:ilvl="2" w:tentative="1">
+      <w:start w:val="1"/>
+      <w:numFmt w:val="bullet"/>
+      <w:lvlText w:val=""/>
+      <w:lvlJc w:val="left"/>
+      <w:pPr>
+        <w:tabs>
+          <w:tab w:val="num" w:pos="2160"/>
+        </w:tabs>
+        <w:ind w:left="2160" w:hanging="360"/>
+      </w:pPr>
+      <w:rPr>
+        <w:rFonts w:ascii="Wingdings" w:hAnsi="Wingdings" w:hint="default"/>
+        <w:sz w:val="20"/>
+      </w:rPr>
+    </w:lvl>
+    <w:lvl w:ilvl="3" w:tentative="1">
+      <w:start w:val="1"/>
+      <w:numFmt w:val="bullet"/>
+      <w:lvlText w:val=""/>
+      <w:lvlJc w:val="left"/>
+      <w:pPr>
+        <w:tabs>
+          <w:tab w:val="num" w:pos="2880"/>
+        </w:tabs>
+        <w:ind w:left="2880" w:hanging="360"/>
+      </w:pPr>
+      <w:rPr>
+        <w:rFonts w:ascii="Wingdings" w:hAnsi="Wingdings" w:hint="default"/>
+        <w:sz w:val="20"/>
+      </w:rPr>
+    </w:lvl>
+    <w:lvl w:ilvl="4" w:tentative="1">
+      <w:start w:val="1"/>
+      <w:numFmt w:val="bullet"/>
+      <w:lvlText w:val=""/>
+      <w:lvlJc w:val="left"/>
+      <w:pPr>
+        <w:tabs>
+          <w:tab w:val="num" w:pos="3600"/>
+        </w:tabs>
+        <w:ind w:left="3600" w:hanging="360"/>
+      </w:pPr>
+      <w:rPr>
+        <w:rFonts w:ascii="Wingdings" w:hAnsi="Wingdings" w:hint="default"/>
+        <w:sz w:val="20"/>
+      </w:rPr>
+    </w:lvl>
+    <w:lvl w:ilvl="5" w:tentative="1">
+      <w:start w:val="1"/>
+      <w:numFmt w:val="bullet"/>
+      <w:lvlText w:val=""/>
+      <w:lvlJc w:val="left"/>
+      <w:pPr>
+        <w:tabs>
+          <w:tab w:val="num" w:pos="4320"/>
+        </w:tabs>
+        <w:ind w:left="4320" w:hanging="360"/>
+      </w:pPr>
+      <w:rPr>
+        <w:rFonts w:ascii="Wingdings" w:hAnsi="Wingdings" w:hint="default"/>
+        <w:sz w:val="20"/>
+      </w:rPr>
+    </w:lvl>
+    <w:lvl w:ilvl="6" w:tentative="1">
+      <w:start w:val="1"/>
+      <w:numFmt w:val="bullet"/>
+      <w:lvlText w:val=""/>
+      <w:lvlJc w:val="left"/>
+      <w:pPr>
+        <w:tabs>
+          <w:tab w:val="num" w:pos="5040"/>
+        </w:tabs>
+        <w:ind w:left="5040" w:hanging="360"/>
+      </w:pPr>
+      <w:rPr>
+        <w:rFonts w:ascii="Wingdings" w:hAnsi="Wingdings" w:hint="default"/>
+        <w:sz w:val="20"/>
+      </w:rPr>
+    </w:lvl>
+    <w:lvl w:ilvl="7" w:tentative="1">
+      <w:start w:val="1"/>
+      <w:numFmt w:val="bullet"/>
+      <w:lvlText w:val=""/>
+      <w:lvlJc w:val="left"/>
+      <w:pPr>
+        <w:tabs>
+          <w:tab w:val="num" w:pos="5760"/>
+        </w:tabs>
+        <w:ind w:left="5760" w:hanging="360"/>
+      </w:pPr>
+      <w:rPr>
+        <w:rFonts w:ascii="Wingdings" w:hAnsi="Wingdings" w:hint="default"/>
+        <w:sz w:val="20"/>
+      </w:rPr>
+    </w:lvl>
+    <w:lvl w:ilvl="8" w:tentative="1">
+      <w:start w:val="1"/>
+      <w:numFmt w:val="bullet"/>
+      <w:lvlText w:val=""/>
+      <w:lvlJc w:val="left"/>
+      <w:pPr>
+        <w:tabs>
+          <w:tab w:val="num" w:pos="6480"/>
+        </w:tabs>
+        <w:ind w:left="6480" w:hanging="360"/>
+      </w:pPr>
+      <w:rPr>
+        <w:rFonts w:ascii="Wingdings" w:hAnsi="Wingdings" w:hint="default"/>
+        <w:sz w:val="20"/>
+      </w:rPr>
+    </w:lvl>
+  </w:abstractNum>
+  <w:abstractNum w:abstractNumId="7" w15:restartNumberingAfterBreak="0">
+    <w:nsid w:val="416C0557"/>
+    <w:multiLevelType w:val="multilevel"/>
+    <w:tmpl w:val="9DD45ADC"/>
+    <w:lvl w:ilvl="0">
+      <w:start w:val="1"/>
+      <w:numFmt w:val="bullet"/>
+      <w:lvlText w:val=""/>
+      <w:lvlJc w:val="left"/>
+      <w:pPr>
+        <w:tabs>
+          <w:tab w:val="num" w:pos="720"/>
+        </w:tabs>
+        <w:ind w:left="720" w:hanging="360"/>
+      </w:pPr>
+      <w:rPr>
+        <w:rFonts w:ascii="Symbol" w:hAnsi="Symbol" w:hint="default"/>
+        <w:sz w:val="20"/>
+      </w:rPr>
+    </w:lvl>
+    <w:lvl w:ilvl="1">
+      <w:numFmt w:val="bullet"/>
+      <w:lvlText w:val=""/>
+      <w:lvlJc w:val="left"/>
+      <w:pPr>
+        <w:ind w:left="1440" w:hanging="360"/>
+      </w:pPr>
+      <w:rPr>
+        <w:rFonts w:ascii="Wingdings" w:eastAsia="Times New Roman" w:hAnsi="Wingdings" w:cs="Times New Roman" w:hint="default"/>
+      </w:rPr>
+    </w:lvl>
+    <w:lvl w:ilvl="2" w:tentative="1">
+      <w:start w:val="1"/>
+      <w:numFmt w:val="bullet"/>
+      <w:lvlText w:val=""/>
+      <w:lvlJc w:val="left"/>
+      <w:pPr>
+        <w:tabs>
+          <w:tab w:val="num" w:pos="2160"/>
+        </w:tabs>
+        <w:ind w:left="2160" w:hanging="360"/>
+      </w:pPr>
+      <w:rPr>
+        <w:rFonts w:ascii="Wingdings" w:hAnsi="Wingdings" w:hint="default"/>
+        <w:sz w:val="20"/>
+      </w:rPr>
+    </w:lvl>
+    <w:lvl w:ilvl="3" w:tentative="1">
+      <w:start w:val="1"/>
+      <w:numFmt w:val="bullet"/>
+      <w:lvlText w:val=""/>
+      <w:lvlJc w:val="left"/>
+      <w:pPr>
+        <w:tabs>
+          <w:tab w:val="num" w:pos="2880"/>
+        </w:tabs>
+        <w:ind w:left="2880" w:hanging="360"/>
+      </w:pPr>
+      <w:rPr>
+        <w:rFonts w:ascii="Wingdings" w:hAnsi="Wingdings" w:hint="default"/>
+        <w:sz w:val="20"/>
+      </w:rPr>
+    </w:lvl>
+    <w:lvl w:ilvl="4" w:tentative="1">
+      <w:start w:val="1"/>
+      <w:numFmt w:val="bullet"/>
+      <w:lvlText w:val=""/>
+      <w:lvlJc w:val="left"/>
+      <w:pPr>
+        <w:tabs>
+          <w:tab w:val="num" w:pos="3600"/>
+        </w:tabs>
+        <w:ind w:left="3600" w:hanging="360"/>
+      </w:pPr>
+      <w:rPr>
+        <w:rFonts w:ascii="Wingdings" w:hAnsi="Wingdings" w:hint="default"/>
+        <w:sz w:val="20"/>
+      </w:rPr>
+    </w:lvl>
+    <w:lvl w:ilvl="5" w:tentative="1">
+      <w:start w:val="1"/>
+      <w:numFmt w:val="bullet"/>
+      <w:lvlText w:val=""/>
+      <w:lvlJc w:val="left"/>
+      <w:pPr>
+        <w:tabs>
+          <w:tab w:val="num" w:pos="4320"/>
+        </w:tabs>
+        <w:ind w:left="4320" w:hanging="360"/>
+      </w:pPr>
+      <w:rPr>
+        <w:rFonts w:ascii="Wingdings" w:hAnsi="Wingdings" w:hint="default"/>
+        <w:sz w:val="20"/>
+      </w:rPr>
+    </w:lvl>
+    <w:lvl w:ilvl="6" w:tentative="1">
+      <w:start w:val="1"/>
+      <w:numFmt w:val="bullet"/>
+      <w:lvlText w:val=""/>
+      <w:lvlJc w:val="left"/>
+      <w:pPr>
+        <w:tabs>
+          <w:tab w:val="num" w:pos="5040"/>
+        </w:tabs>
+        <w:ind w:left="5040" w:hanging="360"/>
+      </w:pPr>
+      <w:rPr>
+        <w:rFonts w:ascii="Wingdings" w:hAnsi="Wingdings" w:hint="default"/>
+        <w:sz w:val="20"/>
+      </w:rPr>
+    </w:lvl>
+    <w:lvl w:ilvl="7" w:tentative="1">
+      <w:start w:val="1"/>
+      <w:numFmt w:val="bullet"/>
+      <w:lvlText w:val=""/>
+      <w:lvlJc w:val="left"/>
+      <w:pPr>
+        <w:tabs>
+          <w:tab w:val="num" w:pos="5760"/>
+        </w:tabs>
+        <w:ind w:left="5760" w:hanging="360"/>
+      </w:pPr>
+      <w:rPr>
+        <w:rFonts w:ascii="Wingdings" w:hAnsi="Wingdings" w:hint="default"/>
+        <w:sz w:val="20"/>
+      </w:rPr>
+    </w:lvl>
+    <w:lvl w:ilvl="8" w:tentative="1">
+      <w:start w:val="1"/>
+      <w:numFmt w:val="bullet"/>
+      <w:lvlText w:val=""/>
+      <w:lvlJc w:val="left"/>
+      <w:pPr>
+        <w:tabs>
+          <w:tab w:val="num" w:pos="6480"/>
+        </w:tabs>
+        <w:ind w:left="6480" w:hanging="360"/>
+      </w:pPr>
+      <w:rPr>
+        <w:rFonts w:ascii="Wingdings" w:hAnsi="Wingdings" w:hint="default"/>
+        <w:sz w:val="20"/>
+      </w:rPr>
+    </w:lvl>
+  </w:abstractNum>
+  <w:abstractNum w:abstractNumId="8" w15:restartNumberingAfterBreak="0">
+    <w:nsid w:val="464F1A06"/>
+    <w:multiLevelType w:val="multilevel"/>
+    <w:tmpl w:val="130C29A6"/>
+    <w:lvl w:ilvl="0">
+      <w:start w:val="1"/>
+      <w:numFmt w:val="bullet"/>
+      <w:lvlText w:val=""/>
+      <w:lvlJc w:val="left"/>
+      <w:pPr>
+        <w:tabs>
+          <w:tab w:val="num" w:pos="720"/>
+        </w:tabs>
+        <w:ind w:left="720" w:hanging="360"/>
+      </w:pPr>
+      <w:rPr>
+        <w:rFonts w:ascii="Symbol" w:hAnsi="Symbol" w:hint="default"/>
+        <w:sz w:val="20"/>
+      </w:rPr>
+    </w:lvl>
+    <w:lvl w:ilvl="1" w:tentative="1">
+      <w:start w:val="1"/>
+      <w:numFmt w:val="bullet"/>
+      <w:lvlText w:val="o"/>
+      <w:lvlJc w:val="left"/>
+      <w:pPr>
+        <w:tabs>
+          <w:tab w:val="num" w:pos="1440"/>
+        </w:tabs>
+        <w:ind w:left="1440" w:hanging="360"/>
+      </w:pPr>
+      <w:rPr>
+        <w:rFonts w:ascii="Courier New" w:hAnsi="Courier New" w:hint="default"/>
+        <w:sz w:val="20"/>
+      </w:rPr>
+    </w:lvl>
+    <w:lvl w:ilvl="2" w:tentative="1">
+      <w:start w:val="1"/>
+      <w:numFmt w:val="bullet"/>
+      <w:lvlText w:val=""/>
+      <w:lvlJc w:val="left"/>
+      <w:pPr>
+        <w:tabs>
+          <w:tab w:val="num" w:pos="2160"/>
+        </w:tabs>
+        <w:ind w:left="2160" w:hanging="360"/>
+      </w:pPr>
+      <w:rPr>
+        <w:rFonts w:ascii="Wingdings" w:hAnsi="Wingdings" w:hint="default"/>
+        <w:sz w:val="20"/>
+      </w:rPr>
+    </w:lvl>
+    <w:lvl w:ilvl="3" w:tentative="1">
+      <w:start w:val="1"/>
+      <w:numFmt w:val="bullet"/>
+      <w:lvlText w:val=""/>
+      <w:lvlJc w:val="left"/>
+      <w:pPr>
+        <w:tabs>
+          <w:tab w:val="num" w:pos="2880"/>
+        </w:tabs>
+        <w:ind w:left="2880" w:hanging="360"/>
+      </w:pPr>
+      <w:rPr>
+        <w:rFonts w:ascii="Wingdings" w:hAnsi="Wingdings" w:hint="default"/>
+        <w:sz w:val="20"/>
+      </w:rPr>
+    </w:lvl>
+    <w:lvl w:ilvl="4" w:tentative="1">
+      <w:start w:val="1"/>
+      <w:numFmt w:val="bullet"/>
+      <w:lvlText w:val=""/>
+      <w:lvlJc w:val="left"/>
+      <w:pPr>
+        <w:tabs>
+          <w:tab w:val="num" w:pos="3600"/>
+        </w:tabs>
+        <w:ind w:left="3600" w:hanging="360"/>
+      </w:pPr>
+      <w:rPr>
+        <w:rFonts w:ascii="Wingdings" w:hAnsi="Wingdings" w:hint="default"/>
+        <w:sz w:val="20"/>
+      </w:rPr>
+    </w:lvl>
+    <w:lvl w:ilvl="5" w:tentative="1">
+      <w:start w:val="1"/>
+      <w:numFmt w:val="bullet"/>
+      <w:lvlText w:val=""/>
+      <w:lvlJc w:val="left"/>
+      <w:pPr>
+        <w:tabs>
+          <w:tab w:val="num" w:pos="4320"/>
+        </w:tabs>
+        <w:ind w:left="4320" w:hanging="360"/>
+      </w:pPr>
+      <w:rPr>
+        <w:rFonts w:ascii="Wingdings" w:hAnsi="Wingdings" w:hint="default"/>
+        <w:sz w:val="20"/>
+      </w:rPr>
+    </w:lvl>
+    <w:lvl w:ilvl="6" w:tentative="1">
+      <w:start w:val="1"/>
+      <w:numFmt w:val="bullet"/>
+      <w:lvlText w:val=""/>
+      <w:lvlJc w:val="left"/>
+      <w:pPr>
+        <w:tabs>
+          <w:tab w:val="num" w:pos="5040"/>
+        </w:tabs>
+        <w:ind w:left="5040" w:hanging="360"/>
+      </w:pPr>
+      <w:rPr>
+        <w:rFonts w:ascii="Wingdings" w:hAnsi="Wingdings" w:hint="default"/>
+        <w:sz w:val="20"/>
+      </w:rPr>
+    </w:lvl>
+    <w:lvl w:ilvl="7" w:tentative="1">
+      <w:start w:val="1"/>
+      <w:numFmt w:val="bullet"/>
+      <w:lvlText w:val=""/>
+      <w:lvlJc w:val="left"/>
+      <w:pPr>
+        <w:tabs>
+          <w:tab w:val="num" w:pos="5760"/>
+        </w:tabs>
+        <w:ind w:left="5760" w:hanging="360"/>
+      </w:pPr>
+      <w:rPr>
+        <w:rFonts w:ascii="Wingdings" w:hAnsi="Wingdings" w:hint="default"/>
+        <w:sz w:val="20"/>
+      </w:rPr>
+    </w:lvl>
+    <w:lvl w:ilvl="8" w:tentative="1">
+      <w:start w:val="1"/>
+      <w:numFmt w:val="bullet"/>
+      <w:lvlText w:val=""/>
+      <w:lvlJc w:val="left"/>
+      <w:pPr>
+        <w:tabs>
+          <w:tab w:val="num" w:pos="6480"/>
+        </w:tabs>
+        <w:ind w:left="6480" w:hanging="360"/>
+      </w:pPr>
+      <w:rPr>
+        <w:rFonts w:ascii="Wingdings" w:hAnsi="Wingdings" w:hint="default"/>
+        <w:sz w:val="20"/>
+      </w:rPr>
+    </w:lvl>
+  </w:abstractNum>
+  <w:abstractNum w:abstractNumId="9" w15:restartNumberingAfterBreak="0">
+    <w:nsid w:val="4C4A6CDC"/>
+    <w:multiLevelType w:val="multilevel"/>
+    <w:tmpl w:val="1F60153C"/>
+    <w:lvl w:ilvl="0">
+      <w:start w:val="1"/>
+      <w:numFmt w:val="bullet"/>
+      <w:lvlText w:val=""/>
+      <w:lvlJc w:val="left"/>
+      <w:pPr>
+        <w:tabs>
+          <w:tab w:val="num" w:pos="720"/>
+        </w:tabs>
+        <w:ind w:left="720" w:hanging="360"/>
+      </w:pPr>
+      <w:rPr>
+        <w:rFonts w:ascii="Symbol" w:hAnsi="Symbol" w:hint="default"/>
+        <w:sz w:val="20"/>
+      </w:rPr>
+    </w:lvl>
+    <w:lvl w:ilvl="1" w:tentative="1">
+      <w:start w:val="1"/>
+      <w:numFmt w:val="bullet"/>
+      <w:lvlText w:val="o"/>
+      <w:lvlJc w:val="left"/>
+      <w:pPr>
+        <w:tabs>
+          <w:tab w:val="num" w:pos="1440"/>
+        </w:tabs>
+        <w:ind w:left="1440" w:hanging="360"/>
+      </w:pPr>
+      <w:rPr>
+        <w:rFonts w:ascii="Courier New" w:hAnsi="Courier New" w:hint="default"/>
+        <w:sz w:val="20"/>
+      </w:rPr>
+    </w:lvl>
+    <w:lvl w:ilvl="2" w:tentative="1">
+      <w:start w:val="1"/>
+      <w:numFmt w:val="bullet"/>
+      <w:lvlText w:val=""/>
+      <w:lvlJc w:val="left"/>
+      <w:pPr>
+        <w:tabs>
+          <w:tab w:val="num" w:pos="2160"/>
+        </w:tabs>
+        <w:ind w:left="2160" w:hanging="360"/>
+      </w:pPr>
+      <w:rPr>
+        <w:rFonts w:ascii="Wingdings" w:hAnsi="Wingdings" w:hint="default"/>
+        <w:sz w:val="20"/>
+      </w:rPr>
+    </w:lvl>
+    <w:lvl w:ilvl="3" w:tentative="1">
+      <w:start w:val="1"/>
+      <w:numFmt w:val="bullet"/>
+      <w:lvlText w:val=""/>
+      <w:lvlJc w:val="left"/>
+      <w:pPr>
+        <w:tabs>
+          <w:tab w:val="num" w:pos="2880"/>
+        </w:tabs>
+        <w:ind w:left="2880" w:hanging="360"/>
+      </w:pPr>
+      <w:rPr>
+        <w:rFonts w:ascii="Wingdings" w:hAnsi="Wingdings" w:hint="default"/>
+        <w:sz w:val="20"/>
+      </w:rPr>
+    </w:lvl>
+    <w:lvl w:ilvl="4" w:tentative="1">
+      <w:start w:val="1"/>
+      <w:numFmt w:val="bullet"/>
+      <w:lvlText w:val=""/>
+      <w:lvlJc w:val="left"/>
+      <w:pPr>
+        <w:tabs>
+          <w:tab w:val="num" w:pos="3600"/>
+        </w:tabs>
+        <w:ind w:left="3600" w:hanging="360"/>
+      </w:pPr>
+      <w:rPr>
+        <w:rFonts w:ascii="Wingdings" w:hAnsi="Wingdings" w:hint="default"/>
+        <w:sz w:val="20"/>
+      </w:rPr>
+    </w:lvl>
+    <w:lvl w:ilvl="5" w:tentative="1">
+      <w:start w:val="1"/>
+      <w:numFmt w:val="bullet"/>
+      <w:lvlText w:val=""/>
+      <w:lvlJc w:val="left"/>
+      <w:pPr>
+        <w:tabs>
+          <w:tab w:val="num" w:pos="4320"/>
+        </w:tabs>
+        <w:ind w:left="4320" w:hanging="360"/>
+      </w:pPr>
+      <w:rPr>
+        <w:rFonts w:ascii="Wingdings" w:hAnsi="Wingdings" w:hint="default"/>
+        <w:sz w:val="20"/>
+      </w:rPr>
+    </w:lvl>
+    <w:lvl w:ilvl="6" w:tentative="1">
+      <w:start w:val="1"/>
+      <w:numFmt w:val="bullet"/>
+      <w:lvlText w:val=""/>
+      <w:lvlJc w:val="left"/>
+      <w:pPr>
+        <w:tabs>
+          <w:tab w:val="num" w:pos="5040"/>
+        </w:tabs>
+        <w:ind w:left="5040" w:hanging="360"/>
+      </w:pPr>
+      <w:rPr>
+        <w:rFonts w:ascii="Wingdings" w:hAnsi="Wingdings" w:hint="default"/>
+        <w:sz w:val="20"/>
+      </w:rPr>
+    </w:lvl>
+    <w:lvl w:ilvl="7" w:tentative="1">
+      <w:start w:val="1"/>
+      <w:numFmt w:val="bullet"/>
+      <w:lvlText w:val=""/>
+      <w:lvlJc w:val="left"/>
+      <w:pPr>
+        <w:tabs>
+          <w:tab w:val="num" w:pos="5760"/>
+        </w:tabs>
+        <w:ind w:left="5760" w:hanging="360"/>
+      </w:pPr>
+      <w:rPr>
+        <w:rFonts w:ascii="Wingdings" w:hAnsi="Wingdings" w:hint="default"/>
+        <w:sz w:val="20"/>
+      </w:rPr>
+    </w:lvl>
+    <w:lvl w:ilvl="8" w:tentative="1">
+      <w:start w:val="1"/>
+      <w:numFmt w:val="bullet"/>
+      <w:lvlText w:val=""/>
+      <w:lvlJc w:val="left"/>
+      <w:pPr>
+        <w:tabs>
+          <w:tab w:val="num" w:pos="6480"/>
+        </w:tabs>
+        <w:ind w:left="6480" w:hanging="360"/>
+      </w:pPr>
+      <w:rPr>
+        <w:rFonts w:ascii="Wingdings" w:hAnsi="Wingdings" w:hint="default"/>
+        <w:sz w:val="20"/>
+      </w:rPr>
+    </w:lvl>
+  </w:abstractNum>
+  <w:abstractNum w:abstractNumId="10" w15:restartNumberingAfterBreak="0">
+    <w:nsid w:val="52C04B6A"/>
+    <w:multiLevelType w:val="multilevel"/>
+    <w:tmpl w:val="B7C0C31A"/>
+    <w:lvl w:ilvl="0">
+      <w:start w:val="1"/>
+      <w:numFmt w:val="bullet"/>
+      <w:lvlText w:val=""/>
+      <w:lvlJc w:val="left"/>
+      <w:pPr>
+        <w:tabs>
+          <w:tab w:val="num" w:pos="720"/>
+        </w:tabs>
+        <w:ind w:left="720" w:hanging="360"/>
+      </w:pPr>
+      <w:rPr>
+        <w:rFonts w:ascii="Symbol" w:hAnsi="Symbol" w:hint="default"/>
+        <w:sz w:val="20"/>
+      </w:rPr>
+    </w:lvl>
+    <w:lvl w:ilvl="1" w:tentative="1">
+      <w:start w:val="1"/>
+      <w:numFmt w:val="bullet"/>
+      <w:lvlText w:val="o"/>
+      <w:lvlJc w:val="left"/>
+      <w:pPr>
+        <w:tabs>
+          <w:tab w:val="num" w:pos="1440"/>
+        </w:tabs>
+        <w:ind w:left="1440" w:hanging="360"/>
+      </w:pPr>
+      <w:rPr>
+        <w:rFonts w:ascii="Courier New" w:hAnsi="Courier New" w:hint="default"/>
+        <w:sz w:val="20"/>
+      </w:rPr>
+    </w:lvl>
+    <w:lvl w:ilvl="2" w:tentative="1">
+      <w:start w:val="1"/>
+      <w:numFmt w:val="bullet"/>
+      <w:lvlText w:val=""/>
+      <w:lvlJc w:val="left"/>
+      <w:pPr>
+        <w:tabs>
+          <w:tab w:val="num" w:pos="2160"/>
+        </w:tabs>
+        <w:ind w:left="2160" w:hanging="360"/>
+      </w:pPr>
+      <w:rPr>
+        <w:rFonts w:ascii="Wingdings" w:hAnsi="Wingdings" w:hint="default"/>
+        <w:sz w:val="20"/>
+      </w:rPr>
+    </w:lvl>
+    <w:lvl w:ilvl="3" w:tentative="1">
+      <w:start w:val="1"/>
+      <w:numFmt w:val="bullet"/>
+      <w:lvlText w:val=""/>
+      <w:lvlJc w:val="left"/>
+      <w:pPr>
+        <w:tabs>
+          <w:tab w:val="num" w:pos="2880"/>
+        </w:tabs>
+        <w:ind w:left="2880" w:hanging="360"/>
+      </w:pPr>
+      <w:rPr>
+        <w:rFonts w:ascii="Wingdings" w:hAnsi="Wingdings" w:hint="default"/>
+        <w:sz w:val="20"/>
+      </w:rPr>
+    </w:lvl>
+    <w:lvl w:ilvl="4" w:tentative="1">
+      <w:start w:val="1"/>
+      <w:numFmt w:val="bullet"/>
+      <w:lvlText w:val=""/>
+      <w:lvlJc w:val="left"/>
+      <w:pPr>
+        <w:tabs>
+          <w:tab w:val="num" w:pos="3600"/>
+        </w:tabs>
+        <w:ind w:left="3600" w:hanging="360"/>
+      </w:pPr>
+      <w:rPr>
+        <w:rFonts w:ascii="Wingdings" w:hAnsi="Wingdings" w:hint="default"/>
+        <w:sz w:val="20"/>
+      </w:rPr>
+    </w:lvl>
+    <w:lvl w:ilvl="5" w:tentative="1">
+      <w:start w:val="1"/>
+      <w:numFmt w:val="bullet"/>
+      <w:lvlText w:val=""/>
+      <w:lvlJc w:val="left"/>
+      <w:pPr>
+        <w:tabs>
+          <w:tab w:val="num" w:pos="4320"/>
+        </w:tabs>
+        <w:ind w:left="4320" w:hanging="360"/>
+      </w:pPr>
+      <w:rPr>
+        <w:rFonts w:ascii="Wingdings" w:hAnsi="Wingdings" w:hint="default"/>
+        <w:sz w:val="20"/>
+      </w:rPr>
+    </w:lvl>
+    <w:lvl w:ilvl="6" w:tentative="1">
+      <w:start w:val="1"/>
+      <w:numFmt w:val="bullet"/>
+      <w:lvlText w:val=""/>
+      <w:lvlJc w:val="left"/>
+      <w:pPr>
+        <w:tabs>
+          <w:tab w:val="num" w:pos="5040"/>
+        </w:tabs>
+        <w:ind w:left="5040" w:hanging="360"/>
+      </w:pPr>
+      <w:rPr>
+        <w:rFonts w:ascii="Wingdings" w:hAnsi="Wingdings" w:hint="default"/>
+        <w:sz w:val="20"/>
+      </w:rPr>
+    </w:lvl>
+    <w:lvl w:ilvl="7" w:tentative="1">
+      <w:start w:val="1"/>
+      <w:numFmt w:val="bullet"/>
+      <w:lvlText w:val=""/>
+      <w:lvlJc w:val="left"/>
+      <w:pPr>
+        <w:tabs>
+          <w:tab w:val="num" w:pos="5760"/>
+        </w:tabs>
+        <w:ind w:left="5760" w:hanging="360"/>
+      </w:pPr>
+      <w:rPr>
+        <w:rFonts w:ascii="Wingdings" w:hAnsi="Wingdings" w:hint="default"/>
+        <w:sz w:val="20"/>
+      </w:rPr>
+    </w:lvl>
+    <w:lvl w:ilvl="8" w:tentative="1">
+      <w:start w:val="1"/>
+      <w:numFmt w:val="bullet"/>
+      <w:lvlText w:val=""/>
+      <w:lvlJc w:val="left"/>
+      <w:pPr>
+        <w:tabs>
+          <w:tab w:val="num" w:pos="6480"/>
+        </w:tabs>
+        <w:ind w:left="6480" w:hanging="360"/>
+      </w:pPr>
+      <w:rPr>
+        <w:rFonts w:ascii="Wingdings" w:hAnsi="Wingdings" w:hint="default"/>
+        <w:sz w:val="20"/>
+      </w:rPr>
+    </w:lvl>
+  </w:abstractNum>
+  <w:abstractNum w:abstractNumId="11" w15:restartNumberingAfterBreak="0">
     <w:nsid w:val="5AF7762B"/>
     <w:multiLevelType w:val="multilevel"/>
     <w:tmpl w:val="41EA0448"/>
@@ -5287,16 +10988,651 @@
         </w:tabs>
         <w:ind w:left="6480" w:hanging="360"/>
       </w:pPr>
+    </w:lvl>
+  </w:abstractNum>
+  <w:abstractNum w:abstractNumId="12" w15:restartNumberingAfterBreak="0">
+    <w:nsid w:val="5BCC65E4"/>
+    <w:multiLevelType w:val="multilevel"/>
+    <w:tmpl w:val="72187854"/>
+    <w:lvl w:ilvl="0">
+      <w:start w:val="1"/>
+      <w:numFmt w:val="bullet"/>
+      <w:lvlText w:val=""/>
+      <w:lvlJc w:val="left"/>
+      <w:pPr>
+        <w:tabs>
+          <w:tab w:val="num" w:pos="720"/>
+        </w:tabs>
+        <w:ind w:left="720" w:hanging="360"/>
+      </w:pPr>
+      <w:rPr>
+        <w:rFonts w:ascii="Symbol" w:hAnsi="Symbol" w:hint="default"/>
+        <w:sz w:val="20"/>
+      </w:rPr>
+    </w:lvl>
+    <w:lvl w:ilvl="1" w:tentative="1">
+      <w:start w:val="1"/>
+      <w:numFmt w:val="bullet"/>
+      <w:lvlText w:val="o"/>
+      <w:lvlJc w:val="left"/>
+      <w:pPr>
+        <w:tabs>
+          <w:tab w:val="num" w:pos="1440"/>
+        </w:tabs>
+        <w:ind w:left="1440" w:hanging="360"/>
+      </w:pPr>
+      <w:rPr>
+        <w:rFonts w:ascii="Courier New" w:hAnsi="Courier New" w:hint="default"/>
+        <w:sz w:val="20"/>
+      </w:rPr>
+    </w:lvl>
+    <w:lvl w:ilvl="2" w:tentative="1">
+      <w:start w:val="1"/>
+      <w:numFmt w:val="bullet"/>
+      <w:lvlText w:val=""/>
+      <w:lvlJc w:val="left"/>
+      <w:pPr>
+        <w:tabs>
+          <w:tab w:val="num" w:pos="2160"/>
+        </w:tabs>
+        <w:ind w:left="2160" w:hanging="360"/>
+      </w:pPr>
+      <w:rPr>
+        <w:rFonts w:ascii="Wingdings" w:hAnsi="Wingdings" w:hint="default"/>
+        <w:sz w:val="20"/>
+      </w:rPr>
+    </w:lvl>
+    <w:lvl w:ilvl="3" w:tentative="1">
+      <w:start w:val="1"/>
+      <w:numFmt w:val="bullet"/>
+      <w:lvlText w:val=""/>
+      <w:lvlJc w:val="left"/>
+      <w:pPr>
+        <w:tabs>
+          <w:tab w:val="num" w:pos="2880"/>
+        </w:tabs>
+        <w:ind w:left="2880" w:hanging="360"/>
+      </w:pPr>
+      <w:rPr>
+        <w:rFonts w:ascii="Wingdings" w:hAnsi="Wingdings" w:hint="default"/>
+        <w:sz w:val="20"/>
+      </w:rPr>
+    </w:lvl>
+    <w:lvl w:ilvl="4" w:tentative="1">
+      <w:start w:val="1"/>
+      <w:numFmt w:val="bullet"/>
+      <w:lvlText w:val=""/>
+      <w:lvlJc w:val="left"/>
+      <w:pPr>
+        <w:tabs>
+          <w:tab w:val="num" w:pos="3600"/>
+        </w:tabs>
+        <w:ind w:left="3600" w:hanging="360"/>
+      </w:pPr>
+      <w:rPr>
+        <w:rFonts w:ascii="Wingdings" w:hAnsi="Wingdings" w:hint="default"/>
+        <w:sz w:val="20"/>
+      </w:rPr>
+    </w:lvl>
+    <w:lvl w:ilvl="5" w:tentative="1">
+      <w:start w:val="1"/>
+      <w:numFmt w:val="bullet"/>
+      <w:lvlText w:val=""/>
+      <w:lvlJc w:val="left"/>
+      <w:pPr>
+        <w:tabs>
+          <w:tab w:val="num" w:pos="4320"/>
+        </w:tabs>
+        <w:ind w:left="4320" w:hanging="360"/>
+      </w:pPr>
+      <w:rPr>
+        <w:rFonts w:ascii="Wingdings" w:hAnsi="Wingdings" w:hint="default"/>
+        <w:sz w:val="20"/>
+      </w:rPr>
+    </w:lvl>
+    <w:lvl w:ilvl="6" w:tentative="1">
+      <w:start w:val="1"/>
+      <w:numFmt w:val="bullet"/>
+      <w:lvlText w:val=""/>
+      <w:lvlJc w:val="left"/>
+      <w:pPr>
+        <w:tabs>
+          <w:tab w:val="num" w:pos="5040"/>
+        </w:tabs>
+        <w:ind w:left="5040" w:hanging="360"/>
+      </w:pPr>
+      <w:rPr>
+        <w:rFonts w:ascii="Wingdings" w:hAnsi="Wingdings" w:hint="default"/>
+        <w:sz w:val="20"/>
+      </w:rPr>
+    </w:lvl>
+    <w:lvl w:ilvl="7" w:tentative="1">
+      <w:start w:val="1"/>
+      <w:numFmt w:val="bullet"/>
+      <w:lvlText w:val=""/>
+      <w:lvlJc w:val="left"/>
+      <w:pPr>
+        <w:tabs>
+          <w:tab w:val="num" w:pos="5760"/>
+        </w:tabs>
+        <w:ind w:left="5760" w:hanging="360"/>
+      </w:pPr>
+      <w:rPr>
+        <w:rFonts w:ascii="Wingdings" w:hAnsi="Wingdings" w:hint="default"/>
+        <w:sz w:val="20"/>
+      </w:rPr>
+    </w:lvl>
+    <w:lvl w:ilvl="8" w:tentative="1">
+      <w:start w:val="1"/>
+      <w:numFmt w:val="bullet"/>
+      <w:lvlText w:val=""/>
+      <w:lvlJc w:val="left"/>
+      <w:pPr>
+        <w:tabs>
+          <w:tab w:val="num" w:pos="6480"/>
+        </w:tabs>
+        <w:ind w:left="6480" w:hanging="360"/>
+      </w:pPr>
+      <w:rPr>
+        <w:rFonts w:ascii="Wingdings" w:hAnsi="Wingdings" w:hint="default"/>
+        <w:sz w:val="20"/>
+      </w:rPr>
+    </w:lvl>
+  </w:abstractNum>
+  <w:abstractNum w:abstractNumId="13" w15:restartNumberingAfterBreak="0">
+    <w:nsid w:val="5E151AF8"/>
+    <w:multiLevelType w:val="multilevel"/>
+    <w:tmpl w:val="AB708C2C"/>
+    <w:lvl w:ilvl="0">
+      <w:start w:val="1"/>
+      <w:numFmt w:val="bullet"/>
+      <w:lvlText w:val=""/>
+      <w:lvlJc w:val="left"/>
+      <w:pPr>
+        <w:tabs>
+          <w:tab w:val="num" w:pos="720"/>
+        </w:tabs>
+        <w:ind w:left="720" w:hanging="360"/>
+      </w:pPr>
+      <w:rPr>
+        <w:rFonts w:ascii="Symbol" w:hAnsi="Symbol" w:hint="default"/>
+        <w:sz w:val="20"/>
+      </w:rPr>
+    </w:lvl>
+    <w:lvl w:ilvl="1" w:tentative="1">
+      <w:start w:val="1"/>
+      <w:numFmt w:val="bullet"/>
+      <w:lvlText w:val="o"/>
+      <w:lvlJc w:val="left"/>
+      <w:pPr>
+        <w:tabs>
+          <w:tab w:val="num" w:pos="1440"/>
+        </w:tabs>
+        <w:ind w:left="1440" w:hanging="360"/>
+      </w:pPr>
+      <w:rPr>
+        <w:rFonts w:ascii="Courier New" w:hAnsi="Courier New" w:hint="default"/>
+        <w:sz w:val="20"/>
+      </w:rPr>
+    </w:lvl>
+    <w:lvl w:ilvl="2" w:tentative="1">
+      <w:start w:val="1"/>
+      <w:numFmt w:val="bullet"/>
+      <w:lvlText w:val=""/>
+      <w:lvlJc w:val="left"/>
+      <w:pPr>
+        <w:tabs>
+          <w:tab w:val="num" w:pos="2160"/>
+        </w:tabs>
+        <w:ind w:left="2160" w:hanging="360"/>
+      </w:pPr>
+      <w:rPr>
+        <w:rFonts w:ascii="Wingdings" w:hAnsi="Wingdings" w:hint="default"/>
+        <w:sz w:val="20"/>
+      </w:rPr>
+    </w:lvl>
+    <w:lvl w:ilvl="3" w:tentative="1">
+      <w:start w:val="1"/>
+      <w:numFmt w:val="bullet"/>
+      <w:lvlText w:val=""/>
+      <w:lvlJc w:val="left"/>
+      <w:pPr>
+        <w:tabs>
+          <w:tab w:val="num" w:pos="2880"/>
+        </w:tabs>
+        <w:ind w:left="2880" w:hanging="360"/>
+      </w:pPr>
+      <w:rPr>
+        <w:rFonts w:ascii="Wingdings" w:hAnsi="Wingdings" w:hint="default"/>
+        <w:sz w:val="20"/>
+      </w:rPr>
+    </w:lvl>
+    <w:lvl w:ilvl="4" w:tentative="1">
+      <w:start w:val="1"/>
+      <w:numFmt w:val="bullet"/>
+      <w:lvlText w:val=""/>
+      <w:lvlJc w:val="left"/>
+      <w:pPr>
+        <w:tabs>
+          <w:tab w:val="num" w:pos="3600"/>
+        </w:tabs>
+        <w:ind w:left="3600" w:hanging="360"/>
+      </w:pPr>
+      <w:rPr>
+        <w:rFonts w:ascii="Wingdings" w:hAnsi="Wingdings" w:hint="default"/>
+        <w:sz w:val="20"/>
+      </w:rPr>
+    </w:lvl>
+    <w:lvl w:ilvl="5" w:tentative="1">
+      <w:start w:val="1"/>
+      <w:numFmt w:val="bullet"/>
+      <w:lvlText w:val=""/>
+      <w:lvlJc w:val="left"/>
+      <w:pPr>
+        <w:tabs>
+          <w:tab w:val="num" w:pos="4320"/>
+        </w:tabs>
+        <w:ind w:left="4320" w:hanging="360"/>
+      </w:pPr>
+      <w:rPr>
+        <w:rFonts w:ascii="Wingdings" w:hAnsi="Wingdings" w:hint="default"/>
+        <w:sz w:val="20"/>
+      </w:rPr>
+    </w:lvl>
+    <w:lvl w:ilvl="6" w:tentative="1">
+      <w:start w:val="1"/>
+      <w:numFmt w:val="bullet"/>
+      <w:lvlText w:val=""/>
+      <w:lvlJc w:val="left"/>
+      <w:pPr>
+        <w:tabs>
+          <w:tab w:val="num" w:pos="5040"/>
+        </w:tabs>
+        <w:ind w:left="5040" w:hanging="360"/>
+      </w:pPr>
+      <w:rPr>
+        <w:rFonts w:ascii="Wingdings" w:hAnsi="Wingdings" w:hint="default"/>
+        <w:sz w:val="20"/>
+      </w:rPr>
+    </w:lvl>
+    <w:lvl w:ilvl="7" w:tentative="1">
+      <w:start w:val="1"/>
+      <w:numFmt w:val="bullet"/>
+      <w:lvlText w:val=""/>
+      <w:lvlJc w:val="left"/>
+      <w:pPr>
+        <w:tabs>
+          <w:tab w:val="num" w:pos="5760"/>
+        </w:tabs>
+        <w:ind w:left="5760" w:hanging="360"/>
+      </w:pPr>
+      <w:rPr>
+        <w:rFonts w:ascii="Wingdings" w:hAnsi="Wingdings" w:hint="default"/>
+        <w:sz w:val="20"/>
+      </w:rPr>
+    </w:lvl>
+    <w:lvl w:ilvl="8" w:tentative="1">
+      <w:start w:val="1"/>
+      <w:numFmt w:val="bullet"/>
+      <w:lvlText w:val=""/>
+      <w:lvlJc w:val="left"/>
+      <w:pPr>
+        <w:tabs>
+          <w:tab w:val="num" w:pos="6480"/>
+        </w:tabs>
+        <w:ind w:left="6480" w:hanging="360"/>
+      </w:pPr>
+      <w:rPr>
+        <w:rFonts w:ascii="Wingdings" w:hAnsi="Wingdings" w:hint="default"/>
+        <w:sz w:val="20"/>
+      </w:rPr>
+    </w:lvl>
+  </w:abstractNum>
+  <w:abstractNum w:abstractNumId="14" w15:restartNumberingAfterBreak="0">
+    <w:nsid w:val="71DE149C"/>
+    <w:multiLevelType w:val="multilevel"/>
+    <w:tmpl w:val="CEC61E66"/>
+    <w:lvl w:ilvl="0">
+      <w:start w:val="1"/>
+      <w:numFmt w:val="bullet"/>
+      <w:lvlText w:val=""/>
+      <w:lvlJc w:val="left"/>
+      <w:pPr>
+        <w:tabs>
+          <w:tab w:val="num" w:pos="720"/>
+        </w:tabs>
+        <w:ind w:left="720" w:hanging="360"/>
+      </w:pPr>
+      <w:rPr>
+        <w:rFonts w:ascii="Symbol" w:hAnsi="Symbol" w:hint="default"/>
+        <w:sz w:val="20"/>
+      </w:rPr>
+    </w:lvl>
+    <w:lvl w:ilvl="1" w:tentative="1">
+      <w:start w:val="1"/>
+      <w:numFmt w:val="bullet"/>
+      <w:lvlText w:val="o"/>
+      <w:lvlJc w:val="left"/>
+      <w:pPr>
+        <w:tabs>
+          <w:tab w:val="num" w:pos="1440"/>
+        </w:tabs>
+        <w:ind w:left="1440" w:hanging="360"/>
+      </w:pPr>
+      <w:rPr>
+        <w:rFonts w:ascii="Courier New" w:hAnsi="Courier New" w:hint="default"/>
+        <w:sz w:val="20"/>
+      </w:rPr>
+    </w:lvl>
+    <w:lvl w:ilvl="2" w:tentative="1">
+      <w:start w:val="1"/>
+      <w:numFmt w:val="bullet"/>
+      <w:lvlText w:val=""/>
+      <w:lvlJc w:val="left"/>
+      <w:pPr>
+        <w:tabs>
+          <w:tab w:val="num" w:pos="2160"/>
+        </w:tabs>
+        <w:ind w:left="2160" w:hanging="360"/>
+      </w:pPr>
+      <w:rPr>
+        <w:rFonts w:ascii="Wingdings" w:hAnsi="Wingdings" w:hint="default"/>
+        <w:sz w:val="20"/>
+      </w:rPr>
+    </w:lvl>
+    <w:lvl w:ilvl="3" w:tentative="1">
+      <w:start w:val="1"/>
+      <w:numFmt w:val="bullet"/>
+      <w:lvlText w:val=""/>
+      <w:lvlJc w:val="left"/>
+      <w:pPr>
+        <w:tabs>
+          <w:tab w:val="num" w:pos="2880"/>
+        </w:tabs>
+        <w:ind w:left="2880" w:hanging="360"/>
+      </w:pPr>
+      <w:rPr>
+        <w:rFonts w:ascii="Wingdings" w:hAnsi="Wingdings" w:hint="default"/>
+        <w:sz w:val="20"/>
+      </w:rPr>
+    </w:lvl>
+    <w:lvl w:ilvl="4" w:tentative="1">
+      <w:start w:val="1"/>
+      <w:numFmt w:val="bullet"/>
+      <w:lvlText w:val=""/>
+      <w:lvlJc w:val="left"/>
+      <w:pPr>
+        <w:tabs>
+          <w:tab w:val="num" w:pos="3600"/>
+        </w:tabs>
+        <w:ind w:left="3600" w:hanging="360"/>
+      </w:pPr>
+      <w:rPr>
+        <w:rFonts w:ascii="Wingdings" w:hAnsi="Wingdings" w:hint="default"/>
+        <w:sz w:val="20"/>
+      </w:rPr>
+    </w:lvl>
+    <w:lvl w:ilvl="5" w:tentative="1">
+      <w:start w:val="1"/>
+      <w:numFmt w:val="bullet"/>
+      <w:lvlText w:val=""/>
+      <w:lvlJc w:val="left"/>
+      <w:pPr>
+        <w:tabs>
+          <w:tab w:val="num" w:pos="4320"/>
+        </w:tabs>
+        <w:ind w:left="4320" w:hanging="360"/>
+      </w:pPr>
+      <w:rPr>
+        <w:rFonts w:ascii="Wingdings" w:hAnsi="Wingdings" w:hint="default"/>
+        <w:sz w:val="20"/>
+      </w:rPr>
+    </w:lvl>
+    <w:lvl w:ilvl="6" w:tentative="1">
+      <w:start w:val="1"/>
+      <w:numFmt w:val="bullet"/>
+      <w:lvlText w:val=""/>
+      <w:lvlJc w:val="left"/>
+      <w:pPr>
+        <w:tabs>
+          <w:tab w:val="num" w:pos="5040"/>
+        </w:tabs>
+        <w:ind w:left="5040" w:hanging="360"/>
+      </w:pPr>
+      <w:rPr>
+        <w:rFonts w:ascii="Wingdings" w:hAnsi="Wingdings" w:hint="default"/>
+        <w:sz w:val="20"/>
+      </w:rPr>
+    </w:lvl>
+    <w:lvl w:ilvl="7" w:tentative="1">
+      <w:start w:val="1"/>
+      <w:numFmt w:val="bullet"/>
+      <w:lvlText w:val=""/>
+      <w:lvlJc w:val="left"/>
+      <w:pPr>
+        <w:tabs>
+          <w:tab w:val="num" w:pos="5760"/>
+        </w:tabs>
+        <w:ind w:left="5760" w:hanging="360"/>
+      </w:pPr>
+      <w:rPr>
+        <w:rFonts w:ascii="Wingdings" w:hAnsi="Wingdings" w:hint="default"/>
+        <w:sz w:val="20"/>
+      </w:rPr>
+    </w:lvl>
+    <w:lvl w:ilvl="8" w:tentative="1">
+      <w:start w:val="1"/>
+      <w:numFmt w:val="bullet"/>
+      <w:lvlText w:val=""/>
+      <w:lvlJc w:val="left"/>
+      <w:pPr>
+        <w:tabs>
+          <w:tab w:val="num" w:pos="6480"/>
+        </w:tabs>
+        <w:ind w:left="6480" w:hanging="360"/>
+      </w:pPr>
+      <w:rPr>
+        <w:rFonts w:ascii="Wingdings" w:hAnsi="Wingdings" w:hint="default"/>
+        <w:sz w:val="20"/>
+      </w:rPr>
+    </w:lvl>
+  </w:abstractNum>
+  <w:abstractNum w:abstractNumId="15" w15:restartNumberingAfterBreak="0">
+    <w:nsid w:val="7B455614"/>
+    <w:multiLevelType w:val="multilevel"/>
+    <w:tmpl w:val="15AA8DEA"/>
+    <w:lvl w:ilvl="0">
+      <w:start w:val="1"/>
+      <w:numFmt w:val="bullet"/>
+      <w:lvlText w:val=""/>
+      <w:lvlJc w:val="left"/>
+      <w:pPr>
+        <w:tabs>
+          <w:tab w:val="num" w:pos="720"/>
+        </w:tabs>
+        <w:ind w:left="720" w:hanging="360"/>
+      </w:pPr>
+      <w:rPr>
+        <w:rFonts w:ascii="Symbol" w:hAnsi="Symbol" w:hint="default"/>
+        <w:sz w:val="20"/>
+      </w:rPr>
+    </w:lvl>
+    <w:lvl w:ilvl="1" w:tentative="1">
+      <w:start w:val="1"/>
+      <w:numFmt w:val="bullet"/>
+      <w:lvlText w:val="o"/>
+      <w:lvlJc w:val="left"/>
+      <w:pPr>
+        <w:tabs>
+          <w:tab w:val="num" w:pos="1440"/>
+        </w:tabs>
+        <w:ind w:left="1440" w:hanging="360"/>
+      </w:pPr>
+      <w:rPr>
+        <w:rFonts w:ascii="Courier New" w:hAnsi="Courier New" w:hint="default"/>
+        <w:sz w:val="20"/>
+      </w:rPr>
+    </w:lvl>
+    <w:lvl w:ilvl="2" w:tentative="1">
+      <w:start w:val="1"/>
+      <w:numFmt w:val="bullet"/>
+      <w:lvlText w:val=""/>
+      <w:lvlJc w:val="left"/>
+      <w:pPr>
+        <w:tabs>
+          <w:tab w:val="num" w:pos="2160"/>
+        </w:tabs>
+        <w:ind w:left="2160" w:hanging="360"/>
+      </w:pPr>
+      <w:rPr>
+        <w:rFonts w:ascii="Wingdings" w:hAnsi="Wingdings" w:hint="default"/>
+        <w:sz w:val="20"/>
+      </w:rPr>
+    </w:lvl>
+    <w:lvl w:ilvl="3" w:tentative="1">
+      <w:start w:val="1"/>
+      <w:numFmt w:val="bullet"/>
+      <w:lvlText w:val=""/>
+      <w:lvlJc w:val="left"/>
+      <w:pPr>
+        <w:tabs>
+          <w:tab w:val="num" w:pos="2880"/>
+        </w:tabs>
+        <w:ind w:left="2880" w:hanging="360"/>
+      </w:pPr>
+      <w:rPr>
+        <w:rFonts w:ascii="Wingdings" w:hAnsi="Wingdings" w:hint="default"/>
+        <w:sz w:val="20"/>
+      </w:rPr>
+    </w:lvl>
+    <w:lvl w:ilvl="4" w:tentative="1">
+      <w:start w:val="1"/>
+      <w:numFmt w:val="bullet"/>
+      <w:lvlText w:val=""/>
+      <w:lvlJc w:val="left"/>
+      <w:pPr>
+        <w:tabs>
+          <w:tab w:val="num" w:pos="3600"/>
+        </w:tabs>
+        <w:ind w:left="3600" w:hanging="360"/>
+      </w:pPr>
+      <w:rPr>
+        <w:rFonts w:ascii="Wingdings" w:hAnsi="Wingdings" w:hint="default"/>
+        <w:sz w:val="20"/>
+      </w:rPr>
+    </w:lvl>
+    <w:lvl w:ilvl="5" w:tentative="1">
+      <w:start w:val="1"/>
+      <w:numFmt w:val="bullet"/>
+      <w:lvlText w:val=""/>
+      <w:lvlJc w:val="left"/>
+      <w:pPr>
+        <w:tabs>
+          <w:tab w:val="num" w:pos="4320"/>
+        </w:tabs>
+        <w:ind w:left="4320" w:hanging="360"/>
+      </w:pPr>
+      <w:rPr>
+        <w:rFonts w:ascii="Wingdings" w:hAnsi="Wingdings" w:hint="default"/>
+        <w:sz w:val="20"/>
+      </w:rPr>
+    </w:lvl>
+    <w:lvl w:ilvl="6" w:tentative="1">
+      <w:start w:val="1"/>
+      <w:numFmt w:val="bullet"/>
+      <w:lvlText w:val=""/>
+      <w:lvlJc w:val="left"/>
+      <w:pPr>
+        <w:tabs>
+          <w:tab w:val="num" w:pos="5040"/>
+        </w:tabs>
+        <w:ind w:left="5040" w:hanging="360"/>
+      </w:pPr>
+      <w:rPr>
+        <w:rFonts w:ascii="Wingdings" w:hAnsi="Wingdings" w:hint="default"/>
+        <w:sz w:val="20"/>
+      </w:rPr>
+    </w:lvl>
+    <w:lvl w:ilvl="7" w:tentative="1">
+      <w:start w:val="1"/>
+      <w:numFmt w:val="bullet"/>
+      <w:lvlText w:val=""/>
+      <w:lvlJc w:val="left"/>
+      <w:pPr>
+        <w:tabs>
+          <w:tab w:val="num" w:pos="5760"/>
+        </w:tabs>
+        <w:ind w:left="5760" w:hanging="360"/>
+      </w:pPr>
+      <w:rPr>
+        <w:rFonts w:ascii="Wingdings" w:hAnsi="Wingdings" w:hint="default"/>
+        <w:sz w:val="20"/>
+      </w:rPr>
+    </w:lvl>
+    <w:lvl w:ilvl="8" w:tentative="1">
+      <w:start w:val="1"/>
+      <w:numFmt w:val="bullet"/>
+      <w:lvlText w:val=""/>
+      <w:lvlJc w:val="left"/>
+      <w:pPr>
+        <w:tabs>
+          <w:tab w:val="num" w:pos="6480"/>
+        </w:tabs>
+        <w:ind w:left="6480" w:hanging="360"/>
+      </w:pPr>
+      <w:rPr>
+        <w:rFonts w:ascii="Wingdings" w:hAnsi="Wingdings" w:hint="default"/>
+        <w:sz w:val="20"/>
+      </w:rPr>
     </w:lvl>
   </w:abstractNum>
   <w:num w:numId="1" w16cid:durableId="396634287">
     <w:abstractNumId w:val="1"/>
   </w:num>
   <w:num w:numId="2" w16cid:durableId="1044215366">
-    <w:abstractNumId w:val="2"/>
+    <w:abstractNumId w:val="11"/>
   </w:num>
   <w:num w:numId="3" w16cid:durableId="985166348">
     <w:abstractNumId w:val="0"/>
+  </w:num>
+  <w:num w:numId="4" w16cid:durableId="729888864">
+    <w:abstractNumId w:val="7"/>
+  </w:num>
+  <w:num w:numId="5" w16cid:durableId="198318860">
+    <w:abstractNumId w:val="6"/>
+  </w:num>
+  <w:num w:numId="6" w16cid:durableId="1504472436">
+    <w:abstractNumId w:val="15"/>
+  </w:num>
+  <w:num w:numId="7" w16cid:durableId="1599800087">
+    <w:abstractNumId w:val="12"/>
+  </w:num>
+  <w:num w:numId="8" w16cid:durableId="1037193736">
+    <w:abstractNumId w:val="2"/>
+  </w:num>
+  <w:num w:numId="9" w16cid:durableId="1873029701">
+    <w:abstractNumId w:val="9"/>
+  </w:num>
+  <w:num w:numId="10" w16cid:durableId="1526555931">
+    <w:abstractNumId w:val="14"/>
+  </w:num>
+  <w:num w:numId="11" w16cid:durableId="429736782">
+    <w:abstractNumId w:val="10"/>
+  </w:num>
+  <w:num w:numId="12" w16cid:durableId="623737725">
+    <w:abstractNumId w:val="5"/>
+  </w:num>
+  <w:num w:numId="13" w16cid:durableId="1717390538">
+    <w:abstractNumId w:val="3"/>
+  </w:num>
+  <w:num w:numId="14" w16cid:durableId="128788471">
+    <w:abstractNumId w:val="4"/>
+  </w:num>
+  <w:num w:numId="15" w16cid:durableId="92946257">
+    <w:abstractNumId w:val="13"/>
+  </w:num>
+  <w:num w:numId="16" w16cid:durableId="388504944">
+    <w:abstractNumId w:val="8"/>
   </w:num>
 </w:numbering>
 </file>
@@ -5726,7 +12062,6 @@
     <w:next w:val="Normal"/>
     <w:link w:val="Heading2Char"/>
     <w:uiPriority w:val="9"/>
-    <w:semiHidden/>
     <w:unhideWhenUsed/>
     <w:qFormat/>
     <w:rsid w:val="00FE3B8A"/>
@@ -5749,7 +12084,6 @@
     <w:next w:val="Normal"/>
     <w:link w:val="Heading3Char"/>
     <w:uiPriority w:val="9"/>
-    <w:semiHidden/>
     <w:unhideWhenUsed/>
     <w:qFormat/>
     <w:rsid w:val="00FE3B8A"/>
@@ -5942,7 +12276,6 @@
     <w:basedOn w:val="DefaultParagraphFont"/>
     <w:link w:val="Heading2"/>
     <w:uiPriority w:val="9"/>
-    <w:semiHidden/>
     <w:rsid w:val="00FE3B8A"/>
     <w:rPr>
       <w:rFonts w:asciiTheme="majorHAnsi" w:eastAsiaTheme="majorEastAsia" w:hAnsiTheme="majorHAnsi" w:cstheme="majorBidi"/>
@@ -5957,7 +12290,6 @@
     <w:basedOn w:val="DefaultParagraphFont"/>
     <w:link w:val="Heading3"/>
     <w:uiPriority w:val="9"/>
-    <w:semiHidden/>
     <w:rsid w:val="00FE3B8A"/>
     <w:rPr>
       <w:rFonts w:eastAsiaTheme="majorEastAsia" w:cstheme="majorBidi"/>
@@ -6231,7 +12563,6 @@
     <w:name w:val="Normal (Web)"/>
     <w:basedOn w:val="Normal"/>
     <w:uiPriority w:val="99"/>
-    <w:semiHidden/>
     <w:unhideWhenUsed/>
     <w:rsid w:val="00764A24"/>
     <w:pPr>
@@ -6329,6 +12660,226 @@
       <w:color w:val="96607D" w:themeColor="followedHyperlink"/>
       <w:u w:val="single"/>
     </w:rPr>
+  </w:style>
+  <w:style w:type="character" w:styleId="Strong">
+    <w:name w:val="Strong"/>
+    <w:basedOn w:val="DefaultParagraphFont"/>
+    <w:uiPriority w:val="22"/>
+    <w:qFormat/>
+    <w:rsid w:val="00465375"/>
+    <w:rPr>
+      <w:b/>
+      <w:bCs/>
+    </w:rPr>
+  </w:style>
+  <w:style w:type="paragraph" w:styleId="HTMLPreformatted">
+    <w:name w:val="HTML Preformatted"/>
+    <w:basedOn w:val="Normal"/>
+    <w:link w:val="HTMLPreformattedChar"/>
+    <w:uiPriority w:val="99"/>
+    <w:semiHidden/>
+    <w:unhideWhenUsed/>
+    <w:rsid w:val="00465375"/>
+    <w:pPr>
+      <w:tabs>
+        <w:tab w:val="left" w:pos="916"/>
+        <w:tab w:val="left" w:pos="1832"/>
+        <w:tab w:val="left" w:pos="2748"/>
+        <w:tab w:val="left" w:pos="3664"/>
+        <w:tab w:val="left" w:pos="4580"/>
+        <w:tab w:val="left" w:pos="5496"/>
+        <w:tab w:val="left" w:pos="6412"/>
+        <w:tab w:val="left" w:pos="7328"/>
+        <w:tab w:val="left" w:pos="8244"/>
+        <w:tab w:val="left" w:pos="9160"/>
+        <w:tab w:val="left" w:pos="10076"/>
+        <w:tab w:val="left" w:pos="10992"/>
+        <w:tab w:val="left" w:pos="11908"/>
+        <w:tab w:val="left" w:pos="12824"/>
+        <w:tab w:val="left" w:pos="13740"/>
+        <w:tab w:val="left" w:pos="14656"/>
+      </w:tabs>
+    </w:pPr>
+    <w:rPr>
+      <w:rFonts w:ascii="Courier New" w:eastAsia="Times New Roman" w:hAnsi="Courier New" w:cs="Courier New"/>
+      <w:sz w:val="20"/>
+      <w:szCs w:val="20"/>
+      <w:lang w:val="en-CA"/>
+    </w:rPr>
+  </w:style>
+  <w:style w:type="character" w:customStyle="1" w:styleId="HTMLPreformattedChar">
+    <w:name w:val="HTML Preformatted Char"/>
+    <w:basedOn w:val="DefaultParagraphFont"/>
+    <w:link w:val="HTMLPreformatted"/>
+    <w:uiPriority w:val="99"/>
+    <w:semiHidden/>
+    <w:rsid w:val="00465375"/>
+    <w:rPr>
+      <w:rFonts w:ascii="Courier New" w:eastAsia="Times New Roman" w:hAnsi="Courier New" w:cs="Courier New"/>
+      <w:sz w:val="20"/>
+      <w:szCs w:val="20"/>
+    </w:rPr>
+  </w:style>
+  <w:style w:type="character" w:customStyle="1" w:styleId="e">
+    <w:name w:val="ͼe"/>
+    <w:basedOn w:val="DefaultParagraphFont"/>
+    <w:rsid w:val="00465375"/>
+  </w:style>
+  <w:style w:type="character" w:customStyle="1" w:styleId="8">
+    <w:name w:val="ͼ8"/>
+    <w:basedOn w:val="DefaultParagraphFont"/>
+    <w:rsid w:val="00465375"/>
+  </w:style>
+  <w:style w:type="character" w:customStyle="1" w:styleId="b">
+    <w:name w:val="ͼb"/>
+    <w:basedOn w:val="DefaultParagraphFont"/>
+    <w:rsid w:val="00465375"/>
+  </w:style>
+  <w:style w:type="character" w:styleId="Emphasis">
+    <w:name w:val="Emphasis"/>
+    <w:basedOn w:val="DefaultParagraphFont"/>
+    <w:uiPriority w:val="20"/>
+    <w:qFormat/>
+    <w:rsid w:val="00465375"/>
+    <w:rPr>
+      <w:i/>
+      <w:iCs/>
+    </w:rPr>
+  </w:style>
+  <w:style w:type="paragraph" w:customStyle="1" w:styleId="msonormal0">
+    <w:name w:val="msonormal"/>
+    <w:basedOn w:val="Normal"/>
+    <w:rsid w:val="00A2722F"/>
+    <w:pPr>
+      <w:spacing w:before="100" w:beforeAutospacing="1" w:after="100" w:afterAutospacing="1"/>
+    </w:pPr>
+    <w:rPr>
+      <w:rFonts w:ascii="Times New Roman" w:eastAsia="Times New Roman" w:hAnsi="Times New Roman" w:cs="Times New Roman"/>
+      <w:lang w:val="en-CA"/>
+    </w:rPr>
+  </w:style>
+  <w:style w:type="character" w:customStyle="1" w:styleId="label">
+    <w:name w:val="label"/>
+    <w:basedOn w:val="DefaultParagraphFont"/>
+    <w:rsid w:val="00A2722F"/>
+  </w:style>
+  <w:style w:type="character" w:customStyle="1" w:styleId="imported-info-area">
+    <w:name w:val="imported-info-area"/>
+    <w:basedOn w:val="DefaultParagraphFont"/>
+    <w:rsid w:val="00A2722F"/>
+  </w:style>
+  <w:style w:type="character" w:customStyle="1" w:styleId="icon">
+    <w:name w:val="icon"/>
+    <w:basedOn w:val="DefaultParagraphFont"/>
+    <w:rsid w:val="00A2722F"/>
+  </w:style>
+  <w:style w:type="character" w:customStyle="1" w:styleId="cell-execution-indicator">
+    <w:name w:val="cell-execution-indicator"/>
+    <w:basedOn w:val="DefaultParagraphFont"/>
+    <w:rsid w:val="00A2722F"/>
+  </w:style>
+  <w:style w:type="character" w:customStyle="1" w:styleId="mtk8">
+    <w:name w:val="mtk8"/>
+    <w:basedOn w:val="DefaultParagraphFont"/>
+    <w:rsid w:val="00A2722F"/>
+  </w:style>
+  <w:style w:type="character" w:customStyle="1" w:styleId="mtk19">
+    <w:name w:val="mtk19"/>
+    <w:basedOn w:val="DefaultParagraphFont"/>
+    <w:rsid w:val="00A2722F"/>
+  </w:style>
+  <w:style w:type="character" w:customStyle="1" w:styleId="mtk1">
+    <w:name w:val="mtk1"/>
+    <w:basedOn w:val="DefaultParagraphFont"/>
+    <w:rsid w:val="00A2722F"/>
+  </w:style>
+  <w:style w:type="character" w:customStyle="1" w:styleId="mtk6">
+    <w:name w:val="mtk6"/>
+    <w:basedOn w:val="DefaultParagraphFont"/>
+    <w:rsid w:val="00A2722F"/>
+  </w:style>
+  <w:style w:type="character" w:customStyle="1" w:styleId="mtk15">
+    <w:name w:val="mtk15"/>
+    <w:basedOn w:val="DefaultParagraphFont"/>
+    <w:rsid w:val="00A2722F"/>
+  </w:style>
+  <w:style w:type="character" w:customStyle="1" w:styleId="mtk16">
+    <w:name w:val="mtk16"/>
+    <w:basedOn w:val="DefaultParagraphFont"/>
+    <w:rsid w:val="00A2722F"/>
+  </w:style>
+  <w:style w:type="character" w:customStyle="1" w:styleId="mtk12">
+    <w:name w:val="mtk12"/>
+    <w:basedOn w:val="DefaultParagraphFont"/>
+    <w:rsid w:val="00A2722F"/>
+  </w:style>
+  <w:style w:type="character" w:customStyle="1" w:styleId="mtk14">
+    <w:name w:val="mtk14"/>
+    <w:basedOn w:val="DefaultParagraphFont"/>
+    <w:rsid w:val="00A2722F"/>
+  </w:style>
+  <w:style w:type="character" w:customStyle="1" w:styleId="mtk21">
+    <w:name w:val="mtk21"/>
+    <w:basedOn w:val="DefaultParagraphFont"/>
+    <w:rsid w:val="00A2722F"/>
+  </w:style>
+  <w:style w:type="character" w:styleId="HTMLCode">
+    <w:name w:val="HTML Code"/>
+    <w:basedOn w:val="DefaultParagraphFont"/>
+    <w:uiPriority w:val="99"/>
+    <w:semiHidden/>
+    <w:unhideWhenUsed/>
+    <w:rsid w:val="00A2722F"/>
+    <w:rPr>
+      <w:rFonts w:ascii="Courier New" w:eastAsia="Times New Roman" w:hAnsi="Courier New" w:cs="Courier New"/>
+      <w:sz w:val="20"/>
+      <w:szCs w:val="20"/>
+    </w:rPr>
+  </w:style>
+  <w:style w:type="character" w:customStyle="1" w:styleId="md-ignore">
+    <w:name w:val="md-ignore"/>
+    <w:basedOn w:val="DefaultParagraphFont"/>
+    <w:rsid w:val="00A2722F"/>
+  </w:style>
+  <w:style w:type="character" w:customStyle="1" w:styleId="md-math">
+    <w:name w:val="md-math"/>
+    <w:basedOn w:val="DefaultParagraphFont"/>
+    <w:rsid w:val="00A2722F"/>
+  </w:style>
+  <w:style w:type="character" w:customStyle="1" w:styleId="mathjax">
+    <w:name w:val="mathjax"/>
+    <w:basedOn w:val="DefaultParagraphFont"/>
+    <w:rsid w:val="00A2722F"/>
+  </w:style>
+  <w:style w:type="character" w:customStyle="1" w:styleId="math">
+    <w:name w:val="math"/>
+    <w:basedOn w:val="DefaultParagraphFont"/>
+    <w:rsid w:val="00A2722F"/>
+  </w:style>
+  <w:style w:type="character" w:customStyle="1" w:styleId="mrow">
+    <w:name w:val="mrow"/>
+    <w:basedOn w:val="DefaultParagraphFont"/>
+    <w:rsid w:val="00A2722F"/>
+  </w:style>
+  <w:style w:type="character" w:customStyle="1" w:styleId="mi">
+    <w:name w:val="mi"/>
+    <w:basedOn w:val="DefaultParagraphFont"/>
+    <w:rsid w:val="00A2722F"/>
+  </w:style>
+  <w:style w:type="character" w:customStyle="1" w:styleId="mo">
+    <w:name w:val="mo"/>
+    <w:basedOn w:val="DefaultParagraphFont"/>
+    <w:rsid w:val="00A2722F"/>
+  </w:style>
+  <w:style w:type="character" w:customStyle="1" w:styleId="mn">
+    <w:name w:val="mn"/>
+    <w:basedOn w:val="DefaultParagraphFont"/>
+    <w:rsid w:val="00A2722F"/>
+  </w:style>
+  <w:style w:type="character" w:customStyle="1" w:styleId="next-steps-title">
+    <w:name w:val="next-steps-title"/>
+    <w:basedOn w:val="DefaultParagraphFont"/>
+    <w:rsid w:val="00A2722F"/>
   </w:style>
 </w:styles>
 </file>

--- a/assignment3/docs/Text Analysis - Assignment 3 - Sara Murphy.docx
+++ b/assignment3/docs/Text Analysis - Assignment 3 - Sara Murphy.docx
@@ -8266,7 +8266,7 @@
           <w:noProof/>
           <w:lang w:val="en-CA"/>
         </w:rPr>
-        <w:pict w14:anchorId="23800C73">
+        <w:pict w14:anchorId="65148261">
           <v:rect id="_x0000_i1027" style="width:0;height:1.5pt" o:hralign="center" o:hrstd="t" o:hr="t" fillcolor="#a0a0a0" stroked="f"/>
         </w:pict>
       </w:r>
@@ -8858,7 +8858,7 @@
           <w:noProof/>
           <w:lang w:val="en-CA"/>
         </w:rPr>
-        <w:pict w14:anchorId="7CD3D380">
+        <w:pict w14:anchorId="245515F1">
           <v:rect id="_x0000_i1026" alt="" style="width:468pt;height:.05pt;mso-width-percent:0;mso-height-percent:0;mso-width-percent:0;mso-height-percent:0" o:hralign="center" o:hrstd="t" o:hr="t" fillcolor="#a0a0a0" stroked="f"/>
         </w:pict>
       </w:r>
@@ -8954,7 +8954,7 @@
         </w:rPr>
       </w:r>
       <w:r>
-        <w:pict w14:anchorId="0F12A7CE">
+        <w:pict w14:anchorId="31F66EC4">
           <v:rect id="Horizontal Line 235" o:spid="_x0000_s1026" style="width:468pt;height:.1pt;visibility:visible;mso-wrap-style:square;mso-left-percent:-10001;mso-top-percent:-10001;mso-position-horizontal:absolute;mso-position-horizontal-relative:char;mso-position-vertical:absolute;mso-position-vertical-relative:line;mso-left-percent:-10001;mso-top-percent:-10001;v-text-anchor:top" o:gfxdata="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" filled="f">
             <o:lock v:ext="edit" rotation="t" aspectratio="t" verticies="t" text="t" shapetype="t"/>
             <w10:anchorlock/>
@@ -9157,10 +9157,451 @@
         <w:spacing w:before="100" w:beforeAutospacing="1" w:after="100" w:afterAutospacing="1"/>
         <w:rPr>
           <w:rFonts w:ascii="Times New Roman" w:eastAsia="Times New Roman" w:hAnsi="Times New Roman" w:cs="Times New Roman"/>
-          <w:color w:val="000000"/>
-          <w:lang w:val="en-CA"/>
-        </w:rPr>
-      </w:pPr>
+          <w:b/>
+          <w:bCs/>
+          <w:color w:val="000000"/>
+          <w:lang w:val="en-CA"/>
+        </w:rPr>
+      </w:pPr>
+      <w:r>
+        <w:rPr>
+          <w:rFonts w:ascii="Times New Roman" w:eastAsia="Times New Roman" w:hAnsi="Times New Roman" w:cs="Times New Roman"/>
+          <w:b/>
+          <w:bCs/>
+          <w:color w:val="000000"/>
+          <w:lang w:val="en-CA"/>
+        </w:rPr>
+        <w:t>Increased Sample to 400 observations total</w:t>
+      </w:r>
+      <w:r>
+        <w:rPr>
+          <w:rFonts w:ascii="Times New Roman" w:eastAsia="Times New Roman" w:hAnsi="Times New Roman" w:cs="Times New Roman"/>
+          <w:b/>
+          <w:bCs/>
+          <w:color w:val="000000"/>
+          <w:lang w:val="en-CA"/>
+        </w:rPr>
+        <w:t xml:space="preserve"> – add Windsor and Carleton</w:t>
+      </w:r>
+    </w:p>
+    <w:tbl>
+      <w:tblPr>
+        <w:tblW w:w="3900" w:type="dxa"/>
+        <w:tblLook w:val="04A0" w:firstRow="1" w:lastRow="0" w:firstColumn="1" w:lastColumn="0" w:noHBand="0" w:noVBand="1"/>
+      </w:tblPr>
+      <w:tblGrid>
+        <w:gridCol w:w="1300"/>
+        <w:gridCol w:w="1300"/>
+        <w:gridCol w:w="1300"/>
+      </w:tblGrid>
+      <w:tr>
+        <w:trPr>
+          <w:trHeight w:val="320"/>
+        </w:trPr>
+        <w:tc>
+          <w:tcPr>
+            <w:tcW w:w="1300" w:type="dxa"/>
+            <w:tcBorders>
+              <w:top w:val="nil"/>
+              <w:left w:val="nil"/>
+              <w:bottom w:val="nil"/>
+              <w:right w:val="nil"/>
+            </w:tcBorders>
+            <w:shd w:val="clear" w:color="000000" w:fill="F7C7AC"/>
+            <w:noWrap/>
+            <w:vAlign w:val="bottom"/>
+            <w:hideMark/>
+          </w:tcPr>
+          <w:p>
+            <w:pPr>
+              <w:rPr>
+                <w:rFonts w:ascii="Aptos Narrow" w:eastAsia="Times New Roman" w:hAnsi="Aptos Narrow" w:cs="Times New Roman"/>
+                <w:b/>
+                <w:bCs/>
+                <w:color w:val="000000"/>
+                <w:lang w:val="en-CA"/>
+              </w:rPr>
+            </w:pPr>
+            <w:r>
+              <w:rPr>
+                <w:rFonts w:ascii="Aptos Narrow" w:eastAsia="Times New Roman" w:hAnsi="Aptos Narrow" w:cs="Times New Roman"/>
+                <w:b/>
+                <w:bCs/>
+                <w:color w:val="000000"/>
+                <w:lang w:val="en-CA"/>
+              </w:rPr>
+              <w:t>PART 2</w:t>
+            </w:r>
+          </w:p>
+        </w:tc>
+        <w:tc>
+          <w:tcPr>
+            <w:tcW w:w="1300" w:type="dxa"/>
+            <w:tcBorders>
+              <w:top w:val="nil"/>
+              <w:left w:val="nil"/>
+              <w:bottom w:val="nil"/>
+              <w:right w:val="nil"/>
+            </w:tcBorders>
+            <w:noWrap/>
+            <w:vAlign w:val="bottom"/>
+            <w:hideMark/>
+          </w:tcPr>
+          <w:p>
+            <w:pPr>
+              <w:rPr>
+                <w:rFonts w:ascii="Aptos Narrow" w:eastAsia="Times New Roman" w:hAnsi="Aptos Narrow" w:cs="Times New Roman"/>
+                <w:b/>
+                <w:bCs/>
+                <w:color w:val="000000"/>
+                <w:lang w:val="en-CA"/>
+              </w:rPr>
+            </w:pPr>
+          </w:p>
+        </w:tc>
+        <w:tc>
+          <w:tcPr>
+            <w:tcW w:w="1300" w:type="dxa"/>
+            <w:tcBorders>
+              <w:top w:val="nil"/>
+              <w:left w:val="nil"/>
+              <w:bottom w:val="nil"/>
+              <w:right w:val="nil"/>
+            </w:tcBorders>
+            <w:noWrap/>
+            <w:vAlign w:val="bottom"/>
+            <w:hideMark/>
+          </w:tcPr>
+          <w:p>
+            <w:pPr>
+              <w:rPr>
+                <w:rFonts w:ascii="Times New Roman" w:eastAsia="Times New Roman" w:hAnsi="Times New Roman" w:cs="Times New Roman"/>
+                <w:sz w:val="20"/>
+                <w:szCs w:val="20"/>
+                <w:lang w:val="en-CA"/>
+              </w:rPr>
+            </w:pPr>
+          </w:p>
+        </w:tc>
+      </w:tr>
+      <w:tr>
+        <w:trPr>
+          <w:trHeight w:val="320"/>
+        </w:trPr>
+        <w:tc>
+          <w:tcPr>
+            <w:tcW w:w="1300" w:type="dxa"/>
+            <w:tcBorders>
+              <w:top w:val="nil"/>
+              <w:left w:val="nil"/>
+              <w:bottom w:val="nil"/>
+              <w:right w:val="nil"/>
+            </w:tcBorders>
+            <w:noWrap/>
+            <w:vAlign w:val="bottom"/>
+            <w:hideMark/>
+          </w:tcPr>
+          <w:p>
+            <w:pPr>
+              <w:rPr>
+                <w:rFonts w:ascii="Aptos Narrow" w:eastAsia="Times New Roman" w:hAnsi="Aptos Narrow" w:cs="Times New Roman"/>
+                <w:b/>
+                <w:bCs/>
+                <w:color w:val="000000"/>
+                <w:lang w:val="en-CA"/>
+              </w:rPr>
+            </w:pPr>
+            <w:r>
+              <w:rPr>
+                <w:rFonts w:ascii="Aptos Narrow" w:eastAsia="Times New Roman" w:hAnsi="Aptos Narrow" w:cs="Times New Roman"/>
+                <w:b/>
+                <w:bCs/>
+                <w:color w:val="000000"/>
+                <w:lang w:val="en-CA"/>
+              </w:rPr>
+              <w:t>LOW</w:t>
+            </w:r>
+          </w:p>
+        </w:tc>
+        <w:tc>
+          <w:tcPr>
+            <w:tcW w:w="1300" w:type="dxa"/>
+            <w:tcBorders>
+              <w:top w:val="nil"/>
+              <w:left w:val="nil"/>
+              <w:bottom w:val="nil"/>
+              <w:right w:val="nil"/>
+            </w:tcBorders>
+            <w:noWrap/>
+            <w:vAlign w:val="bottom"/>
+            <w:hideMark/>
+          </w:tcPr>
+          <w:p>
+            <w:pPr>
+              <w:rPr>
+                <w:rFonts w:ascii="Aptos Narrow" w:eastAsia="Times New Roman" w:hAnsi="Aptos Narrow" w:cs="Times New Roman"/>
+                <w:b/>
+                <w:bCs/>
+                <w:color w:val="000000"/>
+                <w:lang w:val="en-CA"/>
+              </w:rPr>
+            </w:pPr>
+            <w:r>
+              <w:rPr>
+                <w:rFonts w:ascii="Aptos Narrow" w:eastAsia="Times New Roman" w:hAnsi="Aptos Narrow" w:cs="Times New Roman"/>
+                <w:b/>
+                <w:bCs/>
+                <w:color w:val="000000"/>
+                <w:lang w:val="en-CA"/>
+              </w:rPr>
+              <w:t>HIGH</w:t>
+            </w:r>
+          </w:p>
+        </w:tc>
+        <w:tc>
+          <w:tcPr>
+            <w:tcW w:w="1300" w:type="dxa"/>
+            <w:tcBorders>
+              <w:top w:val="nil"/>
+              <w:left w:val="nil"/>
+              <w:bottom w:val="nil"/>
+              <w:right w:val="nil"/>
+            </w:tcBorders>
+            <w:noWrap/>
+            <w:vAlign w:val="bottom"/>
+            <w:hideMark/>
+          </w:tcPr>
+          <w:p>
+            <w:pPr>
+              <w:rPr>
+                <w:rFonts w:ascii="Aptos Narrow" w:eastAsia="Times New Roman" w:hAnsi="Aptos Narrow" w:cs="Times New Roman"/>
+                <w:b/>
+                <w:bCs/>
+                <w:color w:val="000000"/>
+                <w:lang w:val="en-CA"/>
+              </w:rPr>
+            </w:pPr>
+            <w:r>
+              <w:rPr>
+                <w:rFonts w:ascii="Aptos Narrow" w:eastAsia="Times New Roman" w:hAnsi="Aptos Narrow" w:cs="Times New Roman"/>
+                <w:b/>
+                <w:bCs/>
+                <w:color w:val="000000"/>
+                <w:lang w:val="en-CA"/>
+              </w:rPr>
+              <w:t>TOTAL</w:t>
+            </w:r>
+          </w:p>
+        </w:tc>
+      </w:tr>
+      <w:tr>
+        <w:trPr>
+          <w:trHeight w:val="320"/>
+        </w:trPr>
+        <w:tc>
+          <w:tcPr>
+            <w:tcW w:w="1300" w:type="dxa"/>
+            <w:tcBorders>
+              <w:top w:val="nil"/>
+              <w:left w:val="nil"/>
+              <w:bottom w:val="nil"/>
+              <w:right w:val="nil"/>
+            </w:tcBorders>
+            <w:noWrap/>
+            <w:vAlign w:val="bottom"/>
+            <w:hideMark/>
+          </w:tcPr>
+          <w:p>
+            <w:pPr>
+              <w:jc w:val="right"/>
+              <w:rPr>
+                <w:rFonts w:ascii="Aptos Narrow" w:eastAsia="Times New Roman" w:hAnsi="Aptos Narrow" w:cs="Times New Roman"/>
+                <w:color w:val="000000"/>
+                <w:lang w:val="en-CA"/>
+              </w:rPr>
+            </w:pPr>
+            <w:r>
+              <w:rPr>
+                <w:rFonts w:ascii="Aptos Narrow" w:eastAsia="Times New Roman" w:hAnsi="Aptos Narrow" w:cs="Times New Roman"/>
+                <w:color w:val="000000"/>
+                <w:lang w:val="en-CA"/>
+              </w:rPr>
+              <w:t>192</w:t>
+            </w:r>
+          </w:p>
+        </w:tc>
+        <w:tc>
+          <w:tcPr>
+            <w:tcW w:w="1300" w:type="dxa"/>
+            <w:tcBorders>
+              <w:top w:val="nil"/>
+              <w:left w:val="nil"/>
+              <w:bottom w:val="nil"/>
+              <w:right w:val="nil"/>
+            </w:tcBorders>
+            <w:noWrap/>
+            <w:vAlign w:val="bottom"/>
+            <w:hideMark/>
+          </w:tcPr>
+          <w:p>
+            <w:pPr>
+              <w:jc w:val="right"/>
+              <w:rPr>
+                <w:rFonts w:ascii="Aptos Narrow" w:eastAsia="Times New Roman" w:hAnsi="Aptos Narrow" w:cs="Times New Roman"/>
+                <w:color w:val="000000"/>
+                <w:lang w:val="en-CA"/>
+              </w:rPr>
+            </w:pPr>
+            <w:r>
+              <w:rPr>
+                <w:rFonts w:ascii="Aptos Narrow" w:eastAsia="Times New Roman" w:hAnsi="Aptos Narrow" w:cs="Times New Roman"/>
+                <w:color w:val="000000"/>
+                <w:lang w:val="en-CA"/>
+              </w:rPr>
+              <w:t>209</w:t>
+            </w:r>
+          </w:p>
+        </w:tc>
+        <w:tc>
+          <w:tcPr>
+            <w:tcW w:w="1300" w:type="dxa"/>
+            <w:tcBorders>
+              <w:top w:val="nil"/>
+              <w:left w:val="nil"/>
+              <w:bottom w:val="nil"/>
+              <w:right w:val="nil"/>
+            </w:tcBorders>
+            <w:noWrap/>
+            <w:vAlign w:val="bottom"/>
+            <w:hideMark/>
+          </w:tcPr>
+          <w:p>
+            <w:pPr>
+              <w:jc w:val="right"/>
+              <w:rPr>
+                <w:rFonts w:ascii="Aptos Narrow" w:eastAsia="Times New Roman" w:hAnsi="Aptos Narrow" w:cs="Times New Roman"/>
+                <w:color w:val="000000"/>
+                <w:lang w:val="en-CA"/>
+              </w:rPr>
+            </w:pPr>
+            <w:r>
+              <w:rPr>
+                <w:rFonts w:ascii="Aptos Narrow" w:eastAsia="Times New Roman" w:hAnsi="Aptos Narrow" w:cs="Times New Roman"/>
+                <w:color w:val="000000"/>
+                <w:lang w:val="en-CA"/>
+              </w:rPr>
+              <w:t>401</w:t>
+            </w:r>
+          </w:p>
+        </w:tc>
+      </w:tr>
+      <w:tr>
+        <w:trPr>
+          <w:trHeight w:val="320"/>
+        </w:trPr>
+        <w:tc>
+          <w:tcPr>
+            <w:tcW w:w="1300" w:type="dxa"/>
+            <w:tcBorders>
+              <w:top w:val="nil"/>
+              <w:left w:val="nil"/>
+              <w:bottom w:val="nil"/>
+              <w:right w:val="nil"/>
+            </w:tcBorders>
+            <w:noWrap/>
+            <w:vAlign w:val="bottom"/>
+            <w:hideMark/>
+          </w:tcPr>
+          <w:p>
+            <w:pPr>
+              <w:jc w:val="right"/>
+              <w:rPr>
+                <w:rFonts w:ascii="Aptos Narrow" w:eastAsia="Times New Roman" w:hAnsi="Aptos Narrow" w:cs="Times New Roman"/>
+                <w:color w:val="000000"/>
+                <w:lang w:val="en-CA"/>
+              </w:rPr>
+            </w:pPr>
+          </w:p>
+        </w:tc>
+        <w:tc>
+          <w:tcPr>
+            <w:tcW w:w="1300" w:type="dxa"/>
+            <w:tcBorders>
+              <w:top w:val="nil"/>
+              <w:left w:val="nil"/>
+              <w:bottom w:val="nil"/>
+              <w:right w:val="nil"/>
+            </w:tcBorders>
+            <w:noWrap/>
+            <w:vAlign w:val="bottom"/>
+            <w:hideMark/>
+          </w:tcPr>
+          <w:p>
+            <w:pPr>
+              <w:rPr>
+                <w:rFonts w:ascii="Times New Roman" w:eastAsia="Times New Roman" w:hAnsi="Times New Roman" w:cs="Times New Roman"/>
+                <w:sz w:val="20"/>
+                <w:szCs w:val="20"/>
+                <w:lang w:val="en-CA"/>
+              </w:rPr>
+            </w:pPr>
+          </w:p>
+        </w:tc>
+        <w:tc>
+          <w:tcPr>
+            <w:tcW w:w="1300" w:type="dxa"/>
+            <w:tcBorders>
+              <w:top w:val="nil"/>
+              <w:left w:val="nil"/>
+              <w:bottom w:val="nil"/>
+              <w:right w:val="nil"/>
+            </w:tcBorders>
+            <w:noWrap/>
+            <w:vAlign w:val="bottom"/>
+            <w:hideMark/>
+          </w:tcPr>
+          <w:p>
+            <w:pPr>
+              <w:rPr>
+                <w:rFonts w:ascii="Times New Roman" w:eastAsia="Times New Roman" w:hAnsi="Times New Roman" w:cs="Times New Roman"/>
+                <w:sz w:val="20"/>
+                <w:szCs w:val="20"/>
+                <w:lang w:val="en-CA"/>
+              </w:rPr>
+            </w:pPr>
+          </w:p>
+        </w:tc>
+      </w:tr>
+    </w:tbl>
+    <w:p>
+      <w:pPr>
+        <w:spacing w:before="100" w:beforeAutospacing="1" w:after="100" w:afterAutospacing="1"/>
+        <w:rPr>
+          <w:rFonts w:ascii="Times New Roman" w:eastAsia="Times New Roman" w:hAnsi="Times New Roman" w:cs="Times New Roman"/>
+          <w:color w:val="000000"/>
+          <w:lang w:val="en-CA"/>
+        </w:rPr>
+      </w:pPr>
+      <w:r>
+        <w:rPr>
+          <w:rFonts w:ascii="-webkit-standard" w:hAnsi="-webkit-standard"/>
+          <w:color w:val="000000"/>
+          <w:sz w:val="27"/>
+          <w:szCs w:val="27"/>
+          <w:lang w:val="en-CA"/>
+        </w:rPr>
+        <w:t xml:space="preserve">“Even after increasing the training sample to ~400 observations and tuning hyperparameters, model performance remained unstable across folds, with substantial variation in class-specific F1 scores. </w:t>
+      </w:r>
+      <w:r>
+        <w:rPr>
+          <w:rFonts w:ascii="-webkit-standard" w:hAnsi="-webkit-standard"/>
+          <w:color w:val="000000"/>
+          <w:sz w:val="27"/>
+          <w:szCs w:val="27"/>
+          <w:lang w:val="en-CA"/>
+        </w:rPr>
+        <w:t>This suggests that the classification boundary between dependence and non-dependence is not strongly encoded in the textual features alone.”</w:t>
+      </w:r>
     </w:p>
     <w:p>
       <w:pPr>
@@ -9185,20 +9626,9 @@
           <w:color w:val="212529"/>
           <w:lang w:val="en-CA"/>
         </w:rPr>
+        <w:lastRenderedPageBreak/>
         <w:t>Use your trained model to predict labels on a target corpus.</w:t>
       </w:r>
-    </w:p>
-    <w:p>
-      <w:pPr>
-        <w:pStyle w:val="ListParagraph"/>
-        <w:rPr>
-          <w:rFonts w:eastAsia="Times New Roman" w:cs="Segoe UI"/>
-          <w:b/>
-          <w:bCs/>
-          <w:color w:val="212529"/>
-          <w:lang w:val="en-CA"/>
-        </w:rPr>
-      </w:pPr>
     </w:p>
     <w:p>
       <w:pPr>
